--- a/storage/Course_work.docx
+++ b/storage/Course_work.docx
@@ -285,7 +285,6 @@
           <w:rFonts w:ascii="Times New Roman" w:hAnsi="Times New Roman" w:cs="Times New Roman"/>
           <w:sz w:val="28"/>
           <w:szCs w:val="28"/>
-          <w:lang w:val="en-US"/>
         </w:rPr>
         <w:t>231</w:t>
       </w:r>
@@ -620,13 +619,13 @@
             </w:rPr>
             <w:fldChar w:fldCharType="separate"/>
           </w:r>
-          <w:hyperlink w:anchor="_Toc227654487" w:history="1">
+          <w:hyperlink w:anchor="_Toc227737137" w:history="1">
             <w:r>
               <w:rPr>
                 <w:rStyle w:val="a4"/>
                 <w:noProof/>
               </w:rPr>
-              <w:t>Введение</w:t>
+              <w:t>ВВЕДЕНИЕ</w:t>
             </w:r>
             <w:r>
               <w:rPr>
@@ -647,7 +646,7 @@
                 <w:noProof/>
                 <w:webHidden/>
               </w:rPr>
-              <w:instrText xml:space="preserve"> PAGEREF _Toc227654487 \h </w:instrText>
+              <w:instrText xml:space="preserve"> PAGEREF _Toc227737137 \h </w:instrText>
             </w:r>
             <w:r>
               <w:rPr>
@@ -690,13 +689,13 @@
               <w:lang w:eastAsia="ru-RU"/>
             </w:rPr>
           </w:pPr>
-          <w:hyperlink w:anchor="_Toc227654488" w:history="1">
+          <w:hyperlink w:anchor="_Toc227737138" w:history="1">
             <w:r>
               <w:rPr>
                 <w:rStyle w:val="a4"/>
                 <w:noProof/>
               </w:rPr>
-              <w:t>Теоретическая часть</w:t>
+              <w:t>1. ТЕОРЕТИЧЕСКАЯ ЧАСТЬ</w:t>
             </w:r>
             <w:r>
               <w:rPr>
@@ -717,7 +716,7 @@
                 <w:noProof/>
                 <w:webHidden/>
               </w:rPr>
-              <w:instrText xml:space="preserve"> PAGEREF _Toc227654488 \h </w:instrText>
+              <w:instrText xml:space="preserve"> PAGEREF _Toc227737138 \h </w:instrText>
             </w:r>
             <w:r>
               <w:rPr>
@@ -737,7 +736,810 @@
                 <w:noProof/>
                 <w:webHidden/>
               </w:rPr>
-              <w:t>4</w:t>
+              <w:t>5</w:t>
+            </w:r>
+            <w:r>
+              <w:rPr>
+                <w:noProof/>
+                <w:webHidden/>
+              </w:rPr>
+              <w:fldChar w:fldCharType="end"/>
+            </w:r>
+          </w:hyperlink>
+        </w:p>
+        <w:p>
+          <w:pPr>
+            <w:pStyle w:val="31"/>
+            <w:tabs>
+              <w:tab w:val="right" w:leader="dot" w:pos="9345"/>
+            </w:tabs>
+            <w:rPr>
+              <w:rFonts w:eastAsiaTheme="minorEastAsia"/>
+              <w:noProof/>
+              <w:lang w:eastAsia="ru-RU"/>
+            </w:rPr>
+          </w:pPr>
+          <w:hyperlink w:anchor="_Toc227737139" w:history="1">
+            <w:r>
+              <w:rPr>
+                <w:rStyle w:val="a4"/>
+                <w:rFonts w:ascii="Arial" w:hAnsi="Arial" w:cs="Arial"/>
+                <w:noProof/>
+                <w:spacing w:val="-5"/>
+                <w:bdr w:val="single" w:sz="2" w:space="0" w:color="E3E3E3" w:frame="1"/>
+              </w:rPr>
+              <w:t>1.1 Анализ предметной области</w:t>
+            </w:r>
+            <w:r>
+              <w:rPr>
+                <w:noProof/>
+                <w:webHidden/>
+              </w:rPr>
+              <w:tab/>
+            </w:r>
+            <w:r>
+              <w:rPr>
+                <w:noProof/>
+                <w:webHidden/>
+              </w:rPr>
+              <w:fldChar w:fldCharType="begin"/>
+            </w:r>
+            <w:r>
+              <w:rPr>
+                <w:noProof/>
+                <w:webHidden/>
+              </w:rPr>
+              <w:instrText xml:space="preserve"> PAGEREF _Toc227737139 \h </w:instrText>
+            </w:r>
+            <w:r>
+              <w:rPr>
+                <w:noProof/>
+                <w:webHidden/>
+              </w:rPr>
+            </w:r>
+            <w:r>
+              <w:rPr>
+                <w:noProof/>
+                <w:webHidden/>
+              </w:rPr>
+              <w:fldChar w:fldCharType="separate"/>
+            </w:r>
+            <w:r>
+              <w:rPr>
+                <w:noProof/>
+                <w:webHidden/>
+              </w:rPr>
+              <w:t>5</w:t>
+            </w:r>
+            <w:r>
+              <w:rPr>
+                <w:noProof/>
+                <w:webHidden/>
+              </w:rPr>
+              <w:fldChar w:fldCharType="end"/>
+            </w:r>
+          </w:hyperlink>
+        </w:p>
+        <w:p>
+          <w:pPr>
+            <w:pStyle w:val="31"/>
+            <w:tabs>
+              <w:tab w:val="right" w:leader="dot" w:pos="9345"/>
+            </w:tabs>
+            <w:rPr>
+              <w:rFonts w:eastAsiaTheme="minorEastAsia"/>
+              <w:noProof/>
+              <w:lang w:eastAsia="ru-RU"/>
+            </w:rPr>
+          </w:pPr>
+          <w:hyperlink w:anchor="_Toc227737140" w:history="1">
+            <w:r>
+              <w:rPr>
+                <w:rStyle w:val="a4"/>
+                <w:rFonts w:ascii="Arial" w:hAnsi="Arial" w:cs="Arial"/>
+                <w:noProof/>
+                <w:spacing w:val="-5"/>
+                <w:bdr w:val="single" w:sz="2" w:space="0" w:color="E3E3E3" w:frame="1"/>
+              </w:rPr>
+              <w:t>1.2 Сбор и анализ требований</w:t>
+            </w:r>
+            <w:r>
+              <w:rPr>
+                <w:noProof/>
+                <w:webHidden/>
+              </w:rPr>
+              <w:tab/>
+            </w:r>
+            <w:r>
+              <w:rPr>
+                <w:noProof/>
+                <w:webHidden/>
+              </w:rPr>
+              <w:fldChar w:fldCharType="begin"/>
+            </w:r>
+            <w:r>
+              <w:rPr>
+                <w:noProof/>
+                <w:webHidden/>
+              </w:rPr>
+              <w:instrText xml:space="preserve"> PAGEREF _Toc227737140 \h </w:instrText>
+            </w:r>
+            <w:r>
+              <w:rPr>
+                <w:noProof/>
+                <w:webHidden/>
+              </w:rPr>
+            </w:r>
+            <w:r>
+              <w:rPr>
+                <w:noProof/>
+                <w:webHidden/>
+              </w:rPr>
+              <w:fldChar w:fldCharType="separate"/>
+            </w:r>
+            <w:r>
+              <w:rPr>
+                <w:noProof/>
+                <w:webHidden/>
+              </w:rPr>
+              <w:t>5</w:t>
+            </w:r>
+            <w:r>
+              <w:rPr>
+                <w:noProof/>
+                <w:webHidden/>
+              </w:rPr>
+              <w:fldChar w:fldCharType="end"/>
+            </w:r>
+          </w:hyperlink>
+        </w:p>
+        <w:p>
+          <w:pPr>
+            <w:pStyle w:val="31"/>
+            <w:tabs>
+              <w:tab w:val="right" w:leader="dot" w:pos="9345"/>
+            </w:tabs>
+            <w:rPr>
+              <w:rFonts w:eastAsiaTheme="minorEastAsia"/>
+              <w:noProof/>
+              <w:lang w:eastAsia="ru-RU"/>
+            </w:rPr>
+          </w:pPr>
+          <w:hyperlink w:anchor="_Toc227737141" w:history="1">
+            <w:r>
+              <w:rPr>
+                <w:rStyle w:val="a4"/>
+                <w:rFonts w:ascii="Arial" w:hAnsi="Arial" w:cs="Arial"/>
+                <w:noProof/>
+                <w:spacing w:val="-5"/>
+                <w:bdr w:val="single" w:sz="2" w:space="0" w:color="E3E3E3" w:frame="1"/>
+              </w:rPr>
+              <w:t>1.3 Архитектурное проектирование</w:t>
+            </w:r>
+            <w:r>
+              <w:rPr>
+                <w:noProof/>
+                <w:webHidden/>
+              </w:rPr>
+              <w:tab/>
+            </w:r>
+            <w:r>
+              <w:rPr>
+                <w:noProof/>
+                <w:webHidden/>
+              </w:rPr>
+              <w:fldChar w:fldCharType="begin"/>
+            </w:r>
+            <w:r>
+              <w:rPr>
+                <w:noProof/>
+                <w:webHidden/>
+              </w:rPr>
+              <w:instrText xml:space="preserve"> PAGEREF _Toc227737141 \h </w:instrText>
+            </w:r>
+            <w:r>
+              <w:rPr>
+                <w:noProof/>
+                <w:webHidden/>
+              </w:rPr>
+            </w:r>
+            <w:r>
+              <w:rPr>
+                <w:noProof/>
+                <w:webHidden/>
+              </w:rPr>
+              <w:fldChar w:fldCharType="separate"/>
+            </w:r>
+            <w:r>
+              <w:rPr>
+                <w:noProof/>
+                <w:webHidden/>
+              </w:rPr>
+              <w:t>6</w:t>
+            </w:r>
+            <w:r>
+              <w:rPr>
+                <w:noProof/>
+                <w:webHidden/>
+              </w:rPr>
+              <w:fldChar w:fldCharType="end"/>
+            </w:r>
+          </w:hyperlink>
+        </w:p>
+        <w:p>
+          <w:pPr>
+            <w:pStyle w:val="31"/>
+            <w:tabs>
+              <w:tab w:val="right" w:leader="dot" w:pos="9345"/>
+            </w:tabs>
+            <w:rPr>
+              <w:rFonts w:eastAsiaTheme="minorEastAsia"/>
+              <w:noProof/>
+              <w:lang w:eastAsia="ru-RU"/>
+            </w:rPr>
+          </w:pPr>
+          <w:hyperlink w:anchor="_Toc227737142" w:history="1">
+            <w:r>
+              <w:rPr>
+                <w:rStyle w:val="a4"/>
+                <w:rFonts w:ascii="Arial" w:hAnsi="Arial" w:cs="Arial"/>
+                <w:noProof/>
+                <w:spacing w:val="-5"/>
+                <w:bdr w:val="single" w:sz="2" w:space="0" w:color="E3E3E3" w:frame="1"/>
+              </w:rPr>
+              <w:t>1.4 Детальное проектирование с использованием UML диаграмм</w:t>
+            </w:r>
+            <w:r>
+              <w:rPr>
+                <w:noProof/>
+                <w:webHidden/>
+              </w:rPr>
+              <w:tab/>
+            </w:r>
+            <w:r>
+              <w:rPr>
+                <w:noProof/>
+                <w:webHidden/>
+              </w:rPr>
+              <w:fldChar w:fldCharType="begin"/>
+            </w:r>
+            <w:r>
+              <w:rPr>
+                <w:noProof/>
+                <w:webHidden/>
+              </w:rPr>
+              <w:instrText xml:space="preserve"> PAGEREF _Toc227737142 \h </w:instrText>
+            </w:r>
+            <w:r>
+              <w:rPr>
+                <w:noProof/>
+                <w:webHidden/>
+              </w:rPr>
+            </w:r>
+            <w:r>
+              <w:rPr>
+                <w:noProof/>
+                <w:webHidden/>
+              </w:rPr>
+              <w:fldChar w:fldCharType="separate"/>
+            </w:r>
+            <w:r>
+              <w:rPr>
+                <w:noProof/>
+                <w:webHidden/>
+              </w:rPr>
+              <w:t>6</w:t>
+            </w:r>
+            <w:r>
+              <w:rPr>
+                <w:noProof/>
+                <w:webHidden/>
+              </w:rPr>
+              <w:fldChar w:fldCharType="end"/>
+            </w:r>
+          </w:hyperlink>
+        </w:p>
+        <w:p>
+          <w:pPr>
+            <w:pStyle w:val="21"/>
+            <w:tabs>
+              <w:tab w:val="right" w:leader="dot" w:pos="9345"/>
+            </w:tabs>
+            <w:rPr>
+              <w:rFonts w:eastAsiaTheme="minorEastAsia"/>
+              <w:noProof/>
+              <w:lang w:eastAsia="ru-RU"/>
+            </w:rPr>
+          </w:pPr>
+          <w:hyperlink w:anchor="_Toc227737143" w:history="1">
+            <w:r>
+              <w:rPr>
+                <w:rStyle w:val="a4"/>
+                <w:rFonts w:ascii="Arial" w:hAnsi="Arial" w:cs="Arial"/>
+                <w:noProof/>
+                <w:spacing w:val="-5"/>
+                <w:bdr w:val="single" w:sz="2" w:space="0" w:color="E3E3E3" w:frame="1"/>
+              </w:rPr>
+              <w:t>2. ПРАКТИЧЕСКАЯ ЧАСТЬ</w:t>
+            </w:r>
+            <w:r>
+              <w:rPr>
+                <w:noProof/>
+                <w:webHidden/>
+              </w:rPr>
+              <w:tab/>
+            </w:r>
+            <w:r>
+              <w:rPr>
+                <w:noProof/>
+                <w:webHidden/>
+              </w:rPr>
+              <w:fldChar w:fldCharType="begin"/>
+            </w:r>
+            <w:r>
+              <w:rPr>
+                <w:noProof/>
+                <w:webHidden/>
+              </w:rPr>
+              <w:instrText xml:space="preserve"> PAGEREF _Toc227737143 \h </w:instrText>
+            </w:r>
+            <w:r>
+              <w:rPr>
+                <w:noProof/>
+                <w:webHidden/>
+              </w:rPr>
+            </w:r>
+            <w:r>
+              <w:rPr>
+                <w:noProof/>
+                <w:webHidden/>
+              </w:rPr>
+              <w:fldChar w:fldCharType="separate"/>
+            </w:r>
+            <w:r>
+              <w:rPr>
+                <w:noProof/>
+                <w:webHidden/>
+              </w:rPr>
+              <w:t>7</w:t>
+            </w:r>
+            <w:r>
+              <w:rPr>
+                <w:noProof/>
+                <w:webHidden/>
+              </w:rPr>
+              <w:fldChar w:fldCharType="end"/>
+            </w:r>
+          </w:hyperlink>
+        </w:p>
+        <w:p>
+          <w:pPr>
+            <w:pStyle w:val="31"/>
+            <w:tabs>
+              <w:tab w:val="right" w:leader="dot" w:pos="9345"/>
+            </w:tabs>
+            <w:rPr>
+              <w:rFonts w:eastAsiaTheme="minorEastAsia"/>
+              <w:noProof/>
+              <w:lang w:eastAsia="ru-RU"/>
+            </w:rPr>
+          </w:pPr>
+          <w:hyperlink w:anchor="_Toc227737144" w:history="1">
+            <w:r>
+              <w:rPr>
+                <w:rStyle w:val="a4"/>
+                <w:rFonts w:ascii="Arial" w:hAnsi="Arial" w:cs="Arial"/>
+                <w:noProof/>
+                <w:spacing w:val="-5"/>
+                <w:bdr w:val="single" w:sz="2" w:space="0" w:color="E3E3E3" w:frame="1"/>
+              </w:rPr>
+              <w:t>Ключевые реализованные модули:</w:t>
+            </w:r>
+            <w:r>
+              <w:rPr>
+                <w:noProof/>
+                <w:webHidden/>
+              </w:rPr>
+              <w:tab/>
+            </w:r>
+            <w:r>
+              <w:rPr>
+                <w:noProof/>
+                <w:webHidden/>
+              </w:rPr>
+              <w:fldChar w:fldCharType="begin"/>
+            </w:r>
+            <w:r>
+              <w:rPr>
+                <w:noProof/>
+                <w:webHidden/>
+              </w:rPr>
+              <w:instrText xml:space="preserve"> PAGEREF _Toc227737144 \h </w:instrText>
+            </w:r>
+            <w:r>
+              <w:rPr>
+                <w:noProof/>
+                <w:webHidden/>
+              </w:rPr>
+            </w:r>
+            <w:r>
+              <w:rPr>
+                <w:noProof/>
+                <w:webHidden/>
+              </w:rPr>
+              <w:fldChar w:fldCharType="separate"/>
+            </w:r>
+            <w:r>
+              <w:rPr>
+                <w:noProof/>
+                <w:webHidden/>
+              </w:rPr>
+              <w:t>7</w:t>
+            </w:r>
+            <w:r>
+              <w:rPr>
+                <w:noProof/>
+                <w:webHidden/>
+              </w:rPr>
+              <w:fldChar w:fldCharType="end"/>
+            </w:r>
+          </w:hyperlink>
+        </w:p>
+        <w:p>
+          <w:pPr>
+            <w:pStyle w:val="31"/>
+            <w:tabs>
+              <w:tab w:val="right" w:leader="dot" w:pos="9345"/>
+            </w:tabs>
+            <w:rPr>
+              <w:rFonts w:eastAsiaTheme="minorEastAsia"/>
+              <w:noProof/>
+              <w:lang w:eastAsia="ru-RU"/>
+            </w:rPr>
+          </w:pPr>
+          <w:hyperlink w:anchor="_Toc227737145" w:history="1">
+            <w:r>
+              <w:rPr>
+                <w:rStyle w:val="a4"/>
+                <w:rFonts w:ascii="Arial" w:hAnsi="Arial" w:cs="Arial"/>
+                <w:noProof/>
+                <w:spacing w:val="-5"/>
+                <w:bdr w:val="single" w:sz="2" w:space="0" w:color="E3E3E3" w:frame="1"/>
+              </w:rPr>
+              <w:t>Тестирование и оценка качества</w:t>
+            </w:r>
+            <w:r>
+              <w:rPr>
+                <w:noProof/>
+                <w:webHidden/>
+              </w:rPr>
+              <w:tab/>
+            </w:r>
+            <w:r>
+              <w:rPr>
+                <w:noProof/>
+                <w:webHidden/>
+              </w:rPr>
+              <w:fldChar w:fldCharType="begin"/>
+            </w:r>
+            <w:r>
+              <w:rPr>
+                <w:noProof/>
+                <w:webHidden/>
+              </w:rPr>
+              <w:instrText xml:space="preserve"> PAGEREF _Toc227737145 \h </w:instrText>
+            </w:r>
+            <w:r>
+              <w:rPr>
+                <w:noProof/>
+                <w:webHidden/>
+              </w:rPr>
+            </w:r>
+            <w:r>
+              <w:rPr>
+                <w:noProof/>
+                <w:webHidden/>
+              </w:rPr>
+              <w:fldChar w:fldCharType="separate"/>
+            </w:r>
+            <w:r>
+              <w:rPr>
+                <w:noProof/>
+                <w:webHidden/>
+              </w:rPr>
+              <w:t>7</w:t>
+            </w:r>
+            <w:r>
+              <w:rPr>
+                <w:noProof/>
+                <w:webHidden/>
+              </w:rPr>
+              <w:fldChar w:fldCharType="end"/>
+            </w:r>
+          </w:hyperlink>
+        </w:p>
+        <w:p>
+          <w:pPr>
+            <w:pStyle w:val="21"/>
+            <w:tabs>
+              <w:tab w:val="right" w:leader="dot" w:pos="9345"/>
+            </w:tabs>
+            <w:rPr>
+              <w:rFonts w:eastAsiaTheme="minorEastAsia"/>
+              <w:noProof/>
+              <w:lang w:eastAsia="ru-RU"/>
+            </w:rPr>
+          </w:pPr>
+          <w:hyperlink w:anchor="_Toc227737146" w:history="1">
+            <w:r>
+              <w:rPr>
+                <w:rStyle w:val="a4"/>
+                <w:rFonts w:ascii="Arial" w:hAnsi="Arial" w:cs="Arial"/>
+                <w:noProof/>
+                <w:spacing w:val="-5"/>
+                <w:bdr w:val="single" w:sz="2" w:space="0" w:color="E3E3E3" w:frame="1"/>
+              </w:rPr>
+              <w:t>БИБЛИОГРАФИЧЕСКИЙ СПИСОК</w:t>
+            </w:r>
+            <w:r>
+              <w:rPr>
+                <w:noProof/>
+                <w:webHidden/>
+              </w:rPr>
+              <w:tab/>
+            </w:r>
+            <w:r>
+              <w:rPr>
+                <w:noProof/>
+                <w:webHidden/>
+              </w:rPr>
+              <w:fldChar w:fldCharType="begin"/>
+            </w:r>
+            <w:r>
+              <w:rPr>
+                <w:noProof/>
+                <w:webHidden/>
+              </w:rPr>
+              <w:instrText xml:space="preserve"> PAGEREF _Toc227737146 \h </w:instrText>
+            </w:r>
+            <w:r>
+              <w:rPr>
+                <w:noProof/>
+                <w:webHidden/>
+              </w:rPr>
+            </w:r>
+            <w:r>
+              <w:rPr>
+                <w:noProof/>
+                <w:webHidden/>
+              </w:rPr>
+              <w:fldChar w:fldCharType="separate"/>
+            </w:r>
+            <w:r>
+              <w:rPr>
+                <w:noProof/>
+                <w:webHidden/>
+              </w:rPr>
+              <w:t>8</w:t>
+            </w:r>
+            <w:r>
+              <w:rPr>
+                <w:noProof/>
+                <w:webHidden/>
+              </w:rPr>
+              <w:fldChar w:fldCharType="end"/>
+            </w:r>
+          </w:hyperlink>
+        </w:p>
+        <w:p>
+          <w:pPr>
+            <w:pStyle w:val="21"/>
+            <w:tabs>
+              <w:tab w:val="right" w:leader="dot" w:pos="9345"/>
+            </w:tabs>
+            <w:rPr>
+              <w:rFonts w:eastAsiaTheme="minorEastAsia"/>
+              <w:noProof/>
+              <w:lang w:eastAsia="ru-RU"/>
+            </w:rPr>
+          </w:pPr>
+          <w:hyperlink w:anchor="_Toc227737147" w:history="1">
+            <w:r>
+              <w:rPr>
+                <w:rStyle w:val="a4"/>
+                <w:rFonts w:ascii="Arial" w:hAnsi="Arial" w:cs="Arial"/>
+                <w:noProof/>
+                <w:spacing w:val="-5"/>
+                <w:bdr w:val="single" w:sz="2" w:space="0" w:color="E3E3E3" w:frame="1"/>
+              </w:rPr>
+              <w:t>ЗАКЛЮЧЕНИЕ</w:t>
+            </w:r>
+            <w:r>
+              <w:rPr>
+                <w:noProof/>
+                <w:webHidden/>
+              </w:rPr>
+              <w:tab/>
+            </w:r>
+            <w:r>
+              <w:rPr>
+                <w:noProof/>
+                <w:webHidden/>
+              </w:rPr>
+              <w:fldChar w:fldCharType="begin"/>
+            </w:r>
+            <w:r>
+              <w:rPr>
+                <w:noProof/>
+                <w:webHidden/>
+              </w:rPr>
+              <w:instrText xml:space="preserve"> PAGEREF _Toc227737147 \h </w:instrText>
+            </w:r>
+            <w:r>
+              <w:rPr>
+                <w:noProof/>
+                <w:webHidden/>
+              </w:rPr>
+            </w:r>
+            <w:r>
+              <w:rPr>
+                <w:noProof/>
+                <w:webHidden/>
+              </w:rPr>
+              <w:fldChar w:fldCharType="separate"/>
+            </w:r>
+            <w:r>
+              <w:rPr>
+                <w:noProof/>
+                <w:webHidden/>
+              </w:rPr>
+              <w:t>8</w:t>
+            </w:r>
+            <w:r>
+              <w:rPr>
+                <w:noProof/>
+                <w:webHidden/>
+              </w:rPr>
+              <w:fldChar w:fldCharType="end"/>
+            </w:r>
+          </w:hyperlink>
+        </w:p>
+        <w:p>
+          <w:pPr>
+            <w:pStyle w:val="21"/>
+            <w:tabs>
+              <w:tab w:val="right" w:leader="dot" w:pos="9345"/>
+            </w:tabs>
+            <w:rPr>
+              <w:rFonts w:eastAsiaTheme="minorEastAsia"/>
+              <w:noProof/>
+              <w:lang w:eastAsia="ru-RU"/>
+            </w:rPr>
+          </w:pPr>
+          <w:hyperlink w:anchor="_Toc227737148" w:history="1">
+            <w:r>
+              <w:rPr>
+                <w:rStyle w:val="a4"/>
+                <w:rFonts w:ascii="Arial" w:hAnsi="Arial" w:cs="Arial"/>
+                <w:noProof/>
+                <w:spacing w:val="-5"/>
+                <w:bdr w:val="single" w:sz="2" w:space="0" w:color="E3E3E3" w:frame="1"/>
+              </w:rPr>
+              <w:t>ПРИЛОЖЕНИЯ</w:t>
+            </w:r>
+            <w:r>
+              <w:rPr>
+                <w:noProof/>
+                <w:webHidden/>
+              </w:rPr>
+              <w:tab/>
+            </w:r>
+            <w:r>
+              <w:rPr>
+                <w:noProof/>
+                <w:webHidden/>
+              </w:rPr>
+              <w:fldChar w:fldCharType="begin"/>
+            </w:r>
+            <w:r>
+              <w:rPr>
+                <w:noProof/>
+                <w:webHidden/>
+              </w:rPr>
+              <w:instrText xml:space="preserve"> PAGEREF _Toc227737148 \h </w:instrText>
+            </w:r>
+            <w:r>
+              <w:rPr>
+                <w:noProof/>
+                <w:webHidden/>
+              </w:rPr>
+            </w:r>
+            <w:r>
+              <w:rPr>
+                <w:noProof/>
+                <w:webHidden/>
+              </w:rPr>
+              <w:fldChar w:fldCharType="separate"/>
+            </w:r>
+            <w:r>
+              <w:rPr>
+                <w:noProof/>
+                <w:webHidden/>
+              </w:rPr>
+              <w:t>9</w:t>
+            </w:r>
+            <w:r>
+              <w:rPr>
+                <w:noProof/>
+                <w:webHidden/>
+              </w:rPr>
+              <w:fldChar w:fldCharType="end"/>
+            </w:r>
+          </w:hyperlink>
+        </w:p>
+        <w:p>
+          <w:pPr>
+            <w:pStyle w:val="31"/>
+            <w:tabs>
+              <w:tab w:val="right" w:leader="dot" w:pos="9345"/>
+            </w:tabs>
+            <w:rPr>
+              <w:rFonts w:eastAsiaTheme="minorEastAsia"/>
+              <w:noProof/>
+              <w:lang w:eastAsia="ru-RU"/>
+            </w:rPr>
+          </w:pPr>
+          <w:hyperlink w:anchor="_Toc227737149" w:history="1">
+            <w:r>
+              <w:rPr>
+                <w:rStyle w:val="a4"/>
+                <w:rFonts w:ascii="Arial" w:hAnsi="Arial" w:cs="Arial"/>
+                <w:noProof/>
+                <w:spacing w:val="-5"/>
+                <w:bdr w:val="single" w:sz="2" w:space="0" w:color="E3E3E3" w:frame="1"/>
+              </w:rPr>
+              <w:t>Приложение А</w:t>
+            </w:r>
+            <w:r>
+              <w:rPr>
+                <w:noProof/>
+                <w:webHidden/>
+              </w:rPr>
+              <w:tab/>
+            </w:r>
+            <w:r>
+              <w:rPr>
+                <w:noProof/>
+                <w:webHidden/>
+              </w:rPr>
+              <w:fldChar w:fldCharType="begin"/>
+            </w:r>
+            <w:r>
+              <w:rPr>
+                <w:noProof/>
+                <w:webHidden/>
+              </w:rPr>
+              <w:instrText xml:space="preserve"> PAGEREF _Toc227737149 \h </w:instrText>
+            </w:r>
+            <w:r>
+              <w:rPr>
+                <w:noProof/>
+                <w:webHidden/>
+              </w:rPr>
+            </w:r>
+            <w:r>
+              <w:rPr>
+                <w:noProof/>
+                <w:webHidden/>
+              </w:rPr>
+              <w:fldChar w:fldCharType="separate"/>
+            </w:r>
+            <w:r>
+              <w:rPr>
+                <w:noProof/>
+                <w:webHidden/>
+              </w:rPr>
+              <w:t>9</w:t>
             </w:r>
             <w:r>
               <w:rPr>
@@ -760,7 +1562,7 @@
               <w:lang w:eastAsia="ru-RU"/>
             </w:rPr>
           </w:pPr>
-          <w:hyperlink w:anchor="_Toc227654489" w:history="1">
+          <w:hyperlink w:anchor="_Toc227737150" w:history="1">
             <w:r>
               <w:rPr>
                 <w:rStyle w:val="a4"/>
@@ -787,7 +1589,7 @@
                 <w:noProof/>
                 <w:webHidden/>
               </w:rPr>
-              <w:instrText xml:space="preserve"> PAGEREF _Toc227654489 \h </w:instrText>
+              <w:instrText xml:space="preserve"> PAGEREF _Toc227737150 \h </w:instrText>
             </w:r>
             <w:r>
               <w:rPr>
@@ -807,7 +1609,7 @@
                 <w:noProof/>
                 <w:webHidden/>
               </w:rPr>
-              <w:t>6</w:t>
+              <w:t>11</w:t>
             </w:r>
             <w:r>
               <w:rPr>
@@ -830,7 +1632,7 @@
               <w:lang w:eastAsia="ru-RU"/>
             </w:rPr>
           </w:pPr>
-          <w:hyperlink w:anchor="_Toc227654490" w:history="1">
+          <w:hyperlink w:anchor="_Toc227737151" w:history="1">
             <w:r>
               <w:rPr>
                 <w:rStyle w:val="a4"/>
@@ -858,7 +1660,7 @@
                 <w:noProof/>
                 <w:webHidden/>
               </w:rPr>
-              <w:instrText xml:space="preserve"> PAGEREF _Toc227654490 \h </w:instrText>
+              <w:instrText xml:space="preserve"> PAGEREF _Toc227737151 \h </w:instrText>
             </w:r>
             <w:r>
               <w:rPr>
@@ -878,7 +1680,7 @@
                 <w:noProof/>
                 <w:webHidden/>
               </w:rPr>
-              <w:t>7</w:t>
+              <w:t>12</w:t>
             </w:r>
             <w:r>
               <w:rPr>
@@ -890,6 +1692,13 @@
           </w:hyperlink>
         </w:p>
         <w:p>
+          <w:pPr>
+            <w:rPr>
+              <w:rFonts w:ascii="Times New Roman" w:hAnsi="Times New Roman" w:cs="Times New Roman"/>
+              <w:sz w:val="28"/>
+              <w:szCs w:val="28"/>
+            </w:rPr>
+          </w:pPr>
           <w:r>
             <w:rPr>
               <w:rFonts w:ascii="Times New Roman" w:hAnsi="Times New Roman" w:cs="Times New Roman"/>
@@ -905,32 +1714,6 @@
     </w:sdt>
     <w:p>
       <w:pPr>
-        <w:rPr>
-          <w:rFonts w:ascii="Times New Roman" w:hAnsi="Times New Roman" w:cs="Times New Roman"/>
-          <w:sz w:val="28"/>
-          <w:szCs w:val="28"/>
-        </w:rPr>
-      </w:pPr>
-    </w:p>
-    <w:p>
-      <w:pPr>
-        <w:rPr>
-          <w:rFonts w:ascii="Times New Roman" w:hAnsi="Times New Roman" w:cs="Times New Roman"/>
-          <w:sz w:val="28"/>
-          <w:szCs w:val="28"/>
-        </w:rPr>
-      </w:pPr>
-      <w:r>
-        <w:rPr>
-          <w:rFonts w:ascii="Times New Roman" w:hAnsi="Times New Roman" w:cs="Times New Roman"/>
-          <w:sz w:val="28"/>
-          <w:szCs w:val="28"/>
-        </w:rPr>
-        <w:br w:type="page"/>
-      </w:r>
-    </w:p>
-    <w:p>
-      <w:pPr>
         <w:pStyle w:val="1"/>
         <w:pBdr>
           <w:top w:val="single" w:sz="2" w:space="0" w:color="E3E3E3"/>
@@ -941,20 +1724,414 @@
         <w:shd w:val="clear" w:color="auto" w:fill="FFFFFF"/>
         <w:spacing w:before="0"/>
         <w:rPr>
-          <w:rFonts w:ascii="Times New Roman" w:hAnsi="Times New Roman" w:cs="Times New Roman"/>
-          <w:color w:val="1D1D1F"/>
-        </w:rPr>
-      </w:pPr>
-      <w:r>
-        <w:rPr>
-          <w:rStyle w:val="qwen-markdown-text"/>
-          <w:rFonts w:ascii="Times New Roman" w:hAnsi="Times New Roman" w:cs="Times New Roman"/>
-          <w:color w:val="1D1D1F"/>
-          <w:bdr w:val="single" w:sz="2" w:space="0" w:color="E3E3E3" w:frame="1"/>
-        </w:rPr>
-        <w:lastRenderedPageBreak/>
+          <w:rStyle w:val="qwen-markdown-text"/>
+          <w:rFonts w:ascii="Times New Roman" w:hAnsi="Times New Roman" w:cs="Times New Roman"/>
+          <w:color w:val="1D1D1F"/>
+          <w:bdr w:val="single" w:sz="2" w:space="0" w:color="E3E3E3" w:frame="1"/>
+        </w:rPr>
+      </w:pPr>
+    </w:p>
+    <w:p>
+      <w:pPr>
+        <w:pStyle w:val="1"/>
+        <w:pBdr>
+          <w:top w:val="single" w:sz="2" w:space="0" w:color="E3E3E3"/>
+          <w:left w:val="single" w:sz="2" w:space="0" w:color="E3E3E3"/>
+          <w:bottom w:val="single" w:sz="2" w:space="0" w:color="E3E3E3"/>
+          <w:right w:val="single" w:sz="2" w:space="0" w:color="E3E3E3"/>
+        </w:pBdr>
+        <w:shd w:val="clear" w:color="auto" w:fill="FFFFFF"/>
+        <w:spacing w:before="0"/>
+        <w:rPr>
+          <w:rStyle w:val="qwen-markdown-text"/>
+          <w:rFonts w:ascii="Times New Roman" w:hAnsi="Times New Roman" w:cs="Times New Roman"/>
+          <w:color w:val="1D1D1F"/>
+          <w:bdr w:val="single" w:sz="2" w:space="0" w:color="E3E3E3" w:frame="1"/>
+        </w:rPr>
+      </w:pPr>
+    </w:p>
+    <w:p>
+      <w:pPr>
+        <w:pStyle w:val="1"/>
+        <w:pBdr>
+          <w:top w:val="single" w:sz="2" w:space="0" w:color="E3E3E3"/>
+          <w:left w:val="single" w:sz="2" w:space="0" w:color="E3E3E3"/>
+          <w:bottom w:val="single" w:sz="2" w:space="0" w:color="E3E3E3"/>
+          <w:right w:val="single" w:sz="2" w:space="0" w:color="E3E3E3"/>
+        </w:pBdr>
+        <w:shd w:val="clear" w:color="auto" w:fill="FFFFFF"/>
+        <w:spacing w:before="0"/>
+        <w:rPr>
+          <w:rStyle w:val="qwen-markdown-text"/>
+          <w:rFonts w:ascii="Times New Roman" w:hAnsi="Times New Roman" w:cs="Times New Roman"/>
+          <w:color w:val="1D1D1F"/>
+          <w:bdr w:val="single" w:sz="2" w:space="0" w:color="E3E3E3" w:frame="1"/>
+        </w:rPr>
+      </w:pPr>
+    </w:p>
+    <w:p>
+      <w:pPr>
+        <w:pStyle w:val="1"/>
+        <w:pBdr>
+          <w:top w:val="single" w:sz="2" w:space="0" w:color="E3E3E3"/>
+          <w:left w:val="single" w:sz="2" w:space="0" w:color="E3E3E3"/>
+          <w:bottom w:val="single" w:sz="2" w:space="0" w:color="E3E3E3"/>
+          <w:right w:val="single" w:sz="2" w:space="0" w:color="E3E3E3"/>
+        </w:pBdr>
+        <w:shd w:val="clear" w:color="auto" w:fill="FFFFFF"/>
+        <w:spacing w:before="0"/>
+        <w:rPr>
+          <w:rStyle w:val="qwen-markdown-text"/>
+          <w:rFonts w:ascii="Times New Roman" w:hAnsi="Times New Roman" w:cs="Times New Roman"/>
+          <w:color w:val="1D1D1F"/>
+          <w:bdr w:val="single" w:sz="2" w:space="0" w:color="E3E3E3" w:frame="1"/>
+        </w:rPr>
+      </w:pPr>
+    </w:p>
+    <w:p>
+      <w:pPr>
+        <w:pStyle w:val="1"/>
+        <w:pBdr>
+          <w:top w:val="single" w:sz="2" w:space="0" w:color="E3E3E3"/>
+          <w:left w:val="single" w:sz="2" w:space="0" w:color="E3E3E3"/>
+          <w:bottom w:val="single" w:sz="2" w:space="0" w:color="E3E3E3"/>
+          <w:right w:val="single" w:sz="2" w:space="0" w:color="E3E3E3"/>
+        </w:pBdr>
+        <w:shd w:val="clear" w:color="auto" w:fill="FFFFFF"/>
+        <w:spacing w:before="0"/>
+        <w:rPr>
+          <w:rStyle w:val="qwen-markdown-text"/>
+          <w:rFonts w:ascii="Times New Roman" w:hAnsi="Times New Roman" w:cs="Times New Roman"/>
+          <w:color w:val="1D1D1F"/>
+          <w:bdr w:val="single" w:sz="2" w:space="0" w:color="E3E3E3" w:frame="1"/>
+        </w:rPr>
+      </w:pPr>
+    </w:p>
+    <w:p>
+      <w:pPr>
+        <w:pStyle w:val="1"/>
+        <w:pBdr>
+          <w:top w:val="single" w:sz="2" w:space="0" w:color="E3E3E3"/>
+          <w:left w:val="single" w:sz="2" w:space="0" w:color="E3E3E3"/>
+          <w:bottom w:val="single" w:sz="2" w:space="0" w:color="E3E3E3"/>
+          <w:right w:val="single" w:sz="2" w:space="0" w:color="E3E3E3"/>
+        </w:pBdr>
+        <w:shd w:val="clear" w:color="auto" w:fill="FFFFFF"/>
+        <w:spacing w:before="0"/>
+        <w:rPr>
+          <w:rStyle w:val="qwen-markdown-text"/>
+          <w:rFonts w:ascii="Times New Roman" w:hAnsi="Times New Roman" w:cs="Times New Roman"/>
+          <w:color w:val="1D1D1F"/>
+          <w:bdr w:val="single" w:sz="2" w:space="0" w:color="E3E3E3" w:frame="1"/>
+        </w:rPr>
+      </w:pPr>
+    </w:p>
+    <w:p>
+      <w:pPr>
+        <w:pStyle w:val="1"/>
+        <w:pBdr>
+          <w:top w:val="single" w:sz="2" w:space="0" w:color="E3E3E3"/>
+          <w:left w:val="single" w:sz="2" w:space="0" w:color="E3E3E3"/>
+          <w:bottom w:val="single" w:sz="2" w:space="0" w:color="E3E3E3"/>
+          <w:right w:val="single" w:sz="2" w:space="0" w:color="E3E3E3"/>
+        </w:pBdr>
+        <w:shd w:val="clear" w:color="auto" w:fill="FFFFFF"/>
+        <w:spacing w:before="0"/>
+        <w:rPr>
+          <w:rStyle w:val="qwen-markdown-text"/>
+          <w:rFonts w:ascii="Times New Roman" w:hAnsi="Times New Roman" w:cs="Times New Roman"/>
+          <w:color w:val="1D1D1F"/>
+          <w:bdr w:val="single" w:sz="2" w:space="0" w:color="E3E3E3" w:frame="1"/>
+        </w:rPr>
+      </w:pPr>
+    </w:p>
+    <w:p>
+      <w:pPr>
+        <w:pStyle w:val="1"/>
+        <w:pBdr>
+          <w:top w:val="single" w:sz="2" w:space="0" w:color="E3E3E3"/>
+          <w:left w:val="single" w:sz="2" w:space="0" w:color="E3E3E3"/>
+          <w:bottom w:val="single" w:sz="2" w:space="0" w:color="E3E3E3"/>
+          <w:right w:val="single" w:sz="2" w:space="0" w:color="E3E3E3"/>
+        </w:pBdr>
+        <w:shd w:val="clear" w:color="auto" w:fill="FFFFFF"/>
+        <w:spacing w:before="0"/>
+        <w:rPr>
+          <w:rStyle w:val="qwen-markdown-text"/>
+          <w:rFonts w:ascii="Times New Roman" w:hAnsi="Times New Roman" w:cs="Times New Roman"/>
+          <w:color w:val="1D1D1F"/>
+          <w:bdr w:val="single" w:sz="2" w:space="0" w:color="E3E3E3" w:frame="1"/>
+        </w:rPr>
+      </w:pPr>
+    </w:p>
+    <w:p>
+      <w:pPr>
+        <w:pStyle w:val="1"/>
+        <w:pBdr>
+          <w:top w:val="single" w:sz="2" w:space="0" w:color="E3E3E3"/>
+          <w:left w:val="single" w:sz="2" w:space="0" w:color="E3E3E3"/>
+          <w:bottom w:val="single" w:sz="2" w:space="0" w:color="E3E3E3"/>
+          <w:right w:val="single" w:sz="2" w:space="0" w:color="E3E3E3"/>
+        </w:pBdr>
+        <w:shd w:val="clear" w:color="auto" w:fill="FFFFFF"/>
+        <w:spacing w:before="0"/>
+        <w:rPr>
+          <w:rStyle w:val="qwen-markdown-text"/>
+          <w:rFonts w:ascii="Times New Roman" w:hAnsi="Times New Roman" w:cs="Times New Roman"/>
+          <w:color w:val="1D1D1F"/>
+          <w:bdr w:val="single" w:sz="2" w:space="0" w:color="E3E3E3" w:frame="1"/>
+        </w:rPr>
+      </w:pPr>
+    </w:p>
+    <w:p>
+      <w:pPr>
+        <w:pStyle w:val="1"/>
+        <w:pBdr>
+          <w:top w:val="single" w:sz="2" w:space="0" w:color="E3E3E3"/>
+          <w:left w:val="single" w:sz="2" w:space="0" w:color="E3E3E3"/>
+          <w:bottom w:val="single" w:sz="2" w:space="0" w:color="E3E3E3"/>
+          <w:right w:val="single" w:sz="2" w:space="0" w:color="E3E3E3"/>
+        </w:pBdr>
+        <w:shd w:val="clear" w:color="auto" w:fill="FFFFFF"/>
+        <w:spacing w:before="0"/>
+        <w:rPr>
+          <w:rStyle w:val="qwen-markdown-text"/>
+          <w:rFonts w:ascii="Times New Roman" w:hAnsi="Times New Roman" w:cs="Times New Roman"/>
+          <w:color w:val="1D1D1F"/>
+          <w:bdr w:val="single" w:sz="2" w:space="0" w:color="E3E3E3" w:frame="1"/>
+        </w:rPr>
+      </w:pPr>
+    </w:p>
+    <w:p>
+      <w:pPr>
+        <w:pStyle w:val="1"/>
+        <w:pBdr>
+          <w:top w:val="single" w:sz="2" w:space="0" w:color="E3E3E3"/>
+          <w:left w:val="single" w:sz="2" w:space="0" w:color="E3E3E3"/>
+          <w:bottom w:val="single" w:sz="2" w:space="0" w:color="E3E3E3"/>
+          <w:right w:val="single" w:sz="2" w:space="0" w:color="E3E3E3"/>
+        </w:pBdr>
+        <w:shd w:val="clear" w:color="auto" w:fill="FFFFFF"/>
+        <w:spacing w:before="0"/>
+        <w:rPr>
+          <w:rStyle w:val="qwen-markdown-text"/>
+          <w:rFonts w:ascii="Times New Roman" w:hAnsi="Times New Roman" w:cs="Times New Roman"/>
+          <w:color w:val="1D1D1F"/>
+          <w:bdr w:val="single" w:sz="2" w:space="0" w:color="E3E3E3" w:frame="1"/>
+        </w:rPr>
+      </w:pPr>
+    </w:p>
+    <w:p>
+      <w:pPr>
+        <w:pStyle w:val="1"/>
+        <w:pBdr>
+          <w:top w:val="single" w:sz="2" w:space="0" w:color="E3E3E3"/>
+          <w:left w:val="single" w:sz="2" w:space="0" w:color="E3E3E3"/>
+          <w:bottom w:val="single" w:sz="2" w:space="0" w:color="E3E3E3"/>
+          <w:right w:val="single" w:sz="2" w:space="0" w:color="E3E3E3"/>
+        </w:pBdr>
+        <w:shd w:val="clear" w:color="auto" w:fill="FFFFFF"/>
+        <w:spacing w:before="0"/>
+        <w:rPr>
+          <w:rStyle w:val="qwen-markdown-text"/>
+          <w:rFonts w:ascii="Times New Roman" w:hAnsi="Times New Roman" w:cs="Times New Roman"/>
+          <w:color w:val="1D1D1F"/>
+          <w:bdr w:val="single" w:sz="2" w:space="0" w:color="E3E3E3" w:frame="1"/>
+        </w:rPr>
+      </w:pPr>
+    </w:p>
+    <w:p>
+      <w:pPr>
+        <w:pStyle w:val="1"/>
+        <w:pBdr>
+          <w:top w:val="single" w:sz="2" w:space="0" w:color="E3E3E3"/>
+          <w:left w:val="single" w:sz="2" w:space="0" w:color="E3E3E3"/>
+          <w:bottom w:val="single" w:sz="2" w:space="0" w:color="E3E3E3"/>
+          <w:right w:val="single" w:sz="2" w:space="0" w:color="E3E3E3"/>
+        </w:pBdr>
+        <w:shd w:val="clear" w:color="auto" w:fill="FFFFFF"/>
+        <w:spacing w:before="0"/>
+        <w:rPr>
+          <w:rStyle w:val="qwen-markdown-text"/>
+          <w:rFonts w:ascii="Times New Roman" w:hAnsi="Times New Roman" w:cs="Times New Roman"/>
+          <w:color w:val="1D1D1F"/>
+          <w:bdr w:val="single" w:sz="2" w:space="0" w:color="E3E3E3" w:frame="1"/>
+        </w:rPr>
+      </w:pPr>
+    </w:p>
+    <w:p>
+      <w:pPr>
+        <w:pStyle w:val="1"/>
+        <w:pBdr>
+          <w:top w:val="single" w:sz="2" w:space="0" w:color="E3E3E3"/>
+          <w:left w:val="single" w:sz="2" w:space="0" w:color="E3E3E3"/>
+          <w:bottom w:val="single" w:sz="2" w:space="0" w:color="E3E3E3"/>
+          <w:right w:val="single" w:sz="2" w:space="0" w:color="E3E3E3"/>
+        </w:pBdr>
+        <w:shd w:val="clear" w:color="auto" w:fill="FFFFFF"/>
+        <w:spacing w:before="0"/>
+        <w:rPr>
+          <w:rStyle w:val="qwen-markdown-text"/>
+          <w:rFonts w:ascii="Times New Roman" w:hAnsi="Times New Roman" w:cs="Times New Roman"/>
+          <w:color w:val="1D1D1F"/>
+          <w:bdr w:val="single" w:sz="2" w:space="0" w:color="E3E3E3" w:frame="1"/>
+        </w:rPr>
+      </w:pPr>
+    </w:p>
+    <w:p>
+      <w:pPr>
+        <w:pStyle w:val="1"/>
+        <w:pBdr>
+          <w:top w:val="single" w:sz="2" w:space="0" w:color="E3E3E3"/>
+          <w:left w:val="single" w:sz="2" w:space="0" w:color="E3E3E3"/>
+          <w:bottom w:val="single" w:sz="2" w:space="0" w:color="E3E3E3"/>
+          <w:right w:val="single" w:sz="2" w:space="0" w:color="E3E3E3"/>
+        </w:pBdr>
+        <w:shd w:val="clear" w:color="auto" w:fill="FFFFFF"/>
+        <w:spacing w:before="0"/>
+        <w:rPr>
+          <w:rStyle w:val="qwen-markdown-text"/>
+          <w:rFonts w:ascii="Times New Roman" w:hAnsi="Times New Roman" w:cs="Times New Roman"/>
+          <w:color w:val="1D1D1F"/>
+          <w:bdr w:val="single" w:sz="2" w:space="0" w:color="E3E3E3" w:frame="1"/>
+        </w:rPr>
+      </w:pPr>
+    </w:p>
+    <w:p/>
+    <w:p>
+      <w:pPr>
+        <w:pStyle w:val="1"/>
+        <w:pBdr>
+          <w:top w:val="single" w:sz="2" w:space="0" w:color="E3E3E3"/>
+          <w:left w:val="single" w:sz="2" w:space="0" w:color="E3E3E3"/>
+          <w:bottom w:val="single" w:sz="2" w:space="0" w:color="E3E3E3"/>
+          <w:right w:val="single" w:sz="2" w:space="0" w:color="E3E3E3"/>
+        </w:pBdr>
+        <w:shd w:val="clear" w:color="auto" w:fill="FFFFFF"/>
+        <w:spacing w:before="0"/>
+        <w:rPr>
+          <w:rStyle w:val="qwen-markdown-text"/>
+          <w:rFonts w:ascii="Times New Roman" w:hAnsi="Times New Roman" w:cs="Times New Roman"/>
+          <w:color w:val="1D1D1F"/>
+          <w:sz w:val="32"/>
+          <w:bdr w:val="single" w:sz="2" w:space="0" w:color="E3E3E3" w:frame="1"/>
+        </w:rPr>
+      </w:pPr>
+    </w:p>
+    <w:p>
+      <w:pPr>
+        <w:pStyle w:val="1"/>
+        <w:pBdr>
+          <w:top w:val="single" w:sz="2" w:space="0" w:color="E3E3E3"/>
+          <w:left w:val="single" w:sz="2" w:space="0" w:color="E3E3E3"/>
+          <w:bottom w:val="single" w:sz="2" w:space="0" w:color="E3E3E3"/>
+          <w:right w:val="single" w:sz="2" w:space="0" w:color="E3E3E3"/>
+        </w:pBdr>
+        <w:shd w:val="clear" w:color="auto" w:fill="FFFFFF"/>
+        <w:spacing w:before="0"/>
+        <w:rPr>
+          <w:rStyle w:val="qwen-markdown-text"/>
+          <w:rFonts w:ascii="Times New Roman" w:hAnsi="Times New Roman" w:cs="Times New Roman"/>
+          <w:color w:val="1D1D1F"/>
+          <w:sz w:val="32"/>
+          <w:bdr w:val="single" w:sz="2" w:space="0" w:color="E3E3E3" w:frame="1"/>
+        </w:rPr>
+      </w:pPr>
+    </w:p>
+    <w:p>
+      <w:pPr>
+        <w:pStyle w:val="1"/>
+        <w:pBdr>
+          <w:top w:val="single" w:sz="2" w:space="0" w:color="E3E3E3"/>
+          <w:left w:val="single" w:sz="2" w:space="0" w:color="E3E3E3"/>
+          <w:bottom w:val="single" w:sz="2" w:space="0" w:color="E3E3E3"/>
+          <w:right w:val="single" w:sz="2" w:space="0" w:color="E3E3E3"/>
+        </w:pBdr>
+        <w:shd w:val="clear" w:color="auto" w:fill="FFFFFF"/>
+        <w:spacing w:before="0"/>
+        <w:rPr>
+          <w:rStyle w:val="qwen-markdown-text"/>
+          <w:rFonts w:ascii="Times New Roman" w:hAnsi="Times New Roman" w:cs="Times New Roman"/>
+          <w:color w:val="1D1D1F"/>
+          <w:sz w:val="32"/>
+          <w:bdr w:val="single" w:sz="2" w:space="0" w:color="E3E3E3" w:frame="1"/>
+        </w:rPr>
+      </w:pPr>
+    </w:p>
+    <w:p>
+      <w:pPr>
+        <w:pStyle w:val="1"/>
+        <w:pBdr>
+          <w:top w:val="single" w:sz="2" w:space="0" w:color="E3E3E3"/>
+          <w:left w:val="single" w:sz="2" w:space="0" w:color="E3E3E3"/>
+          <w:bottom w:val="single" w:sz="2" w:space="0" w:color="E3E3E3"/>
+          <w:right w:val="single" w:sz="2" w:space="0" w:color="E3E3E3"/>
+        </w:pBdr>
+        <w:shd w:val="clear" w:color="auto" w:fill="FFFFFF"/>
+        <w:spacing w:before="0"/>
+        <w:rPr>
+          <w:rStyle w:val="qwen-markdown-text"/>
+          <w:rFonts w:ascii="Times New Roman" w:hAnsi="Times New Roman" w:cs="Times New Roman"/>
+          <w:color w:val="1D1D1F"/>
+          <w:sz w:val="32"/>
+          <w:bdr w:val="single" w:sz="2" w:space="0" w:color="E3E3E3" w:frame="1"/>
+        </w:rPr>
+      </w:pPr>
+    </w:p>
+    <w:p/>
+    <w:p>
+      <w:pPr>
+        <w:pStyle w:val="1"/>
+        <w:pBdr>
+          <w:top w:val="single" w:sz="2" w:space="0" w:color="E3E3E3"/>
+          <w:left w:val="single" w:sz="2" w:space="0" w:color="E3E3E3"/>
+          <w:bottom w:val="single" w:sz="2" w:space="0" w:color="E3E3E3"/>
+          <w:right w:val="single" w:sz="2" w:space="0" w:color="E3E3E3"/>
+        </w:pBdr>
+        <w:shd w:val="clear" w:color="auto" w:fill="FFFFFF"/>
+        <w:spacing w:before="0"/>
+        <w:rPr>
+          <w:rStyle w:val="qwen-markdown-text"/>
+          <w:rFonts w:ascii="Times New Roman" w:hAnsi="Times New Roman" w:cs="Times New Roman"/>
+          <w:color w:val="1D1D1F"/>
+          <w:sz w:val="32"/>
+          <w:bdr w:val="single" w:sz="2" w:space="0" w:color="E3E3E3" w:frame="1"/>
+        </w:rPr>
+      </w:pPr>
+    </w:p>
+    <w:p/>
+    <w:p>
+      <w:pPr>
+        <w:pStyle w:val="1"/>
+        <w:pBdr>
+          <w:top w:val="single" w:sz="2" w:space="0" w:color="E3E3E3"/>
+          <w:left w:val="single" w:sz="2" w:space="0" w:color="E3E3E3"/>
+          <w:bottom w:val="single" w:sz="2" w:space="0" w:color="E3E3E3"/>
+          <w:right w:val="single" w:sz="2" w:space="0" w:color="E3E3E3"/>
+        </w:pBdr>
+        <w:shd w:val="clear" w:color="auto" w:fill="FFFFFF"/>
+        <w:spacing w:before="0"/>
+        <w:rPr>
+          <w:rStyle w:val="qwen-markdown-text"/>
+          <w:rFonts w:ascii="Times New Roman" w:hAnsi="Times New Roman" w:cs="Times New Roman"/>
+          <w:color w:val="1D1D1F"/>
+          <w:sz w:val="32"/>
+          <w:bdr w:val="single" w:sz="2" w:space="0" w:color="E3E3E3" w:frame="1"/>
+        </w:rPr>
+      </w:pPr>
+    </w:p>
+    <w:p>
+      <w:pPr>
+        <w:pStyle w:val="1"/>
+      </w:pPr>
+      <w:bookmarkStart w:id="0" w:name="_Toc227737137"/>
+      <w:r>
+        <w:rPr>
+          <w:rStyle w:val="qwen-markdown-text"/>
+        </w:rPr>
         <w:t>ВВЕДЕНИЕ</w:t>
       </w:r>
+      <w:bookmarkEnd w:id="0"/>
     </w:p>
     <w:p>
       <w:pPr>
@@ -1294,6 +2471,7 @@
           <w:szCs w:val="28"/>
           <w:bdr w:val="single" w:sz="2" w:space="0" w:color="E3E3E3" w:frame="1"/>
         </w:rPr>
+        <w:lastRenderedPageBreak/>
         <w:t>Разработать программный код приложения:</w:t>
       </w:r>
       <w:r>
@@ -1498,7 +2676,6 @@
           <w:szCs w:val="28"/>
           <w:bdr w:val="single" w:sz="2" w:space="0" w:color="E3E3E3" w:frame="1"/>
         </w:rPr>
-        <w:lastRenderedPageBreak/>
         <w:t>Провести оценку нефункциональных требований:</w:t>
       </w:r>
       <w:r>
@@ -2071,11 +3248,7 @@
     </w:p>
     <w:p>
       <w:pPr>
-        <w:rPr>
-          <w:rFonts w:ascii="Times New Roman" w:hAnsi="Times New Roman" w:cs="Times New Roman"/>
-          <w:sz w:val="28"/>
-          <w:szCs w:val="28"/>
-        </w:rPr>
+        <w:pStyle w:val="1"/>
       </w:pPr>
       <w:r>
         <w:rPr>
@@ -2085,26 +3258,5856 @@
         </w:rPr>
         <w:br w:type="page"/>
       </w:r>
-    </w:p>
-    <w:p>
-      <w:pPr>
-        <w:pStyle w:val="1"/>
-      </w:pPr>
-      <w:bookmarkStart w:id="0" w:name="_Toc227654488"/>
-      <w:r>
+      <w:bookmarkStart w:id="1" w:name="_Toc227737138"/>
+      <w:r>
+        <w:rPr>
+          <w:rStyle w:val="qwen-markdown-text"/>
+        </w:rPr>
         <w:lastRenderedPageBreak/>
-        <w:t>Теоретическая часть</w:t>
-      </w:r>
-      <w:bookmarkEnd w:id="0"/>
-    </w:p>
-    <w:p>
-      <w:pPr>
-        <w:rPr>
-          <w:rFonts w:ascii="Times New Roman" w:hAnsi="Times New Roman" w:cs="Times New Roman"/>
-          <w:sz w:val="28"/>
-          <w:szCs w:val="28"/>
-        </w:rPr>
-      </w:pPr>
+        <w:t>1. ТЕОРЕТИЧЕСКАЯ ЧАСТЬ</w:t>
+      </w:r>
+      <w:bookmarkEnd w:id="1"/>
+    </w:p>
+    <w:p>
+      <w:pPr>
+        <w:pStyle w:val="3"/>
+        <w:pBdr>
+          <w:top w:val="single" w:sz="2" w:space="0" w:color="E3E3E3"/>
+          <w:left w:val="single" w:sz="2" w:space="0" w:color="E3E3E3"/>
+          <w:bottom w:val="single" w:sz="2" w:space="0" w:color="E3E3E3"/>
+          <w:right w:val="single" w:sz="2" w:space="0" w:color="E3E3E3"/>
+        </w:pBdr>
+        <w:shd w:val="clear" w:color="auto" w:fill="FFFFFF"/>
+        <w:spacing w:before="0"/>
+        <w:rPr>
+          <w:rFonts w:ascii="Arial" w:hAnsi="Arial" w:cs="Arial"/>
+          <w:color w:val="1D1D1F"/>
+          <w:spacing w:val="-5"/>
+        </w:rPr>
+      </w:pPr>
+      <w:bookmarkStart w:id="2" w:name="_Toc227737139"/>
+      <w:r>
+        <w:rPr>
+          <w:rStyle w:val="qwen-markdown-text"/>
+          <w:rFonts w:ascii="Arial" w:hAnsi="Arial" w:cs="Arial"/>
+          <w:color w:val="1D1D1F"/>
+          <w:spacing w:val="-5"/>
+          <w:bdr w:val="single" w:sz="2" w:space="0" w:color="E3E3E3" w:frame="1"/>
+        </w:rPr>
+        <w:t>1.1 Анализ предметной области</w:t>
+      </w:r>
+      <w:bookmarkEnd w:id="2"/>
+    </w:p>
+    <w:p>
+      <w:pPr>
+        <w:shd w:val="clear" w:color="auto" w:fill="FFFFFF"/>
+        <w:rPr>
+          <w:rFonts w:ascii="Arial" w:hAnsi="Arial" w:cs="Arial"/>
+          <w:color w:val="1D1D1F"/>
+        </w:rPr>
+      </w:pPr>
+      <w:r>
+        <w:rPr>
+          <w:rStyle w:val="qwen-markdown-text"/>
+          <w:rFonts w:ascii="Arial" w:hAnsi="Arial" w:cs="Arial"/>
+          <w:color w:val="1D1D1F"/>
+          <w:bdr w:val="single" w:sz="2" w:space="0" w:color="E3E3E3" w:frame="1"/>
+        </w:rPr>
+        <w:t>Рынок онлайн-образования в России и СНГ характеризуется высокой конкуренцией и доминированием крупных платформ (</w:t>
+      </w:r>
+      <w:proofErr w:type="spellStart"/>
+      <w:r>
+        <w:rPr>
+          <w:rStyle w:val="qwen-markdown-text"/>
+          <w:rFonts w:ascii="Arial" w:hAnsi="Arial" w:cs="Arial"/>
+          <w:color w:val="1D1D1F"/>
+          <w:bdr w:val="single" w:sz="2" w:space="0" w:color="E3E3E3" w:frame="1"/>
+        </w:rPr>
+        <w:t>Geekbrains</w:t>
+      </w:r>
+      <w:proofErr w:type="spellEnd"/>
+      <w:r>
+        <w:rPr>
+          <w:rStyle w:val="qwen-markdown-text"/>
+          <w:rFonts w:ascii="Arial" w:hAnsi="Arial" w:cs="Arial"/>
+          <w:color w:val="1D1D1F"/>
+          <w:bdr w:val="single" w:sz="2" w:space="0" w:color="E3E3E3" w:frame="1"/>
+        </w:rPr>
+        <w:t xml:space="preserve">, </w:t>
+      </w:r>
+      <w:proofErr w:type="spellStart"/>
+      <w:r>
+        <w:rPr>
+          <w:rStyle w:val="qwen-markdown-text"/>
+          <w:rFonts w:ascii="Arial" w:hAnsi="Arial" w:cs="Arial"/>
+          <w:color w:val="1D1D1F"/>
+          <w:bdr w:val="single" w:sz="2" w:space="0" w:color="E3E3E3" w:frame="1"/>
+        </w:rPr>
+        <w:t>Skillbox</w:t>
+      </w:r>
+      <w:proofErr w:type="spellEnd"/>
+      <w:r>
+        <w:rPr>
+          <w:rStyle w:val="qwen-markdown-text"/>
+          <w:rFonts w:ascii="Arial" w:hAnsi="Arial" w:cs="Arial"/>
+          <w:color w:val="1D1D1F"/>
+          <w:bdr w:val="single" w:sz="2" w:space="0" w:color="E3E3E3" w:frame="1"/>
+        </w:rPr>
+        <w:t xml:space="preserve">, </w:t>
+      </w:r>
+      <w:proofErr w:type="spellStart"/>
+      <w:r>
+        <w:rPr>
+          <w:rStyle w:val="qwen-markdown-text"/>
+          <w:rFonts w:ascii="Arial" w:hAnsi="Arial" w:cs="Arial"/>
+          <w:color w:val="1D1D1F"/>
+          <w:bdr w:val="single" w:sz="2" w:space="0" w:color="E3E3E3" w:frame="1"/>
+        </w:rPr>
+        <w:t>Netology</w:t>
+      </w:r>
+      <w:proofErr w:type="spellEnd"/>
+      <w:r>
+        <w:rPr>
+          <w:rStyle w:val="qwen-markdown-text"/>
+          <w:rFonts w:ascii="Arial" w:hAnsi="Arial" w:cs="Arial"/>
+          <w:color w:val="1D1D1F"/>
+          <w:bdr w:val="single" w:sz="2" w:space="0" w:color="E3E3E3" w:frame="1"/>
+        </w:rPr>
+        <w:t>). Данные решения обладают широкой функциональностью (LMS, вебинары, наставничество, центр карьеры), но требуют значительных финансовых вложений, сложной инфраструктуры и часто не подходят для небольших школ или стартапов.</w:t>
+      </w:r>
+    </w:p>
+    <w:p>
+      <w:pPr>
+        <w:shd w:val="clear" w:color="auto" w:fill="FFFFFF"/>
+        <w:rPr>
+          <w:rFonts w:ascii="Arial" w:hAnsi="Arial" w:cs="Arial"/>
+          <w:color w:val="1D1D1F"/>
+        </w:rPr>
+      </w:pPr>
+      <w:r>
+        <w:rPr>
+          <w:rStyle w:val="qwen-markdown-text"/>
+          <w:rFonts w:ascii="Arial" w:hAnsi="Arial" w:cs="Arial"/>
+          <w:color w:val="1D1D1F"/>
+          <w:bdr w:val="single" w:sz="2" w:space="0" w:color="E3E3E3" w:frame="1"/>
+        </w:rPr>
+        <w:t>Ключевые проблемы существующих решений для малого и среднего сегмента:</w:t>
+      </w:r>
+    </w:p>
+    <w:p>
+      <w:pPr>
+        <w:numPr>
+          <w:ilvl w:val="0"/>
+          <w:numId w:val="4"/>
+        </w:numPr>
+        <w:pBdr>
+          <w:top w:val="single" w:sz="2" w:space="0" w:color="E3E3E3"/>
+          <w:left w:val="single" w:sz="2" w:space="0" w:color="E3E3E3"/>
+          <w:bottom w:val="single" w:sz="2" w:space="0" w:color="E3E3E3"/>
+          <w:right w:val="single" w:sz="2" w:space="0" w:color="E3E3E3"/>
+        </w:pBdr>
+        <w:shd w:val="clear" w:color="auto" w:fill="FFFFFF"/>
+        <w:spacing w:after="0" w:line="240" w:lineRule="auto"/>
+        <w:rPr>
+          <w:rFonts w:ascii="Arial" w:hAnsi="Arial" w:cs="Arial"/>
+          <w:color w:val="1D1D1F"/>
+        </w:rPr>
+      </w:pPr>
+      <w:r>
+        <w:rPr>
+          <w:rStyle w:val="qwen-markdown-text"/>
+          <w:rFonts w:ascii="Arial" w:hAnsi="Arial" w:cs="Arial"/>
+          <w:color w:val="1D1D1F"/>
+          <w:bdr w:val="single" w:sz="2" w:space="0" w:color="E3E3E3" w:frame="1"/>
+        </w:rPr>
+        <w:t>Высокая стоимость лицензий и абонентской платы.</w:t>
+      </w:r>
+    </w:p>
+    <w:p>
+      <w:pPr>
+        <w:numPr>
+          <w:ilvl w:val="0"/>
+          <w:numId w:val="4"/>
+        </w:numPr>
+        <w:pBdr>
+          <w:top w:val="single" w:sz="2" w:space="0" w:color="E3E3E3"/>
+          <w:left w:val="single" w:sz="2" w:space="0" w:color="E3E3E3"/>
+          <w:bottom w:val="single" w:sz="2" w:space="0" w:color="E3E3E3"/>
+          <w:right w:val="single" w:sz="2" w:space="0" w:color="E3E3E3"/>
+        </w:pBdr>
+        <w:shd w:val="clear" w:color="auto" w:fill="FFFFFF"/>
+        <w:spacing w:after="0" w:line="240" w:lineRule="auto"/>
+        <w:rPr>
+          <w:rFonts w:ascii="Arial" w:hAnsi="Arial" w:cs="Arial"/>
+          <w:color w:val="1D1D1F"/>
+        </w:rPr>
+      </w:pPr>
+      <w:r>
+        <w:rPr>
+          <w:rStyle w:val="qwen-markdown-text"/>
+          <w:rFonts w:ascii="Arial" w:hAnsi="Arial" w:cs="Arial"/>
+          <w:color w:val="1D1D1F"/>
+          <w:bdr w:val="single" w:sz="2" w:space="0" w:color="E3E3E3" w:frame="1"/>
+        </w:rPr>
+        <w:t>Избыточный функционал, замедляющий работу интерфейса.</w:t>
+      </w:r>
+    </w:p>
+    <w:p>
+      <w:pPr>
+        <w:numPr>
+          <w:ilvl w:val="0"/>
+          <w:numId w:val="4"/>
+        </w:numPr>
+        <w:pBdr>
+          <w:top w:val="single" w:sz="2" w:space="0" w:color="E3E3E3"/>
+          <w:left w:val="single" w:sz="2" w:space="0" w:color="E3E3E3"/>
+          <w:bottom w:val="single" w:sz="2" w:space="0" w:color="E3E3E3"/>
+          <w:right w:val="single" w:sz="2" w:space="0" w:color="E3E3E3"/>
+        </w:pBdr>
+        <w:shd w:val="clear" w:color="auto" w:fill="FFFFFF"/>
+        <w:spacing w:after="0" w:line="240" w:lineRule="auto"/>
+        <w:rPr>
+          <w:rFonts w:ascii="Arial" w:hAnsi="Arial" w:cs="Arial"/>
+          <w:color w:val="1D1D1F"/>
+        </w:rPr>
+      </w:pPr>
+      <w:r>
+        <w:rPr>
+          <w:rStyle w:val="qwen-markdown-text"/>
+          <w:rFonts w:ascii="Arial" w:hAnsi="Arial" w:cs="Arial"/>
+          <w:color w:val="1D1D1F"/>
+          <w:bdr w:val="single" w:sz="2" w:space="0" w:color="E3E3E3" w:frame="1"/>
+        </w:rPr>
+        <w:t>Закрытая архитектура, ограничивающая кастомизацию.</w:t>
+      </w:r>
+    </w:p>
+    <w:p>
+      <w:pPr>
+        <w:numPr>
+          <w:ilvl w:val="0"/>
+          <w:numId w:val="4"/>
+        </w:numPr>
+        <w:pBdr>
+          <w:top w:val="single" w:sz="2" w:space="0" w:color="E3E3E3"/>
+          <w:left w:val="single" w:sz="2" w:space="0" w:color="E3E3E3"/>
+          <w:bottom w:val="single" w:sz="2" w:space="0" w:color="E3E3E3"/>
+          <w:right w:val="single" w:sz="2" w:space="0" w:color="E3E3E3"/>
+        </w:pBdr>
+        <w:shd w:val="clear" w:color="auto" w:fill="FFFFFF"/>
+        <w:spacing w:after="0" w:line="240" w:lineRule="auto"/>
+        <w:rPr>
+          <w:rFonts w:ascii="Arial" w:hAnsi="Arial" w:cs="Arial"/>
+          <w:color w:val="1D1D1F"/>
+        </w:rPr>
+      </w:pPr>
+      <w:r>
+        <w:rPr>
+          <w:rStyle w:val="qwen-markdown-text"/>
+          <w:rFonts w:ascii="Arial" w:hAnsi="Arial" w:cs="Arial"/>
+          <w:color w:val="1D1D1F"/>
+          <w:bdr w:val="single" w:sz="2" w:space="0" w:color="E3E3E3" w:frame="1"/>
+        </w:rPr>
+        <w:t>Сложность интеграции с внутренними бизнес-процессами.</w:t>
+      </w:r>
+    </w:p>
+    <w:p>
+      <w:pPr>
+        <w:shd w:val="clear" w:color="auto" w:fill="FFFFFF"/>
+        <w:rPr>
+          <w:rFonts w:ascii="Arial" w:hAnsi="Arial" w:cs="Arial"/>
+          <w:color w:val="1D1D1F"/>
+        </w:rPr>
+      </w:pPr>
+      <w:r>
+        <w:rPr>
+          <w:rStyle w:val="qwen-markdown-text"/>
+          <w:rFonts w:ascii="Arial" w:hAnsi="Arial" w:cs="Arial"/>
+          <w:color w:val="1D1D1F"/>
+          <w:bdr w:val="single" w:sz="2" w:space="0" w:color="E3E3E3" w:frame="1"/>
+        </w:rPr>
+        <w:t>Разработка легковесной платформы на чистом PHP с применением MVC-паттерна позволяет создать гибкое, производительное и экономически эффективное решение, ориентированное на быстрое развёртывание и последующее масштабирование.</w:t>
+      </w:r>
+    </w:p>
+    <w:p>
+      <w:pPr>
+        <w:pStyle w:val="3"/>
+        <w:pBdr>
+          <w:top w:val="single" w:sz="2" w:space="0" w:color="E3E3E3"/>
+          <w:left w:val="single" w:sz="2" w:space="0" w:color="E3E3E3"/>
+          <w:bottom w:val="single" w:sz="2" w:space="0" w:color="E3E3E3"/>
+          <w:right w:val="single" w:sz="2" w:space="0" w:color="E3E3E3"/>
+        </w:pBdr>
+        <w:shd w:val="clear" w:color="auto" w:fill="FFFFFF"/>
+        <w:spacing w:before="0"/>
+        <w:rPr>
+          <w:rFonts w:ascii="Arial" w:hAnsi="Arial" w:cs="Arial"/>
+          <w:color w:val="1D1D1F"/>
+          <w:spacing w:val="-5"/>
+        </w:rPr>
+      </w:pPr>
+      <w:bookmarkStart w:id="3" w:name="_Toc227737140"/>
+      <w:r>
+        <w:rPr>
+          <w:rStyle w:val="qwen-markdown-text"/>
+          <w:rFonts w:ascii="Arial" w:hAnsi="Arial" w:cs="Arial"/>
+          <w:color w:val="1D1D1F"/>
+          <w:spacing w:val="-5"/>
+          <w:bdr w:val="single" w:sz="2" w:space="0" w:color="E3E3E3" w:frame="1"/>
+        </w:rPr>
+        <w:t>1.2 Сбор и анализ требований</w:t>
+      </w:r>
+      <w:bookmarkEnd w:id="3"/>
+    </w:p>
+    <w:p>
+      <w:pPr>
+        <w:pStyle w:val="4"/>
+        <w:pBdr>
+          <w:top w:val="single" w:sz="2" w:space="0" w:color="E3E3E3"/>
+          <w:left w:val="single" w:sz="2" w:space="0" w:color="E3E3E3"/>
+          <w:bottom w:val="single" w:sz="2" w:space="0" w:color="E3E3E3"/>
+          <w:right w:val="single" w:sz="2" w:space="0" w:color="E3E3E3"/>
+        </w:pBdr>
+        <w:shd w:val="clear" w:color="auto" w:fill="FFFFFF"/>
+        <w:spacing w:before="0"/>
+        <w:rPr>
+          <w:rFonts w:ascii="Arial" w:hAnsi="Arial" w:cs="Arial"/>
+          <w:color w:val="1D1D1F"/>
+          <w:spacing w:val="-5"/>
+        </w:rPr>
+      </w:pPr>
+      <w:r>
+        <w:rPr>
+          <w:rStyle w:val="qwen-markdown-text"/>
+          <w:rFonts w:ascii="Arial" w:hAnsi="Arial" w:cs="Arial"/>
+          <w:color w:val="1D1D1F"/>
+          <w:spacing w:val="-5"/>
+          <w:bdr w:val="single" w:sz="2" w:space="0" w:color="E3E3E3" w:frame="1"/>
+        </w:rPr>
+        <w:t>1.2.1 Составление анкеты с вопросами для заказчика (брифа)</w:t>
+      </w:r>
+    </w:p>
+    <w:p>
+      <w:pPr>
+        <w:shd w:val="clear" w:color="auto" w:fill="FFFFFF"/>
+        <w:rPr>
+          <w:rFonts w:ascii="Arial" w:hAnsi="Arial" w:cs="Arial"/>
+          <w:color w:val="1D1D1F"/>
+        </w:rPr>
+      </w:pPr>
+      <w:r>
+        <w:rPr>
+          <w:rStyle w:val="qwen-markdown-text"/>
+          <w:rFonts w:ascii="Arial" w:hAnsi="Arial" w:cs="Arial"/>
+          <w:color w:val="1D1D1F"/>
+          <w:bdr w:val="single" w:sz="2" w:space="0" w:color="E3E3E3" w:frame="1"/>
+        </w:rPr>
+        <w:t>Для выявления потребностей было проведено структурированное интервью. Ключевые вопросы и ответы заказчика:</w:t>
+      </w:r>
+    </w:p>
+    <w:tbl>
+      <w:tblPr>
+        <w:tblW w:w="0" w:type="auto"/>
+        <w:tblCellSpacing w:w="15" w:type="dxa"/>
+        <w:tblBorders>
+          <w:top w:val="single" w:sz="2" w:space="0" w:color="E3E3E3"/>
+          <w:left w:val="single" w:sz="2" w:space="0" w:color="E3E3E3"/>
+          <w:bottom w:val="single" w:sz="2" w:space="0" w:color="E3E3E3"/>
+          <w:right w:val="single" w:sz="2" w:space="0" w:color="E3E3E3"/>
+        </w:tblBorders>
+        <w:tblCellMar>
+          <w:left w:w="0" w:type="dxa"/>
+          <w:right w:w="0" w:type="dxa"/>
+        </w:tblCellMar>
+        <w:tblLook w:val="04A0" w:firstRow="1" w:lastRow="0" w:firstColumn="1" w:lastColumn="0" w:noHBand="0" w:noVBand="1"/>
+      </w:tblPr>
+      <w:tblGrid>
+        <w:gridCol w:w="2508"/>
+        <w:gridCol w:w="6844"/>
+      </w:tblGrid>
+      <w:tr>
+        <w:trPr>
+          <w:tblHeader/>
+          <w:tblCellSpacing w:w="15" w:type="dxa"/>
+        </w:trPr>
+        <w:tc>
+          <w:tcPr>
+            <w:tcW w:w="0" w:type="auto"/>
+            <w:tcBorders>
+              <w:top w:val="single" w:sz="2" w:space="0" w:color="E3E3E3"/>
+              <w:left w:val="single" w:sz="2" w:space="0" w:color="E3E3E3"/>
+              <w:bottom w:val="single" w:sz="6" w:space="0" w:color="E1E3EA"/>
+              <w:right w:val="single" w:sz="6" w:space="0" w:color="E1E3EA"/>
+            </w:tcBorders>
+            <w:shd w:val="clear" w:color="auto" w:fill="F7F8FC"/>
+            <w:vAlign w:val="center"/>
+            <w:hideMark/>
+          </w:tcPr>
+          <w:p>
+            <w:pPr>
+              <w:jc w:val="center"/>
+              <w:rPr>
+                <w:rFonts w:ascii="Times New Roman" w:hAnsi="Times New Roman" w:cs="Times New Roman"/>
+                <w:b/>
+                <w:bCs/>
+              </w:rPr>
+            </w:pPr>
+            <w:r>
+              <w:rPr>
+                <w:rStyle w:val="qwen-markdown-text"/>
+                <w:b/>
+                <w:bCs/>
+                <w:bdr w:val="single" w:sz="2" w:space="0" w:color="E3E3E3" w:frame="1"/>
+              </w:rPr>
+              <w:t>Вопрос</w:t>
+            </w:r>
+          </w:p>
+        </w:tc>
+        <w:tc>
+          <w:tcPr>
+            <w:tcW w:w="0" w:type="auto"/>
+            <w:tcBorders>
+              <w:top w:val="single" w:sz="2" w:space="0" w:color="auto"/>
+              <w:left w:val="single" w:sz="2" w:space="0" w:color="auto"/>
+              <w:bottom w:val="single" w:sz="6" w:space="0" w:color="auto"/>
+              <w:right w:val="nil"/>
+            </w:tcBorders>
+            <w:shd w:val="clear" w:color="auto" w:fill="F7F8FC"/>
+            <w:vAlign w:val="center"/>
+            <w:hideMark/>
+          </w:tcPr>
+          <w:p>
+            <w:pPr>
+              <w:jc w:val="center"/>
+              <w:rPr>
+                <w:b/>
+                <w:bCs/>
+              </w:rPr>
+            </w:pPr>
+            <w:r>
+              <w:rPr>
+                <w:rStyle w:val="qwen-markdown-text"/>
+                <w:b/>
+                <w:bCs/>
+                <w:bdr w:val="single" w:sz="2" w:space="0" w:color="E3E3E3" w:frame="1"/>
+              </w:rPr>
+              <w:t>Ответ заказчика</w:t>
+            </w:r>
+          </w:p>
+        </w:tc>
+      </w:tr>
+      <w:tr>
+        <w:trPr>
+          <w:tblCellSpacing w:w="15" w:type="dxa"/>
+        </w:trPr>
+        <w:tc>
+          <w:tcPr>
+            <w:tcW w:w="0" w:type="auto"/>
+            <w:tcBorders>
+              <w:top w:val="single" w:sz="2" w:space="0" w:color="E3E3E3"/>
+              <w:left w:val="single" w:sz="2" w:space="0" w:color="E3E3E3"/>
+              <w:bottom w:val="single" w:sz="6" w:space="0" w:color="E1E3EA"/>
+              <w:right w:val="single" w:sz="6" w:space="0" w:color="E1E3EA"/>
+            </w:tcBorders>
+            <w:vAlign w:val="center"/>
+            <w:hideMark/>
+          </w:tcPr>
+          <w:p>
+            <w:r>
+              <w:rPr>
+                <w:rStyle w:val="qwen-markdown-text"/>
+                <w:bdr w:val="single" w:sz="2" w:space="0" w:color="E3E3E3" w:frame="1"/>
+              </w:rPr>
+              <w:t>Какие бизнес-задачи должен решать сайт?</w:t>
+            </w:r>
+          </w:p>
+        </w:tc>
+        <w:tc>
+          <w:tcPr>
+            <w:tcW w:w="0" w:type="auto"/>
+            <w:tcBorders>
+              <w:top w:val="single" w:sz="2" w:space="0" w:color="auto"/>
+              <w:left w:val="single" w:sz="2" w:space="0" w:color="auto"/>
+              <w:bottom w:val="single" w:sz="6" w:space="0" w:color="auto"/>
+              <w:right w:val="nil"/>
+            </w:tcBorders>
+            <w:vAlign w:val="center"/>
+            <w:hideMark/>
+          </w:tcPr>
+          <w:p>
+            <w:r>
+              <w:rPr>
+                <w:rStyle w:val="qwen-markdown-text"/>
+                <w:bdr w:val="single" w:sz="2" w:space="0" w:color="E3E3E3" w:frame="1"/>
+              </w:rPr>
+              <w:t>Увеличить конверсию заявок на 30–40%, автоматизировать приём заказов, снизить нагрузку на кол-центр.</w:t>
+            </w:r>
+          </w:p>
+        </w:tc>
+      </w:tr>
+      <w:tr>
+        <w:trPr>
+          <w:tblCellSpacing w:w="15" w:type="dxa"/>
+        </w:trPr>
+        <w:tc>
+          <w:tcPr>
+            <w:tcW w:w="0" w:type="auto"/>
+            <w:tcBorders>
+              <w:top w:val="single" w:sz="2" w:space="0" w:color="E3E3E3"/>
+              <w:left w:val="single" w:sz="2" w:space="0" w:color="E3E3E3"/>
+              <w:bottom w:val="single" w:sz="6" w:space="0" w:color="E1E3EA"/>
+              <w:right w:val="single" w:sz="6" w:space="0" w:color="E1E3EA"/>
+            </w:tcBorders>
+            <w:vAlign w:val="center"/>
+            <w:hideMark/>
+          </w:tcPr>
+          <w:p>
+            <w:r>
+              <w:rPr>
+                <w:rStyle w:val="qwen-markdown-text"/>
+                <w:bdr w:val="single" w:sz="2" w:space="0" w:color="E3E3E3" w:frame="1"/>
+              </w:rPr>
+              <w:t>Кто целевая аудитория?</w:t>
+            </w:r>
+          </w:p>
+        </w:tc>
+        <w:tc>
+          <w:tcPr>
+            <w:tcW w:w="0" w:type="auto"/>
+            <w:tcBorders>
+              <w:top w:val="single" w:sz="2" w:space="0" w:color="auto"/>
+              <w:left w:val="single" w:sz="2" w:space="0" w:color="auto"/>
+              <w:bottom w:val="single" w:sz="6" w:space="0" w:color="auto"/>
+              <w:right w:val="nil"/>
+            </w:tcBorders>
+            <w:vAlign w:val="center"/>
+            <w:hideMark/>
+          </w:tcPr>
+          <w:p>
+            <w:r>
+              <w:rPr>
+                <w:rStyle w:val="qwen-markdown-text"/>
+                <w:bdr w:val="single" w:sz="2" w:space="0" w:color="E3E3E3" w:frame="1"/>
+              </w:rPr>
+              <w:t>Молодые специалисты 18–35 лет, студенты, малый бизнес. 70% трафика с мобильных устройств.</w:t>
+            </w:r>
+          </w:p>
+        </w:tc>
+      </w:tr>
+      <w:tr>
+        <w:trPr>
+          <w:tblCellSpacing w:w="15" w:type="dxa"/>
+        </w:trPr>
+        <w:tc>
+          <w:tcPr>
+            <w:tcW w:w="0" w:type="auto"/>
+            <w:tcBorders>
+              <w:top w:val="single" w:sz="2" w:space="0" w:color="E3E3E3"/>
+              <w:left w:val="single" w:sz="2" w:space="0" w:color="E3E3E3"/>
+              <w:bottom w:val="single" w:sz="6" w:space="0" w:color="E1E3EA"/>
+              <w:right w:val="single" w:sz="6" w:space="0" w:color="E1E3EA"/>
+            </w:tcBorders>
+            <w:vAlign w:val="center"/>
+            <w:hideMark/>
+          </w:tcPr>
+          <w:p>
+            <w:r>
+              <w:rPr>
+                <w:rStyle w:val="qwen-markdown-text"/>
+                <w:bdr w:val="single" w:sz="2" w:space="0" w:color="E3E3E3" w:frame="1"/>
+              </w:rPr>
+              <w:t>Какой функционал обязателен на старте?</w:t>
+            </w:r>
+          </w:p>
+        </w:tc>
+        <w:tc>
+          <w:tcPr>
+            <w:tcW w:w="0" w:type="auto"/>
+            <w:tcBorders>
+              <w:top w:val="single" w:sz="2" w:space="0" w:color="auto"/>
+              <w:left w:val="single" w:sz="2" w:space="0" w:color="auto"/>
+              <w:bottom w:val="single" w:sz="6" w:space="0" w:color="auto"/>
+              <w:right w:val="nil"/>
+            </w:tcBorders>
+            <w:vAlign w:val="center"/>
+            <w:hideMark/>
+          </w:tcPr>
+          <w:p>
+            <w:r>
+              <w:rPr>
+                <w:rStyle w:val="qwen-markdown-text"/>
+                <w:bdr w:val="single" w:sz="2" w:space="0" w:color="E3E3E3" w:frame="1"/>
+              </w:rPr>
+              <w:t xml:space="preserve">Каталог курсов, корзина, оформление заказа, регистрация с подтверждением </w:t>
+            </w:r>
+            <w:proofErr w:type="spellStart"/>
+            <w:r>
+              <w:rPr>
+                <w:rStyle w:val="qwen-markdown-text"/>
+                <w:bdr w:val="single" w:sz="2" w:space="0" w:color="E3E3E3" w:frame="1"/>
+              </w:rPr>
+              <w:t>email</w:t>
+            </w:r>
+            <w:proofErr w:type="spellEnd"/>
+            <w:r>
+              <w:rPr>
+                <w:rStyle w:val="qwen-markdown-text"/>
+                <w:bdr w:val="single" w:sz="2" w:space="0" w:color="E3E3E3" w:frame="1"/>
+              </w:rPr>
+              <w:t xml:space="preserve">, админ-панель, </w:t>
+            </w:r>
+            <w:proofErr w:type="spellStart"/>
+            <w:r>
+              <w:rPr>
+                <w:rStyle w:val="qwen-markdown-text"/>
+                <w:bdr w:val="single" w:sz="2" w:space="0" w:color="E3E3E3" w:frame="1"/>
+              </w:rPr>
+              <w:t>мультиязычность</w:t>
+            </w:r>
+            <w:proofErr w:type="spellEnd"/>
+            <w:r>
+              <w:rPr>
+                <w:rStyle w:val="qwen-markdown-text"/>
+                <w:bdr w:val="single" w:sz="2" w:space="0" w:color="E3E3E3" w:frame="1"/>
+              </w:rPr>
+              <w:t xml:space="preserve"> (RU/EN), тёмная/светлая тема.</w:t>
+            </w:r>
+          </w:p>
+        </w:tc>
+      </w:tr>
+      <w:tr>
+        <w:trPr>
+          <w:tblCellSpacing w:w="15" w:type="dxa"/>
+        </w:trPr>
+        <w:tc>
+          <w:tcPr>
+            <w:tcW w:w="0" w:type="auto"/>
+            <w:tcBorders>
+              <w:top w:val="single" w:sz="2" w:space="0" w:color="E3E3E3"/>
+              <w:left w:val="single" w:sz="2" w:space="0" w:color="E3E3E3"/>
+              <w:bottom w:val="single" w:sz="6" w:space="0" w:color="E1E3EA"/>
+              <w:right w:val="single" w:sz="6" w:space="0" w:color="E1E3EA"/>
+            </w:tcBorders>
+            <w:vAlign w:val="center"/>
+            <w:hideMark/>
+          </w:tcPr>
+          <w:p>
+            <w:r>
+              <w:rPr>
+                <w:rStyle w:val="qwen-markdown-text"/>
+                <w:bdr w:val="single" w:sz="2" w:space="0" w:color="E3E3E3" w:frame="1"/>
+              </w:rPr>
+              <w:t>Какие технические ограничения?</w:t>
+            </w:r>
+          </w:p>
+        </w:tc>
+        <w:tc>
+          <w:tcPr>
+            <w:tcW w:w="0" w:type="auto"/>
+            <w:tcBorders>
+              <w:top w:val="single" w:sz="2" w:space="0" w:color="auto"/>
+              <w:left w:val="single" w:sz="2" w:space="0" w:color="auto"/>
+              <w:bottom w:val="single" w:sz="6" w:space="0" w:color="auto"/>
+              <w:right w:val="nil"/>
+            </w:tcBorders>
+            <w:vAlign w:val="center"/>
+            <w:hideMark/>
+          </w:tcPr>
+          <w:p>
+            <w:r>
+              <w:rPr>
+                <w:rStyle w:val="qwen-markdown-text"/>
+                <w:bdr w:val="single" w:sz="2" w:space="0" w:color="E3E3E3" w:frame="1"/>
+              </w:rPr>
+              <w:t>PHP 8.1+, без тяжёлых фреймворков, хранение данных в JSON на этапе MVP, архитектура под будущую миграцию на БД.</w:t>
+            </w:r>
+          </w:p>
+        </w:tc>
+      </w:tr>
+      <w:tr>
+        <w:trPr>
+          <w:tblCellSpacing w:w="15" w:type="dxa"/>
+        </w:trPr>
+        <w:tc>
+          <w:tcPr>
+            <w:tcW w:w="0" w:type="auto"/>
+            <w:tcBorders>
+              <w:top w:val="single" w:sz="2" w:space="0" w:color="auto"/>
+              <w:left w:val="single" w:sz="2" w:space="0" w:color="auto"/>
+              <w:bottom w:val="nil"/>
+              <w:right w:val="single" w:sz="6" w:space="0" w:color="auto"/>
+            </w:tcBorders>
+            <w:vAlign w:val="center"/>
+            <w:hideMark/>
+          </w:tcPr>
+          <w:p>
+            <w:r>
+              <w:rPr>
+                <w:rStyle w:val="qwen-markdown-text"/>
+                <w:bdr w:val="single" w:sz="2" w:space="0" w:color="E3E3E3" w:frame="1"/>
+              </w:rPr>
+              <w:t>Какие сроки и бюджет?</w:t>
+            </w:r>
+          </w:p>
+        </w:tc>
+        <w:tc>
+          <w:tcPr>
+            <w:tcW w:w="0" w:type="auto"/>
+            <w:tcBorders>
+              <w:top w:val="single" w:sz="2" w:space="0" w:color="auto"/>
+              <w:left w:val="single" w:sz="2" w:space="0" w:color="auto"/>
+              <w:bottom w:val="nil"/>
+              <w:right w:val="nil"/>
+            </w:tcBorders>
+            <w:vAlign w:val="center"/>
+            <w:hideMark/>
+          </w:tcPr>
+          <w:p>
+            <w:r>
+              <w:rPr>
+                <w:rStyle w:val="qwen-markdown-text"/>
+                <w:bdr w:val="single" w:sz="2" w:space="0" w:color="E3E3E3" w:frame="1"/>
+              </w:rPr>
+              <w:t>MVP за 10–12 недель. Бюджет разработки: 1,2–1,5 млн руб.</w:t>
+            </w:r>
+          </w:p>
+        </w:tc>
+      </w:tr>
+    </w:tbl>
+    <w:p>
+      <w:pPr>
+        <w:pStyle w:val="4"/>
+        <w:pBdr>
+          <w:top w:val="single" w:sz="2" w:space="0" w:color="E3E3E3"/>
+          <w:left w:val="single" w:sz="2" w:space="0" w:color="E3E3E3"/>
+          <w:bottom w:val="single" w:sz="2" w:space="0" w:color="E3E3E3"/>
+          <w:right w:val="single" w:sz="2" w:space="0" w:color="E3E3E3"/>
+        </w:pBdr>
+        <w:shd w:val="clear" w:color="auto" w:fill="FFFFFF"/>
+        <w:spacing w:before="0"/>
+        <w:rPr>
+          <w:rFonts w:ascii="Arial" w:hAnsi="Arial" w:cs="Arial"/>
+          <w:color w:val="1D1D1F"/>
+          <w:spacing w:val="-5"/>
+        </w:rPr>
+      </w:pPr>
+      <w:r>
+        <w:rPr>
+          <w:rStyle w:val="qwen-markdown-text"/>
+          <w:rFonts w:ascii="Arial" w:hAnsi="Arial" w:cs="Arial"/>
+          <w:color w:val="1D1D1F"/>
+          <w:spacing w:val="-5"/>
+          <w:bdr w:val="single" w:sz="2" w:space="0" w:color="E3E3E3" w:frame="1"/>
+        </w:rPr>
+        <w:t>1.2.2 Разработка технического задания по брифу с ответами заказчика</w:t>
+      </w:r>
+    </w:p>
+    <w:p>
+      <w:pPr>
+        <w:shd w:val="clear" w:color="auto" w:fill="FFFFFF"/>
+        <w:rPr>
+          <w:rFonts w:ascii="Arial" w:hAnsi="Arial" w:cs="Arial"/>
+          <w:color w:val="1D1D1F"/>
+        </w:rPr>
+      </w:pPr>
+      <w:r>
+        <w:rPr>
+          <w:rStyle w:val="qwen-markdown-text"/>
+          <w:rFonts w:ascii="Arial" w:hAnsi="Arial" w:cs="Arial"/>
+          <w:color w:val="1D1D1F"/>
+          <w:bdr w:val="single" w:sz="2" w:space="0" w:color="E3E3E3" w:frame="1"/>
+        </w:rPr>
+        <w:t>На основе брифа сформировано ТЗ, включающее:</w:t>
+      </w:r>
+    </w:p>
+    <w:p>
+      <w:pPr>
+        <w:numPr>
+          <w:ilvl w:val="0"/>
+          <w:numId w:val="5"/>
+        </w:numPr>
+        <w:pBdr>
+          <w:top w:val="single" w:sz="2" w:space="0" w:color="E3E3E3"/>
+          <w:left w:val="single" w:sz="2" w:space="0" w:color="E3E3E3"/>
+          <w:bottom w:val="single" w:sz="2" w:space="0" w:color="E3E3E3"/>
+          <w:right w:val="single" w:sz="2" w:space="0" w:color="E3E3E3"/>
+        </w:pBdr>
+        <w:shd w:val="clear" w:color="auto" w:fill="FFFFFF"/>
+        <w:spacing w:after="0" w:line="240" w:lineRule="auto"/>
+        <w:rPr>
+          <w:rFonts w:ascii="Arial" w:hAnsi="Arial" w:cs="Arial"/>
+          <w:color w:val="1D1D1F"/>
+        </w:rPr>
+      </w:pPr>
+      <w:r>
+        <w:rPr>
+          <w:rStyle w:val="qwen-markdown-text"/>
+          <w:rFonts w:ascii="Arial" w:hAnsi="Arial" w:cs="Arial"/>
+          <w:b/>
+          <w:bCs/>
+          <w:color w:val="1D1D1F"/>
+          <w:bdr w:val="single" w:sz="2" w:space="0" w:color="E3E3E3" w:frame="1"/>
+        </w:rPr>
+        <w:t>Роли пользователей:</w:t>
+      </w:r>
+      <w:r>
+        <w:rPr>
+          <w:rStyle w:val="qwen-markdown-text"/>
+          <w:rFonts w:ascii="Arial" w:hAnsi="Arial" w:cs="Arial"/>
+          <w:color w:val="1D1D1F"/>
+          <w:bdr w:val="single" w:sz="2" w:space="0" w:color="E3E3E3" w:frame="1"/>
+        </w:rPr>
+        <w:t xml:space="preserve"> Гость, Зарегистрированный пользователь, Администратор.</w:t>
+      </w:r>
+    </w:p>
+    <w:p>
+      <w:pPr>
+        <w:numPr>
+          <w:ilvl w:val="0"/>
+          <w:numId w:val="5"/>
+        </w:numPr>
+        <w:pBdr>
+          <w:top w:val="single" w:sz="2" w:space="0" w:color="E3E3E3"/>
+          <w:left w:val="single" w:sz="2" w:space="0" w:color="E3E3E3"/>
+          <w:bottom w:val="single" w:sz="2" w:space="0" w:color="E3E3E3"/>
+          <w:right w:val="single" w:sz="2" w:space="0" w:color="E3E3E3"/>
+        </w:pBdr>
+        <w:shd w:val="clear" w:color="auto" w:fill="FFFFFF"/>
+        <w:spacing w:after="0" w:line="240" w:lineRule="auto"/>
+        <w:rPr>
+          <w:rFonts w:ascii="Arial" w:hAnsi="Arial" w:cs="Arial"/>
+          <w:color w:val="1D1D1F"/>
+        </w:rPr>
+      </w:pPr>
+      <w:r>
+        <w:rPr>
+          <w:rStyle w:val="qwen-markdown-text"/>
+          <w:rFonts w:ascii="Arial" w:hAnsi="Arial" w:cs="Arial"/>
+          <w:b/>
+          <w:bCs/>
+          <w:color w:val="1D1D1F"/>
+          <w:bdr w:val="single" w:sz="2" w:space="0" w:color="E3E3E3" w:frame="1"/>
+        </w:rPr>
+        <w:t>Функциональные требования:</w:t>
+      </w:r>
+      <w:r>
+        <w:rPr>
+          <w:rStyle w:val="qwen-markdown-text"/>
+          <w:rFonts w:ascii="Arial" w:hAnsi="Arial" w:cs="Arial"/>
+          <w:color w:val="1D1D1F"/>
+          <w:bdr w:val="single" w:sz="2" w:space="0" w:color="E3E3E3" w:frame="1"/>
+        </w:rPr>
+        <w:t xml:space="preserve"> каталог с фильтрами, сессионная корзина, оформление заказа с валидацией, отправка HTML-писем клиенту и администратору, авторизация с 6-значным кодом, восстановление пароля, панель администратора (</w:t>
+      </w:r>
+      <w:proofErr w:type="spellStart"/>
+      <w:r>
+        <w:rPr>
+          <w:rStyle w:val="qwen-markdown-text"/>
+          <w:rFonts w:ascii="Arial" w:hAnsi="Arial" w:cs="Arial"/>
+          <w:color w:val="1D1D1F"/>
+          <w:bdr w:val="single" w:sz="2" w:space="0" w:color="E3E3E3" w:frame="1"/>
+        </w:rPr>
+        <w:t>дашборд</w:t>
+      </w:r>
+      <w:proofErr w:type="spellEnd"/>
+      <w:r>
+        <w:rPr>
+          <w:rStyle w:val="qwen-markdown-text"/>
+          <w:rFonts w:ascii="Arial" w:hAnsi="Arial" w:cs="Arial"/>
+          <w:color w:val="1D1D1F"/>
+          <w:bdr w:val="single" w:sz="2" w:space="0" w:color="E3E3E3" w:frame="1"/>
+        </w:rPr>
+        <w:t>, управление заказами/пользователями, просмотр логов), переключение языка и темы.</w:t>
+      </w:r>
+    </w:p>
+    <w:p>
+      <w:pPr>
+        <w:numPr>
+          <w:ilvl w:val="0"/>
+          <w:numId w:val="5"/>
+        </w:numPr>
+        <w:pBdr>
+          <w:top w:val="single" w:sz="2" w:space="0" w:color="E3E3E3"/>
+          <w:left w:val="single" w:sz="2" w:space="0" w:color="E3E3E3"/>
+          <w:bottom w:val="single" w:sz="2" w:space="0" w:color="E3E3E3"/>
+          <w:right w:val="single" w:sz="2" w:space="0" w:color="E3E3E3"/>
+        </w:pBdr>
+        <w:shd w:val="clear" w:color="auto" w:fill="FFFFFF"/>
+        <w:spacing w:after="0" w:line="240" w:lineRule="auto"/>
+        <w:rPr>
+          <w:rFonts w:ascii="Arial" w:hAnsi="Arial" w:cs="Arial"/>
+          <w:color w:val="1D1D1F"/>
+        </w:rPr>
+      </w:pPr>
+      <w:r>
+        <w:rPr>
+          <w:rStyle w:val="qwen-markdown-text"/>
+          <w:rFonts w:ascii="Arial" w:hAnsi="Arial" w:cs="Arial"/>
+          <w:b/>
+          <w:bCs/>
+          <w:color w:val="1D1D1F"/>
+          <w:bdr w:val="single" w:sz="2" w:space="0" w:color="E3E3E3" w:frame="1"/>
+        </w:rPr>
+        <w:t>Нефункциональные требования:</w:t>
+      </w:r>
+      <w:r>
+        <w:rPr>
+          <w:rStyle w:val="qwen-markdown-text"/>
+          <w:rFonts w:ascii="Arial" w:hAnsi="Arial" w:cs="Arial"/>
+          <w:color w:val="1D1D1F"/>
+          <w:bdr w:val="single" w:sz="2" w:space="0" w:color="E3E3E3" w:frame="1"/>
+        </w:rPr>
+        <w:t xml:space="preserve"> адаптивность (Mobile First), защита от XSS/CSRF, хеширование паролей (</w:t>
+      </w:r>
+      <w:r>
+        <w:rPr>
+          <w:rStyle w:val="HTML1"/>
+          <w:rFonts w:eastAsiaTheme="minorHAnsi"/>
+          <w:color w:val="615CED"/>
+          <w:spacing w:val="-10"/>
+          <w:bdr w:val="single" w:sz="2" w:space="0" w:color="E3E3E3" w:frame="1"/>
+        </w:rPr>
+        <w:t>PASSWORD_DEFAULT</w:t>
+      </w:r>
+      <w:r>
+        <w:rPr>
+          <w:rStyle w:val="qwen-markdown-text"/>
+          <w:rFonts w:ascii="Arial" w:hAnsi="Arial" w:cs="Arial"/>
+          <w:color w:val="1D1D1F"/>
+          <w:bdr w:val="single" w:sz="2" w:space="0" w:color="E3E3E3" w:frame="1"/>
+        </w:rPr>
+        <w:t>), логирование действий, время отклика ≤ 1.5 с, поддержка современных браузеров.</w:t>
+      </w:r>
+    </w:p>
+    <w:p>
+      <w:pPr>
+        <w:numPr>
+          <w:ilvl w:val="0"/>
+          <w:numId w:val="5"/>
+        </w:numPr>
+        <w:pBdr>
+          <w:top w:val="single" w:sz="2" w:space="0" w:color="E3E3E3"/>
+          <w:left w:val="single" w:sz="2" w:space="0" w:color="E3E3E3"/>
+          <w:bottom w:val="single" w:sz="2" w:space="0" w:color="E3E3E3"/>
+          <w:right w:val="single" w:sz="2" w:space="0" w:color="E3E3E3"/>
+        </w:pBdr>
+        <w:shd w:val="clear" w:color="auto" w:fill="FFFFFF"/>
+        <w:spacing w:after="0" w:line="240" w:lineRule="auto"/>
+        <w:rPr>
+          <w:rFonts w:ascii="Arial" w:hAnsi="Arial" w:cs="Arial"/>
+          <w:color w:val="1D1D1F"/>
+        </w:rPr>
+      </w:pPr>
+      <w:r>
+        <w:rPr>
+          <w:rStyle w:val="qwen-markdown-text"/>
+          <w:rFonts w:ascii="Arial" w:hAnsi="Arial" w:cs="Arial"/>
+          <w:b/>
+          <w:bCs/>
+          <w:color w:val="1D1D1F"/>
+          <w:bdr w:val="single" w:sz="2" w:space="0" w:color="E3E3E3" w:frame="1"/>
+        </w:rPr>
+        <w:lastRenderedPageBreak/>
+        <w:t>Критерии приёмки:</w:t>
+      </w:r>
+      <w:r>
+        <w:rPr>
+          <w:rStyle w:val="qwen-markdown-text"/>
+          <w:rFonts w:ascii="Arial" w:hAnsi="Arial" w:cs="Arial"/>
+          <w:color w:val="1D1D1F"/>
+          <w:bdr w:val="single" w:sz="2" w:space="0" w:color="E3E3E3" w:frame="1"/>
+        </w:rPr>
+        <w:t xml:space="preserve"> успешное прохождение сценариев регистрации, оформления заказа, смены статусов, корректная работа </w:t>
+      </w:r>
+      <w:proofErr w:type="spellStart"/>
+      <w:r>
+        <w:rPr>
+          <w:rStyle w:val="qwen-markdown-text"/>
+          <w:rFonts w:ascii="Arial" w:hAnsi="Arial" w:cs="Arial"/>
+          <w:color w:val="1D1D1F"/>
+          <w:bdr w:val="single" w:sz="2" w:space="0" w:color="E3E3E3" w:frame="1"/>
+        </w:rPr>
+        <w:t>мультиязычности</w:t>
+      </w:r>
+      <w:proofErr w:type="spellEnd"/>
+      <w:r>
+        <w:rPr>
+          <w:rStyle w:val="qwen-markdown-text"/>
+          <w:rFonts w:ascii="Arial" w:hAnsi="Arial" w:cs="Arial"/>
+          <w:color w:val="1D1D1F"/>
+          <w:bdr w:val="single" w:sz="2" w:space="0" w:color="E3E3E3" w:frame="1"/>
+        </w:rPr>
+        <w:t xml:space="preserve"> и тем, отсутствие критических уязвимостей.</w:t>
+      </w:r>
+    </w:p>
+    <w:p>
+      <w:pPr>
+        <w:pStyle w:val="3"/>
+        <w:pBdr>
+          <w:top w:val="single" w:sz="2" w:space="0" w:color="E3E3E3"/>
+          <w:left w:val="single" w:sz="2" w:space="0" w:color="E3E3E3"/>
+          <w:bottom w:val="single" w:sz="2" w:space="0" w:color="E3E3E3"/>
+          <w:right w:val="single" w:sz="2" w:space="0" w:color="E3E3E3"/>
+        </w:pBdr>
+        <w:shd w:val="clear" w:color="auto" w:fill="FFFFFF"/>
+        <w:spacing w:before="0"/>
+        <w:rPr>
+          <w:rFonts w:ascii="Arial" w:hAnsi="Arial" w:cs="Arial"/>
+          <w:color w:val="1D1D1F"/>
+          <w:spacing w:val="-5"/>
+        </w:rPr>
+      </w:pPr>
+      <w:bookmarkStart w:id="4" w:name="_Toc227737141"/>
+      <w:r>
+        <w:rPr>
+          <w:rStyle w:val="qwen-markdown-text"/>
+          <w:rFonts w:ascii="Arial" w:hAnsi="Arial" w:cs="Arial"/>
+          <w:color w:val="1D1D1F"/>
+          <w:spacing w:val="-5"/>
+          <w:bdr w:val="single" w:sz="2" w:space="0" w:color="E3E3E3" w:frame="1"/>
+        </w:rPr>
+        <w:t>1.3 Архитектурное проектирование</w:t>
+      </w:r>
+      <w:bookmarkEnd w:id="4"/>
+    </w:p>
+    <w:p>
+      <w:pPr>
+        <w:shd w:val="clear" w:color="auto" w:fill="FFFFFF"/>
+        <w:rPr>
+          <w:rFonts w:ascii="Arial" w:hAnsi="Arial" w:cs="Arial"/>
+          <w:color w:val="1D1D1F"/>
+        </w:rPr>
+      </w:pPr>
+      <w:r>
+        <w:rPr>
+          <w:rStyle w:val="qwen-markdown-text"/>
+          <w:rFonts w:ascii="Arial" w:hAnsi="Arial" w:cs="Arial"/>
+          <w:color w:val="1D1D1F"/>
+          <w:bdr w:val="single" w:sz="2" w:space="0" w:color="E3E3E3" w:frame="1"/>
+        </w:rPr>
+        <w:t xml:space="preserve">Выбрана архитектура </w:t>
+      </w:r>
+      <w:r>
+        <w:rPr>
+          <w:rStyle w:val="qwen-markdown-text"/>
+          <w:rFonts w:ascii="Arial" w:hAnsi="Arial" w:cs="Arial"/>
+          <w:b/>
+          <w:bCs/>
+          <w:color w:val="1D1D1F"/>
+          <w:bdr w:val="single" w:sz="2" w:space="0" w:color="E3E3E3" w:frame="1"/>
+        </w:rPr>
+        <w:t>Model-View-</w:t>
+      </w:r>
+      <w:proofErr w:type="spellStart"/>
+      <w:r>
+        <w:rPr>
+          <w:rStyle w:val="qwen-markdown-text"/>
+          <w:rFonts w:ascii="Arial" w:hAnsi="Arial" w:cs="Arial"/>
+          <w:b/>
+          <w:bCs/>
+          <w:color w:val="1D1D1F"/>
+          <w:bdr w:val="single" w:sz="2" w:space="0" w:color="E3E3E3" w:frame="1"/>
+        </w:rPr>
+        <w:t>Controller</w:t>
+      </w:r>
+      <w:proofErr w:type="spellEnd"/>
+      <w:r>
+        <w:rPr>
+          <w:rStyle w:val="qwen-markdown-text"/>
+          <w:rFonts w:ascii="Arial" w:hAnsi="Arial" w:cs="Arial"/>
+          <w:b/>
+          <w:bCs/>
+          <w:color w:val="1D1D1F"/>
+          <w:bdr w:val="single" w:sz="2" w:space="0" w:color="E3E3E3" w:frame="1"/>
+        </w:rPr>
+        <w:t xml:space="preserve"> (MVC)</w:t>
+      </w:r>
+      <w:r>
+        <w:rPr>
+          <w:rStyle w:val="qwen-markdown-text"/>
+          <w:rFonts w:ascii="Arial" w:hAnsi="Arial" w:cs="Arial"/>
+          <w:color w:val="1D1D1F"/>
+          <w:bdr w:val="single" w:sz="2" w:space="0" w:color="E3E3E3" w:frame="1"/>
+        </w:rPr>
+        <w:t>, реализованная без использования сторонних фреймворков для обеспечения максимального контроля над производительностью и структурой кода.</w:t>
+      </w:r>
+    </w:p>
+    <w:p>
+      <w:pPr>
+        <w:shd w:val="clear" w:color="auto" w:fill="FFFFFF"/>
+        <w:rPr>
+          <w:rFonts w:ascii="Arial" w:hAnsi="Arial" w:cs="Arial"/>
+          <w:color w:val="1D1D1F"/>
+        </w:rPr>
+      </w:pPr>
+      <w:r>
+        <w:rPr>
+          <w:rStyle w:val="qwen-markdown-text"/>
+          <w:rFonts w:ascii="Arial" w:hAnsi="Arial" w:cs="Arial"/>
+          <w:b/>
+          <w:bCs/>
+          <w:color w:val="1D1D1F"/>
+          <w:bdr w:val="single" w:sz="2" w:space="0" w:color="E3E3E3" w:frame="1"/>
+        </w:rPr>
+        <w:t>Компоненты архитектуры:</w:t>
+      </w:r>
+    </w:p>
+    <w:p>
+      <w:pPr>
+        <w:numPr>
+          <w:ilvl w:val="0"/>
+          <w:numId w:val="6"/>
+        </w:numPr>
+        <w:pBdr>
+          <w:top w:val="single" w:sz="2" w:space="0" w:color="E3E3E3"/>
+          <w:left w:val="single" w:sz="2" w:space="0" w:color="E3E3E3"/>
+          <w:bottom w:val="single" w:sz="2" w:space="0" w:color="E3E3E3"/>
+          <w:right w:val="single" w:sz="2" w:space="0" w:color="E3E3E3"/>
+        </w:pBdr>
+        <w:shd w:val="clear" w:color="auto" w:fill="FFFFFF"/>
+        <w:spacing w:after="0" w:line="240" w:lineRule="auto"/>
+        <w:rPr>
+          <w:rFonts w:ascii="Arial" w:hAnsi="Arial" w:cs="Arial"/>
+          <w:color w:val="1D1D1F"/>
+        </w:rPr>
+      </w:pPr>
+      <w:proofErr w:type="spellStart"/>
+      <w:r>
+        <w:rPr>
+          <w:rStyle w:val="qwen-markdown-text"/>
+          <w:rFonts w:ascii="Arial" w:hAnsi="Arial" w:cs="Arial"/>
+          <w:b/>
+          <w:bCs/>
+          <w:color w:val="1D1D1F"/>
+          <w:bdr w:val="single" w:sz="2" w:space="0" w:color="E3E3E3" w:frame="1"/>
+        </w:rPr>
+        <w:t>Router</w:t>
+      </w:r>
+      <w:proofErr w:type="spellEnd"/>
+      <w:r>
+        <w:rPr>
+          <w:rStyle w:val="qwen-markdown-text"/>
+          <w:rFonts w:ascii="Arial" w:hAnsi="Arial" w:cs="Arial"/>
+          <w:b/>
+          <w:bCs/>
+          <w:color w:val="1D1D1F"/>
+          <w:bdr w:val="single" w:sz="2" w:space="0" w:color="E3E3E3" w:frame="1"/>
+        </w:rPr>
+        <w:t xml:space="preserve"> (</w:t>
+      </w:r>
+      <w:proofErr w:type="spellStart"/>
+      <w:r>
+        <w:rPr>
+          <w:rStyle w:val="HTML1"/>
+          <w:rFonts w:eastAsiaTheme="minorHAnsi"/>
+          <w:b/>
+          <w:bCs/>
+          <w:color w:val="615CED"/>
+          <w:spacing w:val="-10"/>
+          <w:bdr w:val="single" w:sz="2" w:space="0" w:color="E3E3E3" w:frame="1"/>
+        </w:rPr>
+        <w:t>index.php</w:t>
+      </w:r>
+      <w:proofErr w:type="spellEnd"/>
+      <w:r>
+        <w:rPr>
+          <w:rStyle w:val="qwen-markdown-text"/>
+          <w:rFonts w:ascii="Arial" w:hAnsi="Arial" w:cs="Arial"/>
+          <w:b/>
+          <w:bCs/>
+          <w:color w:val="1D1D1F"/>
+          <w:bdr w:val="single" w:sz="2" w:space="0" w:color="E3E3E3" w:frame="1"/>
+        </w:rPr>
+        <w:t>)</w:t>
+      </w:r>
+      <w:r>
+        <w:rPr>
+          <w:rStyle w:val="qwen-markdown-text"/>
+          <w:rFonts w:ascii="Arial" w:hAnsi="Arial" w:cs="Arial"/>
+          <w:color w:val="1D1D1F"/>
+          <w:bdr w:val="single" w:sz="2" w:space="0" w:color="E3E3E3" w:frame="1"/>
+        </w:rPr>
+        <w:t xml:space="preserve"> – централизованный обработчик URI, сопоставляющий запросы с контроллерами.</w:t>
+      </w:r>
+    </w:p>
+    <w:p>
+      <w:pPr>
+        <w:numPr>
+          <w:ilvl w:val="0"/>
+          <w:numId w:val="6"/>
+        </w:numPr>
+        <w:pBdr>
+          <w:top w:val="single" w:sz="2" w:space="0" w:color="E3E3E3"/>
+          <w:left w:val="single" w:sz="2" w:space="0" w:color="E3E3E3"/>
+          <w:bottom w:val="single" w:sz="2" w:space="0" w:color="E3E3E3"/>
+          <w:right w:val="single" w:sz="2" w:space="0" w:color="E3E3E3"/>
+        </w:pBdr>
+        <w:shd w:val="clear" w:color="auto" w:fill="FFFFFF"/>
+        <w:spacing w:after="0" w:line="240" w:lineRule="auto"/>
+        <w:rPr>
+          <w:rFonts w:ascii="Arial" w:hAnsi="Arial" w:cs="Arial"/>
+          <w:color w:val="1D1D1F"/>
+        </w:rPr>
+      </w:pPr>
+      <w:proofErr w:type="spellStart"/>
+      <w:r>
+        <w:rPr>
+          <w:rStyle w:val="qwen-markdown-text"/>
+          <w:rFonts w:ascii="Arial" w:hAnsi="Arial" w:cs="Arial"/>
+          <w:b/>
+          <w:bCs/>
+          <w:color w:val="1D1D1F"/>
+          <w:bdr w:val="single" w:sz="2" w:space="0" w:color="E3E3E3" w:frame="1"/>
+        </w:rPr>
+        <w:t>Controllers</w:t>
+      </w:r>
+      <w:proofErr w:type="spellEnd"/>
+      <w:r>
+        <w:rPr>
+          <w:rStyle w:val="qwen-markdown-text"/>
+          <w:rFonts w:ascii="Arial" w:hAnsi="Arial" w:cs="Arial"/>
+          <w:b/>
+          <w:bCs/>
+          <w:color w:val="1D1D1F"/>
+          <w:bdr w:val="single" w:sz="2" w:space="0" w:color="E3E3E3" w:frame="1"/>
+        </w:rPr>
+        <w:t xml:space="preserve"> (</w:t>
+      </w:r>
+      <w:proofErr w:type="spellStart"/>
+      <w:r>
+        <w:rPr>
+          <w:rStyle w:val="HTML1"/>
+          <w:rFonts w:eastAsiaTheme="minorHAnsi"/>
+          <w:b/>
+          <w:bCs/>
+          <w:color w:val="615CED"/>
+          <w:spacing w:val="-10"/>
+          <w:bdr w:val="single" w:sz="2" w:space="0" w:color="E3E3E3" w:frame="1"/>
+        </w:rPr>
+        <w:t>Controllers</w:t>
+      </w:r>
+      <w:proofErr w:type="spellEnd"/>
+      <w:r>
+        <w:rPr>
+          <w:rStyle w:val="HTML1"/>
+          <w:rFonts w:eastAsiaTheme="minorHAnsi"/>
+          <w:b/>
+          <w:bCs/>
+          <w:color w:val="615CED"/>
+          <w:spacing w:val="-10"/>
+          <w:bdr w:val="single" w:sz="2" w:space="0" w:color="E3E3E3" w:frame="1"/>
+        </w:rPr>
+        <w:t>/</w:t>
+      </w:r>
+      <w:r>
+        <w:rPr>
+          <w:rStyle w:val="qwen-markdown-text"/>
+          <w:rFonts w:ascii="Arial" w:hAnsi="Arial" w:cs="Arial"/>
+          <w:b/>
+          <w:bCs/>
+          <w:color w:val="1D1D1F"/>
+          <w:bdr w:val="single" w:sz="2" w:space="0" w:color="E3E3E3" w:frame="1"/>
+        </w:rPr>
+        <w:t>)</w:t>
+      </w:r>
+      <w:r>
+        <w:rPr>
+          <w:rStyle w:val="qwen-markdown-text"/>
+          <w:rFonts w:ascii="Arial" w:hAnsi="Arial" w:cs="Arial"/>
+          <w:color w:val="1D1D1F"/>
+          <w:bdr w:val="single" w:sz="2" w:space="0" w:color="E3E3E3" w:frame="1"/>
+        </w:rPr>
+        <w:t xml:space="preserve"> – обработка бизнес-логики, валидация входных данных, взаимодействие с моделями и передача данных в представления.</w:t>
+      </w:r>
+    </w:p>
+    <w:p>
+      <w:pPr>
+        <w:numPr>
+          <w:ilvl w:val="0"/>
+          <w:numId w:val="6"/>
+        </w:numPr>
+        <w:pBdr>
+          <w:top w:val="single" w:sz="2" w:space="0" w:color="E3E3E3"/>
+          <w:left w:val="single" w:sz="2" w:space="0" w:color="E3E3E3"/>
+          <w:bottom w:val="single" w:sz="2" w:space="0" w:color="E3E3E3"/>
+          <w:right w:val="single" w:sz="2" w:space="0" w:color="E3E3E3"/>
+        </w:pBdr>
+        <w:shd w:val="clear" w:color="auto" w:fill="FFFFFF"/>
+        <w:spacing w:after="0" w:line="240" w:lineRule="auto"/>
+        <w:rPr>
+          <w:rFonts w:ascii="Arial" w:hAnsi="Arial" w:cs="Arial"/>
+          <w:color w:val="1D1D1F"/>
+        </w:rPr>
+      </w:pPr>
+      <w:proofErr w:type="spellStart"/>
+      <w:r>
+        <w:rPr>
+          <w:rStyle w:val="qwen-markdown-text"/>
+          <w:rFonts w:ascii="Arial" w:hAnsi="Arial" w:cs="Arial"/>
+          <w:b/>
+          <w:bCs/>
+          <w:color w:val="1D1D1F"/>
+          <w:bdr w:val="single" w:sz="2" w:space="0" w:color="E3E3E3" w:frame="1"/>
+        </w:rPr>
+        <w:t>Views</w:t>
+      </w:r>
+      <w:proofErr w:type="spellEnd"/>
+      <w:r>
+        <w:rPr>
+          <w:rStyle w:val="qwen-markdown-text"/>
+          <w:rFonts w:ascii="Arial" w:hAnsi="Arial" w:cs="Arial"/>
+          <w:b/>
+          <w:bCs/>
+          <w:color w:val="1D1D1F"/>
+          <w:bdr w:val="single" w:sz="2" w:space="0" w:color="E3E3E3" w:frame="1"/>
+        </w:rPr>
+        <w:t xml:space="preserve"> (</w:t>
+      </w:r>
+      <w:proofErr w:type="spellStart"/>
+      <w:r>
+        <w:rPr>
+          <w:rStyle w:val="HTML1"/>
+          <w:rFonts w:eastAsiaTheme="minorHAnsi"/>
+          <w:b/>
+          <w:bCs/>
+          <w:color w:val="615CED"/>
+          <w:spacing w:val="-10"/>
+          <w:bdr w:val="single" w:sz="2" w:space="0" w:color="E3E3E3" w:frame="1"/>
+        </w:rPr>
+        <w:t>Views</w:t>
+      </w:r>
+      <w:proofErr w:type="spellEnd"/>
+      <w:r>
+        <w:rPr>
+          <w:rStyle w:val="HTML1"/>
+          <w:rFonts w:eastAsiaTheme="minorHAnsi"/>
+          <w:b/>
+          <w:bCs/>
+          <w:color w:val="615CED"/>
+          <w:spacing w:val="-10"/>
+          <w:bdr w:val="single" w:sz="2" w:space="0" w:color="E3E3E3" w:frame="1"/>
+        </w:rPr>
+        <w:t>/</w:t>
+      </w:r>
+      <w:r>
+        <w:rPr>
+          <w:rStyle w:val="qwen-markdown-text"/>
+          <w:rFonts w:ascii="Arial" w:hAnsi="Arial" w:cs="Arial"/>
+          <w:b/>
+          <w:bCs/>
+          <w:color w:val="1D1D1F"/>
+          <w:bdr w:val="single" w:sz="2" w:space="0" w:color="E3E3E3" w:frame="1"/>
+        </w:rPr>
+        <w:t>)</w:t>
+      </w:r>
+      <w:r>
+        <w:rPr>
+          <w:rStyle w:val="qwen-markdown-text"/>
+          <w:rFonts w:ascii="Arial" w:hAnsi="Arial" w:cs="Arial"/>
+          <w:color w:val="1D1D1F"/>
+          <w:bdr w:val="single" w:sz="2" w:space="0" w:color="E3E3E3" w:frame="1"/>
+        </w:rPr>
+        <w:t xml:space="preserve"> – шаблонизация HTML, поддержка </w:t>
+      </w:r>
+      <w:proofErr w:type="spellStart"/>
+      <w:r>
+        <w:rPr>
+          <w:rStyle w:val="qwen-markdown-text"/>
+          <w:rFonts w:ascii="Arial" w:hAnsi="Arial" w:cs="Arial"/>
+          <w:color w:val="1D1D1F"/>
+          <w:bdr w:val="single" w:sz="2" w:space="0" w:color="E3E3E3" w:frame="1"/>
+        </w:rPr>
+        <w:t>мультиязычности</w:t>
+      </w:r>
+      <w:proofErr w:type="spellEnd"/>
+      <w:r>
+        <w:rPr>
+          <w:rStyle w:val="qwen-markdown-text"/>
+          <w:rFonts w:ascii="Arial" w:hAnsi="Arial" w:cs="Arial"/>
+          <w:color w:val="1D1D1F"/>
+          <w:bdr w:val="single" w:sz="2" w:space="0" w:color="E3E3E3" w:frame="1"/>
+        </w:rPr>
+        <w:t xml:space="preserve"> через </w:t>
+      </w:r>
+      <w:proofErr w:type="spellStart"/>
+      <w:r>
+        <w:rPr>
+          <w:rStyle w:val="HTML1"/>
+          <w:rFonts w:eastAsiaTheme="minorHAnsi"/>
+          <w:color w:val="615CED"/>
+          <w:spacing w:val="-10"/>
+          <w:bdr w:val="single" w:sz="2" w:space="0" w:color="E3E3E3" w:frame="1"/>
+        </w:rPr>
+        <w:t>Lib</w:t>
+      </w:r>
+      <w:proofErr w:type="spellEnd"/>
+      <w:r>
+        <w:rPr>
+          <w:rStyle w:val="HTML1"/>
+          <w:rFonts w:eastAsiaTheme="minorHAnsi"/>
+          <w:color w:val="615CED"/>
+          <w:spacing w:val="-10"/>
+          <w:bdr w:val="single" w:sz="2" w:space="0" w:color="E3E3E3" w:frame="1"/>
+        </w:rPr>
+        <w:t>\Language</w:t>
+      </w:r>
+      <w:r>
+        <w:rPr>
+          <w:rStyle w:val="qwen-markdown-text"/>
+          <w:rFonts w:ascii="Arial" w:hAnsi="Arial" w:cs="Arial"/>
+          <w:color w:val="1D1D1F"/>
+          <w:bdr w:val="single" w:sz="2" w:space="0" w:color="E3E3E3" w:frame="1"/>
+        </w:rPr>
+        <w:t>, рендеринг с учётом выбранной темы.</w:t>
+      </w:r>
+    </w:p>
+    <w:p>
+      <w:pPr>
+        <w:numPr>
+          <w:ilvl w:val="0"/>
+          <w:numId w:val="6"/>
+        </w:numPr>
+        <w:pBdr>
+          <w:top w:val="single" w:sz="2" w:space="0" w:color="E3E3E3"/>
+          <w:left w:val="single" w:sz="2" w:space="0" w:color="E3E3E3"/>
+          <w:bottom w:val="single" w:sz="2" w:space="0" w:color="E3E3E3"/>
+          <w:right w:val="single" w:sz="2" w:space="0" w:color="E3E3E3"/>
+        </w:pBdr>
+        <w:shd w:val="clear" w:color="auto" w:fill="FFFFFF"/>
+        <w:spacing w:after="0" w:line="240" w:lineRule="auto"/>
+        <w:rPr>
+          <w:rFonts w:ascii="Arial" w:hAnsi="Arial" w:cs="Arial"/>
+          <w:color w:val="1D1D1F"/>
+        </w:rPr>
+      </w:pPr>
+      <w:proofErr w:type="spellStart"/>
+      <w:r>
+        <w:rPr>
+          <w:rStyle w:val="qwen-markdown-text"/>
+          <w:rFonts w:ascii="Arial" w:hAnsi="Arial" w:cs="Arial"/>
+          <w:b/>
+          <w:bCs/>
+          <w:color w:val="1D1D1F"/>
+          <w:bdr w:val="single" w:sz="2" w:space="0" w:color="E3E3E3" w:frame="1"/>
+        </w:rPr>
+        <w:t>Libraries</w:t>
+      </w:r>
+      <w:proofErr w:type="spellEnd"/>
+      <w:r>
+        <w:rPr>
+          <w:rStyle w:val="qwen-markdown-text"/>
+          <w:rFonts w:ascii="Arial" w:hAnsi="Arial" w:cs="Arial"/>
+          <w:b/>
+          <w:bCs/>
+          <w:color w:val="1D1D1F"/>
+          <w:bdr w:val="single" w:sz="2" w:space="0" w:color="E3E3E3" w:frame="1"/>
+        </w:rPr>
+        <w:t>/</w:t>
+      </w:r>
+      <w:proofErr w:type="spellStart"/>
+      <w:r>
+        <w:rPr>
+          <w:rStyle w:val="qwen-markdown-text"/>
+          <w:rFonts w:ascii="Arial" w:hAnsi="Arial" w:cs="Arial"/>
+          <w:b/>
+          <w:bCs/>
+          <w:color w:val="1D1D1F"/>
+          <w:bdr w:val="single" w:sz="2" w:space="0" w:color="E3E3E3" w:frame="1"/>
+        </w:rPr>
+        <w:t>Models</w:t>
+      </w:r>
+      <w:proofErr w:type="spellEnd"/>
+      <w:r>
+        <w:rPr>
+          <w:rStyle w:val="qwen-markdown-text"/>
+          <w:rFonts w:ascii="Arial" w:hAnsi="Arial" w:cs="Arial"/>
+          <w:b/>
+          <w:bCs/>
+          <w:color w:val="1D1D1F"/>
+          <w:bdr w:val="single" w:sz="2" w:space="0" w:color="E3E3E3" w:frame="1"/>
+        </w:rPr>
+        <w:t xml:space="preserve"> (</w:t>
+      </w:r>
+      <w:proofErr w:type="spellStart"/>
+      <w:r>
+        <w:rPr>
+          <w:rStyle w:val="HTML1"/>
+          <w:rFonts w:eastAsiaTheme="minorHAnsi"/>
+          <w:b/>
+          <w:bCs/>
+          <w:color w:val="615CED"/>
+          <w:spacing w:val="-10"/>
+          <w:bdr w:val="single" w:sz="2" w:space="0" w:color="E3E3E3" w:frame="1"/>
+        </w:rPr>
+        <w:t>Lib</w:t>
+      </w:r>
+      <w:proofErr w:type="spellEnd"/>
+      <w:r>
+        <w:rPr>
+          <w:rStyle w:val="HTML1"/>
+          <w:rFonts w:eastAsiaTheme="minorHAnsi"/>
+          <w:b/>
+          <w:bCs/>
+          <w:color w:val="615CED"/>
+          <w:spacing w:val="-10"/>
+          <w:bdr w:val="single" w:sz="2" w:space="0" w:color="E3E3E3" w:frame="1"/>
+        </w:rPr>
+        <w:t>/</w:t>
+      </w:r>
+      <w:r>
+        <w:rPr>
+          <w:rStyle w:val="qwen-markdown-text"/>
+          <w:rFonts w:ascii="Arial" w:hAnsi="Arial" w:cs="Arial"/>
+          <w:b/>
+          <w:bCs/>
+          <w:color w:val="1D1D1F"/>
+          <w:bdr w:val="single" w:sz="2" w:space="0" w:color="E3E3E3" w:frame="1"/>
+        </w:rPr>
+        <w:t>)</w:t>
+      </w:r>
+      <w:r>
+        <w:rPr>
+          <w:rStyle w:val="qwen-markdown-text"/>
+          <w:rFonts w:ascii="Arial" w:hAnsi="Arial" w:cs="Arial"/>
+          <w:color w:val="1D1D1F"/>
+          <w:bdr w:val="single" w:sz="2" w:space="0" w:color="E3E3E3" w:frame="1"/>
+        </w:rPr>
+        <w:t xml:space="preserve"> – инкапсуляция работы с данными (</w:t>
+      </w:r>
+      <w:r>
+        <w:rPr>
+          <w:rStyle w:val="HTML1"/>
+          <w:rFonts w:eastAsiaTheme="minorHAnsi"/>
+          <w:color w:val="615CED"/>
+          <w:spacing w:val="-10"/>
+          <w:bdr w:val="single" w:sz="2" w:space="0" w:color="E3E3E3" w:frame="1"/>
+        </w:rPr>
+        <w:t>User</w:t>
+      </w:r>
+      <w:r>
+        <w:rPr>
+          <w:rStyle w:val="qwen-markdown-text"/>
+          <w:rFonts w:ascii="Arial" w:hAnsi="Arial" w:cs="Arial"/>
+          <w:color w:val="1D1D1F"/>
+          <w:bdr w:val="single" w:sz="2" w:space="0" w:color="E3E3E3" w:frame="1"/>
+        </w:rPr>
+        <w:t xml:space="preserve">, </w:t>
+      </w:r>
+      <w:proofErr w:type="spellStart"/>
+      <w:r>
+        <w:rPr>
+          <w:rStyle w:val="HTML1"/>
+          <w:rFonts w:eastAsiaTheme="minorHAnsi"/>
+          <w:color w:val="615CED"/>
+          <w:spacing w:val="-10"/>
+          <w:bdr w:val="single" w:sz="2" w:space="0" w:color="E3E3E3" w:frame="1"/>
+        </w:rPr>
+        <w:t>DataLoader</w:t>
+      </w:r>
+      <w:proofErr w:type="spellEnd"/>
+      <w:r>
+        <w:rPr>
+          <w:rStyle w:val="qwen-markdown-text"/>
+          <w:rFonts w:ascii="Arial" w:hAnsi="Arial" w:cs="Arial"/>
+          <w:color w:val="1D1D1F"/>
+          <w:bdr w:val="single" w:sz="2" w:space="0" w:color="E3E3E3" w:frame="1"/>
+        </w:rPr>
+        <w:t>), аутентификации (</w:t>
+      </w:r>
+      <w:proofErr w:type="spellStart"/>
+      <w:r>
+        <w:rPr>
+          <w:rStyle w:val="HTML1"/>
+          <w:rFonts w:eastAsiaTheme="minorHAnsi"/>
+          <w:color w:val="615CED"/>
+          <w:spacing w:val="-10"/>
+          <w:bdr w:val="single" w:sz="2" w:space="0" w:color="E3E3E3" w:frame="1"/>
+        </w:rPr>
+        <w:t>Auth</w:t>
+      </w:r>
+      <w:proofErr w:type="spellEnd"/>
+      <w:r>
+        <w:rPr>
+          <w:rStyle w:val="qwen-markdown-text"/>
+          <w:rFonts w:ascii="Arial" w:hAnsi="Arial" w:cs="Arial"/>
+          <w:color w:val="1D1D1F"/>
+          <w:bdr w:val="single" w:sz="2" w:space="0" w:color="E3E3E3" w:frame="1"/>
+        </w:rPr>
+        <w:t>), логирования (</w:t>
+      </w:r>
+      <w:proofErr w:type="spellStart"/>
+      <w:r>
+        <w:rPr>
+          <w:rStyle w:val="HTML1"/>
+          <w:rFonts w:eastAsiaTheme="minorHAnsi"/>
+          <w:color w:val="615CED"/>
+          <w:spacing w:val="-10"/>
+          <w:bdr w:val="single" w:sz="2" w:space="0" w:color="E3E3E3" w:frame="1"/>
+        </w:rPr>
+        <w:t>Logger</w:t>
+      </w:r>
+      <w:proofErr w:type="spellEnd"/>
+      <w:r>
+        <w:rPr>
+          <w:rStyle w:val="qwen-markdown-text"/>
+          <w:rFonts w:ascii="Arial" w:hAnsi="Arial" w:cs="Arial"/>
+          <w:color w:val="1D1D1F"/>
+          <w:bdr w:val="single" w:sz="2" w:space="0" w:color="E3E3E3" w:frame="1"/>
+        </w:rPr>
+        <w:t>), интернационализации (</w:t>
+      </w:r>
+      <w:r>
+        <w:rPr>
+          <w:rStyle w:val="HTML1"/>
+          <w:rFonts w:eastAsiaTheme="minorHAnsi"/>
+          <w:color w:val="615CED"/>
+          <w:spacing w:val="-10"/>
+          <w:bdr w:val="single" w:sz="2" w:space="0" w:color="E3E3E3" w:frame="1"/>
+        </w:rPr>
+        <w:t>Language</w:t>
+      </w:r>
+      <w:r>
+        <w:rPr>
+          <w:rStyle w:val="qwen-markdown-text"/>
+          <w:rFonts w:ascii="Arial" w:hAnsi="Arial" w:cs="Arial"/>
+          <w:color w:val="1D1D1F"/>
+          <w:bdr w:val="single" w:sz="2" w:space="0" w:color="E3E3E3" w:frame="1"/>
+        </w:rPr>
+        <w:t>).</w:t>
+      </w:r>
+    </w:p>
+    <w:p>
+      <w:pPr>
+        <w:numPr>
+          <w:ilvl w:val="0"/>
+          <w:numId w:val="6"/>
+        </w:numPr>
+        <w:pBdr>
+          <w:top w:val="single" w:sz="2" w:space="0" w:color="E3E3E3"/>
+          <w:left w:val="single" w:sz="2" w:space="0" w:color="E3E3E3"/>
+          <w:bottom w:val="single" w:sz="2" w:space="0" w:color="E3E3E3"/>
+          <w:right w:val="single" w:sz="2" w:space="0" w:color="E3E3E3"/>
+        </w:pBdr>
+        <w:shd w:val="clear" w:color="auto" w:fill="FFFFFF"/>
+        <w:spacing w:after="0" w:line="240" w:lineRule="auto"/>
+        <w:rPr>
+          <w:rFonts w:ascii="Arial" w:hAnsi="Arial" w:cs="Arial"/>
+          <w:color w:val="1D1D1F"/>
+        </w:rPr>
+      </w:pPr>
+      <w:r>
+        <w:rPr>
+          <w:rStyle w:val="qwen-markdown-text"/>
+          <w:rFonts w:ascii="Arial" w:hAnsi="Arial" w:cs="Arial"/>
+          <w:b/>
+          <w:bCs/>
+          <w:color w:val="1D1D1F"/>
+          <w:bdr w:val="single" w:sz="2" w:space="0" w:color="E3E3E3" w:frame="1"/>
+        </w:rPr>
+        <w:t>Data Layer (</w:t>
+      </w:r>
+      <w:proofErr w:type="spellStart"/>
+      <w:r>
+        <w:rPr>
+          <w:rStyle w:val="HTML1"/>
+          <w:rFonts w:eastAsiaTheme="minorHAnsi"/>
+          <w:b/>
+          <w:bCs/>
+          <w:color w:val="615CED"/>
+          <w:spacing w:val="-10"/>
+          <w:bdr w:val="single" w:sz="2" w:space="0" w:color="E3E3E3" w:frame="1"/>
+        </w:rPr>
+        <w:t>data</w:t>
+      </w:r>
+      <w:proofErr w:type="spellEnd"/>
+      <w:r>
+        <w:rPr>
+          <w:rStyle w:val="HTML1"/>
+          <w:rFonts w:eastAsiaTheme="minorHAnsi"/>
+          <w:b/>
+          <w:bCs/>
+          <w:color w:val="615CED"/>
+          <w:spacing w:val="-10"/>
+          <w:bdr w:val="single" w:sz="2" w:space="0" w:color="E3E3E3" w:frame="1"/>
+        </w:rPr>
+        <w:t>/</w:t>
+      </w:r>
+      <w:r>
+        <w:rPr>
+          <w:rStyle w:val="qwen-markdown-text"/>
+          <w:rFonts w:ascii="Arial" w:hAnsi="Arial" w:cs="Arial"/>
+          <w:b/>
+          <w:bCs/>
+          <w:color w:val="1D1D1F"/>
+          <w:bdr w:val="single" w:sz="2" w:space="0" w:color="E3E3E3" w:frame="1"/>
+        </w:rPr>
+        <w:t>)</w:t>
+      </w:r>
+      <w:r>
+        <w:rPr>
+          <w:rStyle w:val="qwen-markdown-text"/>
+          <w:rFonts w:ascii="Arial" w:hAnsi="Arial" w:cs="Arial"/>
+          <w:color w:val="1D1D1F"/>
+          <w:bdr w:val="single" w:sz="2" w:space="0" w:color="E3E3E3" w:frame="1"/>
+        </w:rPr>
+        <w:t xml:space="preserve"> – хранение курсов, пользователей и заказов в формате JSON/PHP-массивов для быстрого прототипирования с возможностью бесшовной миграции на реляционную СУБД.</w:t>
+      </w:r>
+    </w:p>
+    <w:p>
+      <w:pPr>
+        <w:shd w:val="clear" w:color="auto" w:fill="FFFFFF"/>
+        <w:rPr>
+          <w:rFonts w:ascii="Arial" w:hAnsi="Arial" w:cs="Arial"/>
+          <w:color w:val="1D1D1F"/>
+        </w:rPr>
+      </w:pPr>
+      <w:r>
+        <w:rPr>
+          <w:rStyle w:val="qwen-markdown-text"/>
+          <w:rFonts w:ascii="Arial" w:hAnsi="Arial" w:cs="Arial"/>
+          <w:b/>
+          <w:bCs/>
+          <w:color w:val="1D1D1F"/>
+          <w:bdr w:val="single" w:sz="2" w:space="0" w:color="E3E3E3" w:frame="1"/>
+        </w:rPr>
+        <w:t>Поток данных:</w:t>
+      </w:r>
+      <w:r>
+        <w:rPr>
+          <w:rStyle w:val="qwen-markdown-text"/>
+          <w:rFonts w:ascii="Arial" w:hAnsi="Arial" w:cs="Arial"/>
+          <w:color w:val="1D1D1F"/>
+          <w:bdr w:val="single" w:sz="2" w:space="0" w:color="E3E3E3" w:frame="1"/>
+        </w:rPr>
+        <w:t xml:space="preserve"> HTTP-запрос → </w:t>
+      </w:r>
+      <w:proofErr w:type="spellStart"/>
+      <w:r>
+        <w:rPr>
+          <w:rStyle w:val="qwen-markdown-text"/>
+          <w:rFonts w:ascii="Arial" w:hAnsi="Arial" w:cs="Arial"/>
+          <w:color w:val="1D1D1F"/>
+          <w:bdr w:val="single" w:sz="2" w:space="0" w:color="E3E3E3" w:frame="1"/>
+        </w:rPr>
+        <w:t>Router</w:t>
+      </w:r>
+      <w:proofErr w:type="spellEnd"/>
+      <w:r>
+        <w:rPr>
+          <w:rStyle w:val="qwen-markdown-text"/>
+          <w:rFonts w:ascii="Arial" w:hAnsi="Arial" w:cs="Arial"/>
+          <w:color w:val="1D1D1F"/>
+          <w:bdr w:val="single" w:sz="2" w:space="0" w:color="E3E3E3" w:frame="1"/>
+        </w:rPr>
+        <w:t xml:space="preserve"> → </w:t>
+      </w:r>
+      <w:proofErr w:type="spellStart"/>
+      <w:r>
+        <w:rPr>
+          <w:rStyle w:val="qwen-markdown-text"/>
+          <w:rFonts w:ascii="Arial" w:hAnsi="Arial" w:cs="Arial"/>
+          <w:color w:val="1D1D1F"/>
+          <w:bdr w:val="single" w:sz="2" w:space="0" w:color="E3E3E3" w:frame="1"/>
+        </w:rPr>
+        <w:t>Controller</w:t>
+      </w:r>
+      <w:proofErr w:type="spellEnd"/>
+      <w:r>
+        <w:rPr>
+          <w:rStyle w:val="qwen-markdown-text"/>
+          <w:rFonts w:ascii="Arial" w:hAnsi="Arial" w:cs="Arial"/>
+          <w:color w:val="1D1D1F"/>
+          <w:bdr w:val="single" w:sz="2" w:space="0" w:color="E3E3E3" w:frame="1"/>
+        </w:rPr>
+        <w:t xml:space="preserve"> → </w:t>
+      </w:r>
+      <w:proofErr w:type="spellStart"/>
+      <w:r>
+        <w:rPr>
+          <w:rStyle w:val="qwen-markdown-text"/>
+          <w:rFonts w:ascii="Arial" w:hAnsi="Arial" w:cs="Arial"/>
+          <w:color w:val="1D1D1F"/>
+          <w:bdr w:val="single" w:sz="2" w:space="0" w:color="E3E3E3" w:frame="1"/>
+        </w:rPr>
+        <w:t>Lib</w:t>
+      </w:r>
+      <w:proofErr w:type="spellEnd"/>
+      <w:r>
+        <w:rPr>
+          <w:rStyle w:val="qwen-markdown-text"/>
+          <w:rFonts w:ascii="Arial" w:hAnsi="Arial" w:cs="Arial"/>
+          <w:color w:val="1D1D1F"/>
+          <w:bdr w:val="single" w:sz="2" w:space="0" w:color="E3E3E3" w:frame="1"/>
+        </w:rPr>
+        <w:t xml:space="preserve">/Model → View → HTTP-ответ. Разделение ответственности обеспечивает тестируемость, </w:t>
+      </w:r>
+      <w:proofErr w:type="spellStart"/>
+      <w:r>
+        <w:rPr>
+          <w:rStyle w:val="qwen-markdown-text"/>
+          <w:rFonts w:ascii="Arial" w:hAnsi="Arial" w:cs="Arial"/>
+          <w:color w:val="1D1D1F"/>
+          <w:bdr w:val="single" w:sz="2" w:space="0" w:color="E3E3E3" w:frame="1"/>
+        </w:rPr>
+        <w:t>сопровождаемость</w:t>
+      </w:r>
+      <w:proofErr w:type="spellEnd"/>
+      <w:r>
+        <w:rPr>
+          <w:rStyle w:val="qwen-markdown-text"/>
+          <w:rFonts w:ascii="Arial" w:hAnsi="Arial" w:cs="Arial"/>
+          <w:color w:val="1D1D1F"/>
+          <w:bdr w:val="single" w:sz="2" w:space="0" w:color="E3E3E3" w:frame="1"/>
+        </w:rPr>
+        <w:t xml:space="preserve"> и независимую разработку модулей.</w:t>
+      </w:r>
+    </w:p>
+    <w:p>
+      <w:pPr>
+        <w:pStyle w:val="3"/>
+        <w:pBdr>
+          <w:top w:val="single" w:sz="2" w:space="0" w:color="E3E3E3"/>
+          <w:left w:val="single" w:sz="2" w:space="0" w:color="E3E3E3"/>
+          <w:bottom w:val="single" w:sz="2" w:space="0" w:color="E3E3E3"/>
+          <w:right w:val="single" w:sz="2" w:space="0" w:color="E3E3E3"/>
+        </w:pBdr>
+        <w:shd w:val="clear" w:color="auto" w:fill="FFFFFF"/>
+        <w:spacing w:before="0"/>
+        <w:rPr>
+          <w:rFonts w:ascii="Arial" w:hAnsi="Arial" w:cs="Arial"/>
+          <w:color w:val="1D1D1F"/>
+          <w:spacing w:val="-5"/>
+        </w:rPr>
+      </w:pPr>
+      <w:bookmarkStart w:id="5" w:name="_Toc227737142"/>
+      <w:r>
+        <w:rPr>
+          <w:rStyle w:val="qwen-markdown-text"/>
+          <w:rFonts w:ascii="Arial" w:hAnsi="Arial" w:cs="Arial"/>
+          <w:color w:val="1D1D1F"/>
+          <w:spacing w:val="-5"/>
+          <w:bdr w:val="single" w:sz="2" w:space="0" w:color="E3E3E3" w:frame="1"/>
+        </w:rPr>
+        <w:t>1.4 Детальное проектирование с использованием UML диаграмм</w:t>
+      </w:r>
+      <w:bookmarkEnd w:id="5"/>
+    </w:p>
+    <w:p>
+      <w:pPr>
+        <w:pStyle w:val="4"/>
+        <w:pBdr>
+          <w:top w:val="single" w:sz="2" w:space="0" w:color="E3E3E3"/>
+          <w:left w:val="single" w:sz="2" w:space="0" w:color="E3E3E3"/>
+          <w:bottom w:val="single" w:sz="2" w:space="0" w:color="E3E3E3"/>
+          <w:right w:val="single" w:sz="2" w:space="0" w:color="E3E3E3"/>
+        </w:pBdr>
+        <w:shd w:val="clear" w:color="auto" w:fill="FFFFFF"/>
+        <w:spacing w:before="0"/>
+        <w:rPr>
+          <w:rFonts w:ascii="Arial" w:hAnsi="Arial" w:cs="Arial"/>
+          <w:color w:val="1D1D1F"/>
+          <w:spacing w:val="-5"/>
+        </w:rPr>
+      </w:pPr>
+      <w:r>
+        <w:rPr>
+          <w:rStyle w:val="qwen-markdown-text"/>
+          <w:rFonts w:ascii="Arial" w:hAnsi="Arial" w:cs="Arial"/>
+          <w:color w:val="1D1D1F"/>
+          <w:spacing w:val="-5"/>
+          <w:bdr w:val="single" w:sz="2" w:space="0" w:color="E3E3E3" w:frame="1"/>
+        </w:rPr>
+        <w:t>Диаграмма вариантов использования (</w:t>
+      </w:r>
+      <w:proofErr w:type="spellStart"/>
+      <w:r>
+        <w:rPr>
+          <w:rStyle w:val="qwen-markdown-text"/>
+          <w:rFonts w:ascii="Arial" w:hAnsi="Arial" w:cs="Arial"/>
+          <w:color w:val="1D1D1F"/>
+          <w:spacing w:val="-5"/>
+          <w:bdr w:val="single" w:sz="2" w:space="0" w:color="E3E3E3" w:frame="1"/>
+        </w:rPr>
+        <w:t>Use</w:t>
+      </w:r>
+      <w:proofErr w:type="spellEnd"/>
+      <w:r>
+        <w:rPr>
+          <w:rStyle w:val="qwen-markdown-text"/>
+          <w:rFonts w:ascii="Arial" w:hAnsi="Arial" w:cs="Arial"/>
+          <w:color w:val="1D1D1F"/>
+          <w:spacing w:val="-5"/>
+          <w:bdr w:val="single" w:sz="2" w:space="0" w:color="E3E3E3" w:frame="1"/>
+        </w:rPr>
+        <w:t xml:space="preserve"> Case </w:t>
+      </w:r>
+      <w:proofErr w:type="spellStart"/>
+      <w:r>
+        <w:rPr>
+          <w:rStyle w:val="qwen-markdown-text"/>
+          <w:rFonts w:ascii="Arial" w:hAnsi="Arial" w:cs="Arial"/>
+          <w:color w:val="1D1D1F"/>
+          <w:spacing w:val="-5"/>
+          <w:bdr w:val="single" w:sz="2" w:space="0" w:color="E3E3E3" w:frame="1"/>
+        </w:rPr>
+        <w:t>Diagram</w:t>
+      </w:r>
+      <w:proofErr w:type="spellEnd"/>
+      <w:r>
+        <w:rPr>
+          <w:rStyle w:val="qwen-markdown-text"/>
+          <w:rFonts w:ascii="Arial" w:hAnsi="Arial" w:cs="Arial"/>
+          <w:color w:val="1D1D1F"/>
+          <w:spacing w:val="-5"/>
+          <w:bdr w:val="single" w:sz="2" w:space="0" w:color="E3E3E3" w:frame="1"/>
+        </w:rPr>
+        <w:t>)</w:t>
+      </w:r>
+    </w:p>
+    <w:p>
+      <w:pPr>
+        <w:pStyle w:val="HTML"/>
+        <w:pBdr>
+          <w:top w:val="single" w:sz="2" w:space="0" w:color="E3E3E3"/>
+          <w:left w:val="single" w:sz="2" w:space="0" w:color="E3E3E3"/>
+          <w:bottom w:val="single" w:sz="2" w:space="0" w:color="E3E3E3"/>
+          <w:right w:val="single" w:sz="2" w:space="0" w:color="E3E3E3"/>
+        </w:pBdr>
+        <w:shd w:val="clear" w:color="auto" w:fill="F7F8FC"/>
+        <w:rPr>
+          <w:color w:val="1D1D1F"/>
+          <w:sz w:val="24"/>
+          <w:szCs w:val="24"/>
+        </w:rPr>
+      </w:pPr>
+      <w:proofErr w:type="spellStart"/>
+      <w:r>
+        <w:rPr>
+          <w:color w:val="1D1D1F"/>
+          <w:sz w:val="24"/>
+          <w:szCs w:val="24"/>
+        </w:rPr>
+        <w:t>mermaid</w:t>
+      </w:r>
+      <w:proofErr w:type="spellEnd"/>
+    </w:p>
+    <w:p>
+      <w:pPr>
+        <w:pStyle w:val="HTML"/>
+        <w:pBdr>
+          <w:top w:val="single" w:sz="2" w:space="0" w:color="E3E3E3"/>
+          <w:left w:val="single" w:sz="2" w:space="0" w:color="E3E3E3"/>
+          <w:bottom w:val="single" w:sz="2" w:space="0" w:color="E3E3E3"/>
+          <w:right w:val="single" w:sz="2" w:space="0" w:color="E3E3E3"/>
+        </w:pBdr>
+        <w:shd w:val="clear" w:color="auto" w:fill="FFFFFF"/>
+        <w:rPr>
+          <w:rFonts w:ascii="Segoe UI" w:hAnsi="Segoe UI" w:cs="Segoe UI"/>
+          <w:color w:val="383A42"/>
+          <w:sz w:val="24"/>
+          <w:szCs w:val="24"/>
+        </w:rPr>
+      </w:pPr>
+      <w:r>
+        <w:rPr>
+          <w:rFonts w:ascii="Segoe UI" w:hAnsi="Segoe UI" w:cs="Segoe UI"/>
+          <w:color w:val="383A42"/>
+          <w:sz w:val="24"/>
+          <w:szCs w:val="24"/>
+        </w:rPr>
+        <w:object w:dxaOrig="1440" w:dyaOrig="1440" w14:anchorId="00DB9A39">
+          <v:shapetype id="_x0000_t75" coordsize="21600,21600" o:spt="75" o:preferrelative="t" path="m@4@5l@4@11@9@11@9@5xe" filled="f" stroked="f">
+            <v:stroke joinstyle="miter"/>
+            <v:formulas>
+              <v:f eqn="if lineDrawn pixelLineWidth 0"/>
+              <v:f eqn="sum @0 1 0"/>
+              <v:f eqn="sum 0 0 @1"/>
+              <v:f eqn="prod @2 1 2"/>
+              <v:f eqn="prod @3 21600 pixelWidth"/>
+              <v:f eqn="prod @3 21600 pixelHeight"/>
+              <v:f eqn="sum @0 0 1"/>
+              <v:f eqn="prod @6 1 2"/>
+              <v:f eqn="prod @7 21600 pixelWidth"/>
+              <v:f eqn="sum @8 21600 0"/>
+              <v:f eqn="prod @7 21600 pixelHeight"/>
+              <v:f eqn="sum @10 21600 0"/>
+            </v:formulas>
+            <v:path o:extrusionok="f" gradientshapeok="t" o:connecttype="rect"/>
+            <o:lock v:ext="edit" aspectratio="t"/>
+          </v:shapetype>
+          <v:shape id="_x0000_i1041" type="#_x0000_t75" style="width:136.5pt;height:60.75pt" o:ole="">
+            <v:imagedata r:id="rId6" o:title=""/>
+          </v:shape>
+          <w:control r:id="rId7" w:name="DefaultOcxName" w:shapeid="_x0000_i1041"/>
+        </w:object>
+      </w:r>
+    </w:p>
+    <w:p>
+      <w:pPr>
+        <w:pStyle w:val="HTML"/>
+        <w:pBdr>
+          <w:top w:val="single" w:sz="2" w:space="0" w:color="E3E3E3"/>
+          <w:left w:val="single" w:sz="2" w:space="0" w:color="E3E3E3"/>
+          <w:bottom w:val="single" w:sz="2" w:space="0" w:color="E3E3E3"/>
+          <w:right w:val="single" w:sz="2" w:space="0" w:color="E3E3E3"/>
+        </w:pBdr>
+        <w:shd w:val="clear" w:color="auto" w:fill="FFFFFF"/>
+        <w:spacing w:line="285" w:lineRule="atLeast"/>
+        <w:jc w:val="right"/>
+        <w:textAlignment w:val="center"/>
+        <w:rPr>
+          <w:rFonts w:ascii="Consolas" w:hAnsi="Consolas" w:cs="Segoe UI"/>
+          <w:color w:val="383A42"/>
+          <w:spacing w:val="-8"/>
+          <w:sz w:val="21"/>
+          <w:szCs w:val="21"/>
+          <w:lang w:val="en-US"/>
+        </w:rPr>
+      </w:pPr>
+      <w:r>
+        <w:rPr>
+          <w:rFonts w:ascii="Consolas" w:hAnsi="Consolas" w:cs="Segoe UI"/>
+          <w:color w:val="383A42"/>
+          <w:spacing w:val="-8"/>
+          <w:sz w:val="21"/>
+          <w:szCs w:val="21"/>
+          <w:lang w:val="en-US"/>
+        </w:rPr>
+        <w:t>1</w:t>
+      </w:r>
+    </w:p>
+    <w:p>
+      <w:pPr>
+        <w:pStyle w:val="HTML"/>
+        <w:pBdr>
+          <w:top w:val="single" w:sz="2" w:space="0" w:color="E3E3E3"/>
+          <w:left w:val="single" w:sz="2" w:space="0" w:color="E3E3E3"/>
+          <w:bottom w:val="single" w:sz="2" w:space="0" w:color="E3E3E3"/>
+          <w:right w:val="single" w:sz="2" w:space="0" w:color="E3E3E3"/>
+        </w:pBdr>
+        <w:shd w:val="clear" w:color="auto" w:fill="FFFFFF"/>
+        <w:spacing w:line="285" w:lineRule="atLeast"/>
+        <w:jc w:val="right"/>
+        <w:textAlignment w:val="center"/>
+        <w:rPr>
+          <w:rFonts w:ascii="Consolas" w:hAnsi="Consolas" w:cs="Segoe UI"/>
+          <w:color w:val="9D9D9F"/>
+          <w:spacing w:val="-8"/>
+          <w:sz w:val="21"/>
+          <w:szCs w:val="21"/>
+          <w:lang w:val="en-US"/>
+        </w:rPr>
+      </w:pPr>
+      <w:r>
+        <w:rPr>
+          <w:rFonts w:ascii="Consolas" w:hAnsi="Consolas" w:cs="Segoe UI"/>
+          <w:color w:val="9D9D9F"/>
+          <w:spacing w:val="-8"/>
+          <w:sz w:val="21"/>
+          <w:szCs w:val="21"/>
+          <w:lang w:val="en-US"/>
+        </w:rPr>
+        <w:t>2</w:t>
+      </w:r>
+    </w:p>
+    <w:p>
+      <w:pPr>
+        <w:pStyle w:val="HTML"/>
+        <w:pBdr>
+          <w:top w:val="single" w:sz="2" w:space="0" w:color="E3E3E3"/>
+          <w:left w:val="single" w:sz="2" w:space="0" w:color="E3E3E3"/>
+          <w:bottom w:val="single" w:sz="2" w:space="0" w:color="E3E3E3"/>
+          <w:right w:val="single" w:sz="2" w:space="0" w:color="E3E3E3"/>
+        </w:pBdr>
+        <w:shd w:val="clear" w:color="auto" w:fill="FFFFFF"/>
+        <w:spacing w:line="285" w:lineRule="atLeast"/>
+        <w:jc w:val="right"/>
+        <w:textAlignment w:val="center"/>
+        <w:rPr>
+          <w:rFonts w:ascii="Consolas" w:hAnsi="Consolas" w:cs="Segoe UI"/>
+          <w:color w:val="9D9D9F"/>
+          <w:spacing w:val="-8"/>
+          <w:sz w:val="21"/>
+          <w:szCs w:val="21"/>
+          <w:lang w:val="en-US"/>
+        </w:rPr>
+      </w:pPr>
+      <w:r>
+        <w:rPr>
+          <w:rFonts w:ascii="Consolas" w:hAnsi="Consolas" w:cs="Segoe UI"/>
+          <w:color w:val="9D9D9F"/>
+          <w:spacing w:val="-8"/>
+          <w:sz w:val="21"/>
+          <w:szCs w:val="21"/>
+          <w:lang w:val="en-US"/>
+        </w:rPr>
+        <w:t>3</w:t>
+      </w:r>
+    </w:p>
+    <w:p>
+      <w:pPr>
+        <w:pStyle w:val="HTML"/>
+        <w:pBdr>
+          <w:top w:val="single" w:sz="2" w:space="0" w:color="E3E3E3"/>
+          <w:left w:val="single" w:sz="2" w:space="0" w:color="E3E3E3"/>
+          <w:bottom w:val="single" w:sz="2" w:space="0" w:color="E3E3E3"/>
+          <w:right w:val="single" w:sz="2" w:space="0" w:color="E3E3E3"/>
+        </w:pBdr>
+        <w:shd w:val="clear" w:color="auto" w:fill="FFFFFF"/>
+        <w:spacing w:line="285" w:lineRule="atLeast"/>
+        <w:jc w:val="right"/>
+        <w:textAlignment w:val="center"/>
+        <w:rPr>
+          <w:rFonts w:ascii="Consolas" w:hAnsi="Consolas" w:cs="Segoe UI"/>
+          <w:color w:val="9D9D9F"/>
+          <w:spacing w:val="-8"/>
+          <w:sz w:val="21"/>
+          <w:szCs w:val="21"/>
+          <w:lang w:val="en-US"/>
+        </w:rPr>
+      </w:pPr>
+      <w:r>
+        <w:rPr>
+          <w:rFonts w:ascii="Consolas" w:hAnsi="Consolas" w:cs="Segoe UI"/>
+          <w:color w:val="9D9D9F"/>
+          <w:spacing w:val="-8"/>
+          <w:sz w:val="21"/>
+          <w:szCs w:val="21"/>
+          <w:lang w:val="en-US"/>
+        </w:rPr>
+        <w:t>4</w:t>
+      </w:r>
+    </w:p>
+    <w:p>
+      <w:pPr>
+        <w:pStyle w:val="HTML"/>
+        <w:pBdr>
+          <w:top w:val="single" w:sz="2" w:space="0" w:color="E3E3E3"/>
+          <w:left w:val="single" w:sz="2" w:space="0" w:color="E3E3E3"/>
+          <w:bottom w:val="single" w:sz="2" w:space="0" w:color="E3E3E3"/>
+          <w:right w:val="single" w:sz="2" w:space="0" w:color="E3E3E3"/>
+        </w:pBdr>
+        <w:shd w:val="clear" w:color="auto" w:fill="FFFFFF"/>
+        <w:spacing w:line="285" w:lineRule="atLeast"/>
+        <w:jc w:val="right"/>
+        <w:textAlignment w:val="center"/>
+        <w:rPr>
+          <w:rFonts w:ascii="Consolas" w:hAnsi="Consolas" w:cs="Segoe UI"/>
+          <w:color w:val="9D9D9F"/>
+          <w:spacing w:val="-8"/>
+          <w:sz w:val="21"/>
+          <w:szCs w:val="21"/>
+          <w:lang w:val="en-US"/>
+        </w:rPr>
+      </w:pPr>
+      <w:r>
+        <w:rPr>
+          <w:rFonts w:ascii="Consolas" w:hAnsi="Consolas" w:cs="Segoe UI"/>
+          <w:color w:val="9D9D9F"/>
+          <w:spacing w:val="-8"/>
+          <w:sz w:val="21"/>
+          <w:szCs w:val="21"/>
+          <w:lang w:val="en-US"/>
+        </w:rPr>
+        <w:t>5</w:t>
+      </w:r>
+    </w:p>
+    <w:p>
+      <w:pPr>
+        <w:pStyle w:val="HTML"/>
+        <w:pBdr>
+          <w:top w:val="single" w:sz="2" w:space="0" w:color="E3E3E3"/>
+          <w:left w:val="single" w:sz="2" w:space="0" w:color="E3E3E3"/>
+          <w:bottom w:val="single" w:sz="2" w:space="0" w:color="E3E3E3"/>
+          <w:right w:val="single" w:sz="2" w:space="0" w:color="E3E3E3"/>
+        </w:pBdr>
+        <w:shd w:val="clear" w:color="auto" w:fill="FFFFFF"/>
+        <w:spacing w:line="285" w:lineRule="atLeast"/>
+        <w:jc w:val="right"/>
+        <w:textAlignment w:val="center"/>
+        <w:rPr>
+          <w:rFonts w:ascii="Consolas" w:hAnsi="Consolas" w:cs="Segoe UI"/>
+          <w:color w:val="9D9D9F"/>
+          <w:spacing w:val="-8"/>
+          <w:sz w:val="21"/>
+          <w:szCs w:val="21"/>
+          <w:lang w:val="en-US"/>
+        </w:rPr>
+      </w:pPr>
+      <w:r>
+        <w:rPr>
+          <w:rFonts w:ascii="Consolas" w:hAnsi="Consolas" w:cs="Segoe UI"/>
+          <w:color w:val="9D9D9F"/>
+          <w:spacing w:val="-8"/>
+          <w:sz w:val="21"/>
+          <w:szCs w:val="21"/>
+          <w:lang w:val="en-US"/>
+        </w:rPr>
+        <w:t>6</w:t>
+      </w:r>
+    </w:p>
+    <w:p>
+      <w:pPr>
+        <w:pStyle w:val="HTML"/>
+        <w:pBdr>
+          <w:top w:val="single" w:sz="2" w:space="0" w:color="E3E3E3"/>
+          <w:left w:val="single" w:sz="2" w:space="0" w:color="E3E3E3"/>
+          <w:bottom w:val="single" w:sz="2" w:space="0" w:color="E3E3E3"/>
+          <w:right w:val="single" w:sz="2" w:space="0" w:color="E3E3E3"/>
+        </w:pBdr>
+        <w:shd w:val="clear" w:color="auto" w:fill="FFFFFF"/>
+        <w:spacing w:line="285" w:lineRule="atLeast"/>
+        <w:jc w:val="right"/>
+        <w:textAlignment w:val="center"/>
+        <w:rPr>
+          <w:rFonts w:ascii="Consolas" w:hAnsi="Consolas" w:cs="Segoe UI"/>
+          <w:color w:val="9D9D9F"/>
+          <w:spacing w:val="-8"/>
+          <w:sz w:val="21"/>
+          <w:szCs w:val="21"/>
+          <w:lang w:val="en-US"/>
+        </w:rPr>
+      </w:pPr>
+      <w:r>
+        <w:rPr>
+          <w:rFonts w:ascii="Consolas" w:hAnsi="Consolas" w:cs="Segoe UI"/>
+          <w:color w:val="9D9D9F"/>
+          <w:spacing w:val="-8"/>
+          <w:sz w:val="21"/>
+          <w:szCs w:val="21"/>
+          <w:lang w:val="en-US"/>
+        </w:rPr>
+        <w:t>7</w:t>
+      </w:r>
+    </w:p>
+    <w:p>
+      <w:pPr>
+        <w:pStyle w:val="HTML"/>
+        <w:pBdr>
+          <w:top w:val="single" w:sz="2" w:space="0" w:color="E3E3E3"/>
+          <w:left w:val="single" w:sz="2" w:space="0" w:color="E3E3E3"/>
+          <w:bottom w:val="single" w:sz="2" w:space="0" w:color="E3E3E3"/>
+          <w:right w:val="single" w:sz="2" w:space="0" w:color="E3E3E3"/>
+        </w:pBdr>
+        <w:shd w:val="clear" w:color="auto" w:fill="FFFFFF"/>
+        <w:spacing w:line="285" w:lineRule="atLeast"/>
+        <w:jc w:val="right"/>
+        <w:textAlignment w:val="center"/>
+        <w:rPr>
+          <w:rFonts w:ascii="Consolas" w:hAnsi="Consolas" w:cs="Segoe UI"/>
+          <w:color w:val="9D9D9F"/>
+          <w:spacing w:val="-8"/>
+          <w:sz w:val="21"/>
+          <w:szCs w:val="21"/>
+          <w:lang w:val="en-US"/>
+        </w:rPr>
+      </w:pPr>
+      <w:r>
+        <w:rPr>
+          <w:rFonts w:ascii="Consolas" w:hAnsi="Consolas" w:cs="Segoe UI"/>
+          <w:color w:val="9D9D9F"/>
+          <w:spacing w:val="-8"/>
+          <w:sz w:val="21"/>
+          <w:szCs w:val="21"/>
+          <w:lang w:val="en-US"/>
+        </w:rPr>
+        <w:t>8</w:t>
+      </w:r>
+    </w:p>
+    <w:p>
+      <w:pPr>
+        <w:pStyle w:val="HTML"/>
+        <w:pBdr>
+          <w:top w:val="single" w:sz="2" w:space="0" w:color="E3E3E3"/>
+          <w:left w:val="single" w:sz="2" w:space="0" w:color="E3E3E3"/>
+          <w:bottom w:val="single" w:sz="2" w:space="0" w:color="E3E3E3"/>
+          <w:right w:val="single" w:sz="2" w:space="0" w:color="E3E3E3"/>
+        </w:pBdr>
+        <w:shd w:val="clear" w:color="auto" w:fill="FFFFFF"/>
+        <w:spacing w:line="285" w:lineRule="atLeast"/>
+        <w:jc w:val="right"/>
+        <w:textAlignment w:val="center"/>
+        <w:rPr>
+          <w:rFonts w:ascii="Consolas" w:hAnsi="Consolas" w:cs="Segoe UI"/>
+          <w:color w:val="9D9D9F"/>
+          <w:spacing w:val="-8"/>
+          <w:sz w:val="21"/>
+          <w:szCs w:val="21"/>
+          <w:lang w:val="en-US"/>
+        </w:rPr>
+      </w:pPr>
+      <w:r>
+        <w:rPr>
+          <w:rFonts w:ascii="Consolas" w:hAnsi="Consolas" w:cs="Segoe UI"/>
+          <w:color w:val="9D9D9F"/>
+          <w:spacing w:val="-8"/>
+          <w:sz w:val="21"/>
+          <w:szCs w:val="21"/>
+          <w:lang w:val="en-US"/>
+        </w:rPr>
+        <w:t>9</w:t>
+      </w:r>
+    </w:p>
+    <w:p>
+      <w:pPr>
+        <w:pStyle w:val="HTML"/>
+        <w:pBdr>
+          <w:top w:val="single" w:sz="2" w:space="0" w:color="E3E3E3"/>
+          <w:left w:val="single" w:sz="2" w:space="0" w:color="E3E3E3"/>
+          <w:bottom w:val="single" w:sz="2" w:space="0" w:color="E3E3E3"/>
+          <w:right w:val="single" w:sz="2" w:space="0" w:color="E3E3E3"/>
+        </w:pBdr>
+        <w:shd w:val="clear" w:color="auto" w:fill="FFFFFF"/>
+        <w:spacing w:line="285" w:lineRule="atLeast"/>
+        <w:jc w:val="right"/>
+        <w:textAlignment w:val="center"/>
+        <w:rPr>
+          <w:rFonts w:ascii="Consolas" w:hAnsi="Consolas" w:cs="Segoe UI"/>
+          <w:color w:val="9D9D9F"/>
+          <w:spacing w:val="-8"/>
+          <w:sz w:val="21"/>
+          <w:szCs w:val="21"/>
+          <w:lang w:val="en-US"/>
+        </w:rPr>
+      </w:pPr>
+      <w:r>
+        <w:rPr>
+          <w:rFonts w:ascii="Consolas" w:hAnsi="Consolas" w:cs="Segoe UI"/>
+          <w:color w:val="9D9D9F"/>
+          <w:spacing w:val="-8"/>
+          <w:sz w:val="21"/>
+          <w:szCs w:val="21"/>
+          <w:lang w:val="en-US"/>
+        </w:rPr>
+        <w:t>10</w:t>
+      </w:r>
+    </w:p>
+    <w:p>
+      <w:pPr>
+        <w:pStyle w:val="HTML"/>
+        <w:pBdr>
+          <w:top w:val="single" w:sz="2" w:space="0" w:color="E3E3E3"/>
+          <w:left w:val="single" w:sz="2" w:space="0" w:color="E3E3E3"/>
+          <w:bottom w:val="single" w:sz="2" w:space="0" w:color="E3E3E3"/>
+          <w:right w:val="single" w:sz="2" w:space="0" w:color="E3E3E3"/>
+        </w:pBdr>
+        <w:shd w:val="clear" w:color="auto" w:fill="FFFFFF"/>
+        <w:spacing w:line="285" w:lineRule="atLeast"/>
+        <w:jc w:val="right"/>
+        <w:textAlignment w:val="center"/>
+        <w:rPr>
+          <w:rFonts w:ascii="Consolas" w:hAnsi="Consolas" w:cs="Segoe UI"/>
+          <w:color w:val="9D9D9F"/>
+          <w:spacing w:val="-8"/>
+          <w:sz w:val="21"/>
+          <w:szCs w:val="21"/>
+          <w:lang w:val="en-US"/>
+        </w:rPr>
+      </w:pPr>
+      <w:r>
+        <w:rPr>
+          <w:rFonts w:ascii="Consolas" w:hAnsi="Consolas" w:cs="Segoe UI"/>
+          <w:color w:val="9D9D9F"/>
+          <w:spacing w:val="-8"/>
+          <w:sz w:val="21"/>
+          <w:szCs w:val="21"/>
+          <w:lang w:val="en-US"/>
+        </w:rPr>
+        <w:t>11</w:t>
+      </w:r>
+    </w:p>
+    <w:p>
+      <w:pPr>
+        <w:pStyle w:val="HTML"/>
+        <w:pBdr>
+          <w:top w:val="single" w:sz="2" w:space="0" w:color="E3E3E3"/>
+          <w:left w:val="single" w:sz="2" w:space="0" w:color="E3E3E3"/>
+          <w:bottom w:val="single" w:sz="2" w:space="0" w:color="E3E3E3"/>
+          <w:right w:val="single" w:sz="2" w:space="0" w:color="E3E3E3"/>
+        </w:pBdr>
+        <w:shd w:val="clear" w:color="auto" w:fill="FFFFFF"/>
+        <w:spacing w:line="285" w:lineRule="atLeast"/>
+        <w:jc w:val="right"/>
+        <w:textAlignment w:val="center"/>
+        <w:rPr>
+          <w:rFonts w:ascii="Consolas" w:hAnsi="Consolas" w:cs="Segoe UI"/>
+          <w:color w:val="9D9D9F"/>
+          <w:spacing w:val="-8"/>
+          <w:sz w:val="21"/>
+          <w:szCs w:val="21"/>
+          <w:lang w:val="en-US"/>
+        </w:rPr>
+      </w:pPr>
+      <w:r>
+        <w:rPr>
+          <w:rFonts w:ascii="Consolas" w:hAnsi="Consolas" w:cs="Segoe UI"/>
+          <w:color w:val="9D9D9F"/>
+          <w:spacing w:val="-8"/>
+          <w:sz w:val="21"/>
+          <w:szCs w:val="21"/>
+          <w:lang w:val="en-US"/>
+        </w:rPr>
+        <w:t>12</w:t>
+      </w:r>
+    </w:p>
+    <w:p>
+      <w:pPr>
+        <w:pStyle w:val="HTML"/>
+        <w:pBdr>
+          <w:top w:val="single" w:sz="2" w:space="0" w:color="E3E3E3"/>
+          <w:left w:val="single" w:sz="2" w:space="0" w:color="E3E3E3"/>
+          <w:bottom w:val="single" w:sz="2" w:space="0" w:color="E3E3E3"/>
+          <w:right w:val="single" w:sz="2" w:space="0" w:color="E3E3E3"/>
+        </w:pBdr>
+        <w:shd w:val="clear" w:color="auto" w:fill="FFFFFF"/>
+        <w:spacing w:line="285" w:lineRule="atLeast"/>
+        <w:jc w:val="right"/>
+        <w:textAlignment w:val="center"/>
+        <w:rPr>
+          <w:rFonts w:ascii="Consolas" w:hAnsi="Consolas" w:cs="Segoe UI"/>
+          <w:color w:val="9D9D9F"/>
+          <w:spacing w:val="-8"/>
+          <w:sz w:val="21"/>
+          <w:szCs w:val="21"/>
+          <w:lang w:val="en-US"/>
+        </w:rPr>
+      </w:pPr>
+      <w:r>
+        <w:rPr>
+          <w:rFonts w:ascii="Consolas" w:hAnsi="Consolas" w:cs="Segoe UI"/>
+          <w:color w:val="9D9D9F"/>
+          <w:spacing w:val="-8"/>
+          <w:sz w:val="21"/>
+          <w:szCs w:val="21"/>
+          <w:lang w:val="en-US"/>
+        </w:rPr>
+        <w:t>13</w:t>
+      </w:r>
+    </w:p>
+    <w:p>
+      <w:pPr>
+        <w:pStyle w:val="HTML"/>
+        <w:pBdr>
+          <w:top w:val="single" w:sz="2" w:space="0" w:color="E3E3E3"/>
+          <w:left w:val="single" w:sz="2" w:space="0" w:color="E3E3E3"/>
+          <w:bottom w:val="single" w:sz="2" w:space="0" w:color="E3E3E3"/>
+          <w:right w:val="single" w:sz="2" w:space="0" w:color="E3E3E3"/>
+        </w:pBdr>
+        <w:shd w:val="clear" w:color="auto" w:fill="FFFFFF"/>
+        <w:spacing w:line="285" w:lineRule="atLeast"/>
+        <w:jc w:val="right"/>
+        <w:textAlignment w:val="center"/>
+        <w:rPr>
+          <w:rFonts w:ascii="Consolas" w:hAnsi="Consolas" w:cs="Segoe UI"/>
+          <w:color w:val="9D9D9F"/>
+          <w:spacing w:val="-8"/>
+          <w:sz w:val="21"/>
+          <w:szCs w:val="21"/>
+          <w:lang w:val="en-US"/>
+        </w:rPr>
+      </w:pPr>
+      <w:r>
+        <w:rPr>
+          <w:rFonts w:ascii="Consolas" w:hAnsi="Consolas" w:cs="Segoe UI"/>
+          <w:color w:val="9D9D9F"/>
+          <w:spacing w:val="-8"/>
+          <w:sz w:val="21"/>
+          <w:szCs w:val="21"/>
+          <w:lang w:val="en-US"/>
+        </w:rPr>
+        <w:t>14</w:t>
+      </w:r>
+    </w:p>
+    <w:p>
+      <w:pPr>
+        <w:pStyle w:val="HTML"/>
+        <w:pBdr>
+          <w:top w:val="single" w:sz="2" w:space="0" w:color="E3E3E3"/>
+          <w:left w:val="single" w:sz="2" w:space="0" w:color="E3E3E3"/>
+          <w:bottom w:val="single" w:sz="2" w:space="0" w:color="E3E3E3"/>
+          <w:right w:val="single" w:sz="2" w:space="0" w:color="E3E3E3"/>
+        </w:pBdr>
+        <w:shd w:val="clear" w:color="auto" w:fill="FFFFFF"/>
+        <w:spacing w:line="285" w:lineRule="atLeast"/>
+        <w:jc w:val="right"/>
+        <w:textAlignment w:val="center"/>
+        <w:rPr>
+          <w:rFonts w:ascii="Consolas" w:hAnsi="Consolas" w:cs="Segoe UI"/>
+          <w:color w:val="9D9D9F"/>
+          <w:spacing w:val="-8"/>
+          <w:sz w:val="21"/>
+          <w:szCs w:val="21"/>
+          <w:lang w:val="en-US"/>
+        </w:rPr>
+      </w:pPr>
+      <w:r>
+        <w:rPr>
+          <w:rFonts w:ascii="Consolas" w:hAnsi="Consolas" w:cs="Segoe UI"/>
+          <w:color w:val="9D9D9F"/>
+          <w:spacing w:val="-8"/>
+          <w:sz w:val="21"/>
+          <w:szCs w:val="21"/>
+          <w:lang w:val="en-US"/>
+        </w:rPr>
+        <w:t>15</w:t>
+      </w:r>
+    </w:p>
+    <w:p>
+      <w:pPr>
+        <w:pStyle w:val="HTML"/>
+        <w:pBdr>
+          <w:top w:val="single" w:sz="2" w:space="0" w:color="E3E3E3"/>
+          <w:left w:val="single" w:sz="2" w:space="0" w:color="E3E3E3"/>
+          <w:bottom w:val="single" w:sz="2" w:space="0" w:color="E3E3E3"/>
+          <w:right w:val="single" w:sz="2" w:space="0" w:color="E3E3E3"/>
+        </w:pBdr>
+        <w:shd w:val="clear" w:color="auto" w:fill="FFFFFF"/>
+        <w:spacing w:line="285" w:lineRule="atLeast"/>
+        <w:jc w:val="right"/>
+        <w:textAlignment w:val="center"/>
+        <w:rPr>
+          <w:rFonts w:ascii="Consolas" w:hAnsi="Consolas" w:cs="Segoe UI"/>
+          <w:color w:val="9D9D9F"/>
+          <w:spacing w:val="-8"/>
+          <w:sz w:val="21"/>
+          <w:szCs w:val="21"/>
+          <w:lang w:val="en-US"/>
+        </w:rPr>
+      </w:pPr>
+      <w:r>
+        <w:rPr>
+          <w:rFonts w:ascii="Consolas" w:hAnsi="Consolas" w:cs="Segoe UI"/>
+          <w:color w:val="9D9D9F"/>
+          <w:spacing w:val="-8"/>
+          <w:sz w:val="21"/>
+          <w:szCs w:val="21"/>
+          <w:lang w:val="en-US"/>
+        </w:rPr>
+        <w:t>16</w:t>
+      </w:r>
+    </w:p>
+    <w:p>
+      <w:pPr>
+        <w:pStyle w:val="HTML"/>
+        <w:pBdr>
+          <w:top w:val="single" w:sz="2" w:space="0" w:color="E3E3E3"/>
+          <w:left w:val="single" w:sz="2" w:space="0" w:color="E3E3E3"/>
+          <w:bottom w:val="single" w:sz="2" w:space="0" w:color="E3E3E3"/>
+          <w:right w:val="single" w:sz="2" w:space="0" w:color="E3E3E3"/>
+        </w:pBdr>
+        <w:shd w:val="clear" w:color="auto" w:fill="FFFFFF"/>
+        <w:spacing w:line="285" w:lineRule="atLeast"/>
+        <w:jc w:val="right"/>
+        <w:textAlignment w:val="center"/>
+        <w:rPr>
+          <w:rFonts w:ascii="Consolas" w:hAnsi="Consolas" w:cs="Segoe UI"/>
+          <w:color w:val="9D9D9F"/>
+          <w:spacing w:val="-8"/>
+          <w:sz w:val="21"/>
+          <w:szCs w:val="21"/>
+          <w:lang w:val="en-US"/>
+        </w:rPr>
+      </w:pPr>
+      <w:r>
+        <w:rPr>
+          <w:rFonts w:ascii="Consolas" w:hAnsi="Consolas" w:cs="Segoe UI"/>
+          <w:color w:val="9D9D9F"/>
+          <w:spacing w:val="-8"/>
+          <w:sz w:val="21"/>
+          <w:szCs w:val="21"/>
+          <w:lang w:val="en-US"/>
+        </w:rPr>
+        <w:t>17</w:t>
+      </w:r>
+    </w:p>
+    <w:p>
+      <w:pPr>
+        <w:pStyle w:val="HTML"/>
+        <w:pBdr>
+          <w:top w:val="single" w:sz="2" w:space="0" w:color="E3E3E3"/>
+          <w:left w:val="single" w:sz="2" w:space="0" w:color="E3E3E3"/>
+          <w:bottom w:val="single" w:sz="2" w:space="0" w:color="E3E3E3"/>
+          <w:right w:val="single" w:sz="2" w:space="0" w:color="E3E3E3"/>
+        </w:pBdr>
+        <w:shd w:val="clear" w:color="auto" w:fill="FFFFFF"/>
+        <w:spacing w:line="285" w:lineRule="atLeast"/>
+        <w:jc w:val="right"/>
+        <w:textAlignment w:val="center"/>
+        <w:rPr>
+          <w:rFonts w:ascii="Consolas" w:hAnsi="Consolas" w:cs="Segoe UI"/>
+          <w:color w:val="9D9D9F"/>
+          <w:spacing w:val="-8"/>
+          <w:sz w:val="21"/>
+          <w:szCs w:val="21"/>
+          <w:lang w:val="en-US"/>
+        </w:rPr>
+      </w:pPr>
+      <w:r>
+        <w:rPr>
+          <w:rFonts w:ascii="Consolas" w:hAnsi="Consolas" w:cs="Segoe UI"/>
+          <w:color w:val="9D9D9F"/>
+          <w:spacing w:val="-8"/>
+          <w:sz w:val="21"/>
+          <w:szCs w:val="21"/>
+          <w:lang w:val="en-US"/>
+        </w:rPr>
+        <w:t>18</w:t>
+      </w:r>
+    </w:p>
+    <w:p>
+      <w:pPr>
+        <w:pStyle w:val="HTML"/>
+        <w:pBdr>
+          <w:top w:val="single" w:sz="2" w:space="0" w:color="E3E3E3"/>
+          <w:left w:val="single" w:sz="2" w:space="0" w:color="E3E3E3"/>
+          <w:bottom w:val="single" w:sz="2" w:space="0" w:color="E3E3E3"/>
+          <w:right w:val="single" w:sz="2" w:space="0" w:color="E3E3E3"/>
+        </w:pBdr>
+        <w:shd w:val="clear" w:color="auto" w:fill="FFFFFF"/>
+        <w:spacing w:line="285" w:lineRule="atLeast"/>
+        <w:jc w:val="right"/>
+        <w:textAlignment w:val="center"/>
+        <w:rPr>
+          <w:rFonts w:ascii="Consolas" w:hAnsi="Consolas" w:cs="Segoe UI"/>
+          <w:color w:val="9D9D9F"/>
+          <w:spacing w:val="-8"/>
+          <w:sz w:val="21"/>
+          <w:szCs w:val="21"/>
+          <w:lang w:val="en-US"/>
+        </w:rPr>
+      </w:pPr>
+      <w:r>
+        <w:rPr>
+          <w:rFonts w:ascii="Consolas" w:hAnsi="Consolas" w:cs="Segoe UI"/>
+          <w:color w:val="9D9D9F"/>
+          <w:spacing w:val="-8"/>
+          <w:sz w:val="21"/>
+          <w:szCs w:val="21"/>
+          <w:lang w:val="en-US"/>
+        </w:rPr>
+        <w:t>19</w:t>
+      </w:r>
+    </w:p>
+    <w:p>
+      <w:pPr>
+        <w:pStyle w:val="HTML"/>
+        <w:pBdr>
+          <w:top w:val="single" w:sz="2" w:space="0" w:color="E3E3E3"/>
+          <w:left w:val="single" w:sz="2" w:space="0" w:color="E3E3E3"/>
+          <w:bottom w:val="single" w:sz="2" w:space="0" w:color="E3E3E3"/>
+          <w:right w:val="single" w:sz="2" w:space="0" w:color="E3E3E3"/>
+        </w:pBdr>
+        <w:shd w:val="clear" w:color="auto" w:fill="FFFFFF"/>
+        <w:spacing w:line="285" w:lineRule="atLeast"/>
+        <w:jc w:val="right"/>
+        <w:textAlignment w:val="center"/>
+        <w:rPr>
+          <w:rFonts w:ascii="Consolas" w:hAnsi="Consolas" w:cs="Segoe UI"/>
+          <w:color w:val="9D9D9F"/>
+          <w:spacing w:val="-8"/>
+          <w:sz w:val="21"/>
+          <w:szCs w:val="21"/>
+          <w:lang w:val="en-US"/>
+        </w:rPr>
+      </w:pPr>
+      <w:r>
+        <w:rPr>
+          <w:rFonts w:ascii="Consolas" w:hAnsi="Consolas" w:cs="Segoe UI"/>
+          <w:color w:val="9D9D9F"/>
+          <w:spacing w:val="-8"/>
+          <w:sz w:val="21"/>
+          <w:szCs w:val="21"/>
+          <w:lang w:val="en-US"/>
+        </w:rPr>
+        <w:t>20</w:t>
+      </w:r>
+    </w:p>
+    <w:p>
+      <w:pPr>
+        <w:pStyle w:val="HTML"/>
+        <w:pBdr>
+          <w:top w:val="single" w:sz="2" w:space="0" w:color="E3E3E3"/>
+          <w:left w:val="single" w:sz="2" w:space="0" w:color="E3E3E3"/>
+          <w:bottom w:val="single" w:sz="2" w:space="0" w:color="E3E3E3"/>
+          <w:right w:val="single" w:sz="2" w:space="0" w:color="E3E3E3"/>
+        </w:pBdr>
+        <w:shd w:val="clear" w:color="auto" w:fill="FFFFFF"/>
+        <w:spacing w:line="285" w:lineRule="atLeast"/>
+        <w:jc w:val="right"/>
+        <w:textAlignment w:val="center"/>
+        <w:rPr>
+          <w:rFonts w:ascii="Consolas" w:hAnsi="Consolas" w:cs="Segoe UI"/>
+          <w:color w:val="9D9D9F"/>
+          <w:spacing w:val="-8"/>
+          <w:sz w:val="21"/>
+          <w:szCs w:val="21"/>
+          <w:lang w:val="en-US"/>
+        </w:rPr>
+      </w:pPr>
+      <w:r>
+        <w:rPr>
+          <w:rFonts w:ascii="Consolas" w:hAnsi="Consolas" w:cs="Segoe UI"/>
+          <w:color w:val="9D9D9F"/>
+          <w:spacing w:val="-8"/>
+          <w:sz w:val="21"/>
+          <w:szCs w:val="21"/>
+          <w:lang w:val="en-US"/>
+        </w:rPr>
+        <w:lastRenderedPageBreak/>
+        <w:t>21</w:t>
+      </w:r>
+    </w:p>
+    <w:p>
+      <w:pPr>
+        <w:pStyle w:val="HTML"/>
+        <w:pBdr>
+          <w:top w:val="single" w:sz="2" w:space="0" w:color="E3E3E3"/>
+          <w:left w:val="single" w:sz="2" w:space="0" w:color="E3E3E3"/>
+          <w:bottom w:val="single" w:sz="2" w:space="0" w:color="E3E3E3"/>
+          <w:right w:val="single" w:sz="2" w:space="0" w:color="E3E3E3"/>
+        </w:pBdr>
+        <w:shd w:val="clear" w:color="auto" w:fill="FFFFFF"/>
+        <w:spacing w:line="285" w:lineRule="atLeast"/>
+        <w:jc w:val="right"/>
+        <w:textAlignment w:val="center"/>
+        <w:rPr>
+          <w:rFonts w:ascii="Consolas" w:hAnsi="Consolas" w:cs="Segoe UI"/>
+          <w:color w:val="9D9D9F"/>
+          <w:spacing w:val="-8"/>
+          <w:sz w:val="21"/>
+          <w:szCs w:val="21"/>
+          <w:lang w:val="en-US"/>
+        </w:rPr>
+      </w:pPr>
+      <w:r>
+        <w:rPr>
+          <w:rFonts w:ascii="Consolas" w:hAnsi="Consolas" w:cs="Segoe UI"/>
+          <w:color w:val="9D9D9F"/>
+          <w:spacing w:val="-8"/>
+          <w:sz w:val="21"/>
+          <w:szCs w:val="21"/>
+          <w:lang w:val="en-US"/>
+        </w:rPr>
+        <w:t>22</w:t>
+      </w:r>
+    </w:p>
+    <w:p>
+      <w:pPr>
+        <w:pStyle w:val="HTML"/>
+        <w:pBdr>
+          <w:top w:val="single" w:sz="2" w:space="0" w:color="E3E3E3"/>
+          <w:left w:val="single" w:sz="2" w:space="0" w:color="E3E3E3"/>
+          <w:bottom w:val="single" w:sz="2" w:space="0" w:color="E3E3E3"/>
+          <w:right w:val="single" w:sz="2" w:space="0" w:color="E3E3E3"/>
+        </w:pBdr>
+        <w:shd w:val="clear" w:color="auto" w:fill="FFFFFF"/>
+        <w:spacing w:line="285" w:lineRule="atLeast"/>
+        <w:jc w:val="right"/>
+        <w:textAlignment w:val="center"/>
+        <w:rPr>
+          <w:rFonts w:ascii="Consolas" w:hAnsi="Consolas" w:cs="Segoe UI"/>
+          <w:color w:val="9D9D9F"/>
+          <w:spacing w:val="-8"/>
+          <w:sz w:val="21"/>
+          <w:szCs w:val="21"/>
+          <w:lang w:val="en-US"/>
+        </w:rPr>
+      </w:pPr>
+      <w:r>
+        <w:rPr>
+          <w:rFonts w:ascii="Consolas" w:hAnsi="Consolas" w:cs="Segoe UI"/>
+          <w:color w:val="9D9D9F"/>
+          <w:spacing w:val="-8"/>
+          <w:sz w:val="21"/>
+          <w:szCs w:val="21"/>
+          <w:lang w:val="en-US"/>
+        </w:rPr>
+        <w:t>23</w:t>
+      </w:r>
+    </w:p>
+    <w:p>
+      <w:pPr>
+        <w:pStyle w:val="4"/>
+        <w:pBdr>
+          <w:top w:val="single" w:sz="2" w:space="0" w:color="E3E3E3"/>
+          <w:left w:val="single" w:sz="2" w:space="0" w:color="E3E3E3"/>
+          <w:bottom w:val="single" w:sz="2" w:space="0" w:color="E3E3E3"/>
+          <w:right w:val="single" w:sz="2" w:space="0" w:color="E3E3E3"/>
+        </w:pBdr>
+        <w:shd w:val="clear" w:color="auto" w:fill="FFFFFF"/>
+        <w:spacing w:before="0"/>
+        <w:rPr>
+          <w:rFonts w:ascii="Arial" w:hAnsi="Arial" w:cs="Arial"/>
+          <w:color w:val="1D1D1F"/>
+          <w:spacing w:val="-5"/>
+          <w:sz w:val="24"/>
+          <w:szCs w:val="24"/>
+          <w:lang w:val="en-US"/>
+        </w:rPr>
+      </w:pPr>
+      <w:r>
+        <w:rPr>
+          <w:rStyle w:val="qwen-markdown-text"/>
+          <w:rFonts w:ascii="Arial" w:hAnsi="Arial" w:cs="Arial"/>
+          <w:color w:val="1D1D1F"/>
+          <w:spacing w:val="-5"/>
+          <w:bdr w:val="single" w:sz="2" w:space="0" w:color="E3E3E3" w:frame="1"/>
+        </w:rPr>
+        <w:t>Диаграмма</w:t>
+      </w:r>
+      <w:r>
+        <w:rPr>
+          <w:rStyle w:val="qwen-markdown-text"/>
+          <w:rFonts w:ascii="Arial" w:hAnsi="Arial" w:cs="Arial"/>
+          <w:color w:val="1D1D1F"/>
+          <w:spacing w:val="-5"/>
+          <w:bdr w:val="single" w:sz="2" w:space="0" w:color="E3E3E3" w:frame="1"/>
+          <w:lang w:val="en-US"/>
+        </w:rPr>
+        <w:t xml:space="preserve"> </w:t>
+      </w:r>
+      <w:r>
+        <w:rPr>
+          <w:rStyle w:val="qwen-markdown-text"/>
+          <w:rFonts w:ascii="Arial" w:hAnsi="Arial" w:cs="Arial"/>
+          <w:color w:val="1D1D1F"/>
+          <w:spacing w:val="-5"/>
+          <w:bdr w:val="single" w:sz="2" w:space="0" w:color="E3E3E3" w:frame="1"/>
+        </w:rPr>
+        <w:t>классов</w:t>
+      </w:r>
+      <w:r>
+        <w:rPr>
+          <w:rStyle w:val="qwen-markdown-text"/>
+          <w:rFonts w:ascii="Arial" w:hAnsi="Arial" w:cs="Arial"/>
+          <w:color w:val="1D1D1F"/>
+          <w:spacing w:val="-5"/>
+          <w:bdr w:val="single" w:sz="2" w:space="0" w:color="E3E3E3" w:frame="1"/>
+          <w:lang w:val="en-US"/>
+        </w:rPr>
+        <w:t xml:space="preserve"> (Class Diagram)</w:t>
+      </w:r>
+    </w:p>
+    <w:p>
+      <w:pPr>
+        <w:pStyle w:val="HTML"/>
+        <w:pBdr>
+          <w:top w:val="single" w:sz="2" w:space="0" w:color="E3E3E3"/>
+          <w:left w:val="single" w:sz="2" w:space="0" w:color="E3E3E3"/>
+          <w:bottom w:val="single" w:sz="2" w:space="0" w:color="E3E3E3"/>
+          <w:right w:val="single" w:sz="2" w:space="0" w:color="E3E3E3"/>
+        </w:pBdr>
+        <w:shd w:val="clear" w:color="auto" w:fill="F7F8FC"/>
+        <w:rPr>
+          <w:color w:val="1D1D1F"/>
+          <w:sz w:val="24"/>
+          <w:szCs w:val="24"/>
+          <w:lang w:val="en-US"/>
+        </w:rPr>
+      </w:pPr>
+      <w:r>
+        <w:rPr>
+          <w:color w:val="1D1D1F"/>
+          <w:sz w:val="24"/>
+          <w:szCs w:val="24"/>
+          <w:lang w:val="en-US"/>
+        </w:rPr>
+        <w:t>mermaid</w:t>
+      </w:r>
+    </w:p>
+    <w:p>
+      <w:pPr>
+        <w:pStyle w:val="HTML"/>
+        <w:pBdr>
+          <w:top w:val="single" w:sz="2" w:space="0" w:color="E3E3E3"/>
+          <w:left w:val="single" w:sz="2" w:space="0" w:color="E3E3E3"/>
+          <w:bottom w:val="single" w:sz="2" w:space="0" w:color="E3E3E3"/>
+          <w:right w:val="single" w:sz="2" w:space="0" w:color="E3E3E3"/>
+        </w:pBdr>
+        <w:shd w:val="clear" w:color="auto" w:fill="F7F8FC"/>
+        <w:rPr>
+          <w:color w:val="8C8D9B"/>
+          <w:sz w:val="24"/>
+          <w:szCs w:val="24"/>
+          <w:lang w:val="en-US"/>
+        </w:rPr>
+      </w:pPr>
+      <w:r>
+        <w:rPr>
+          <w:color w:val="8C8D9B"/>
+          <w:sz w:val="24"/>
+          <w:szCs w:val="24"/>
+          <w:lang w:val="en-US"/>
+        </w:rPr>
+        <w:t>Code</w:t>
+      </w:r>
+    </w:p>
+    <w:p>
+      <w:pPr>
+        <w:pStyle w:val="HTML"/>
+        <w:pBdr>
+          <w:top w:val="single" w:sz="2" w:space="0" w:color="E3E3E3"/>
+          <w:left w:val="single" w:sz="2" w:space="0" w:color="E3E3E3"/>
+          <w:bottom w:val="single" w:sz="2" w:space="0" w:color="E3E3E3"/>
+          <w:right w:val="single" w:sz="2" w:space="0" w:color="E3E3E3"/>
+        </w:pBdr>
+        <w:shd w:val="clear" w:color="auto" w:fill="F7F8FC"/>
+        <w:rPr>
+          <w:color w:val="1D1D1F"/>
+          <w:sz w:val="24"/>
+          <w:szCs w:val="24"/>
+        </w:rPr>
+      </w:pPr>
+      <w:proofErr w:type="spellStart"/>
+      <w:r>
+        <w:rPr>
+          <w:color w:val="1D1D1F"/>
+          <w:sz w:val="24"/>
+          <w:szCs w:val="24"/>
+        </w:rPr>
+        <w:t>Preview</w:t>
+      </w:r>
+      <w:proofErr w:type="spellEnd"/>
+    </w:p>
+    <w:p>
+      <w:pPr>
+        <w:pStyle w:val="4"/>
+        <w:pBdr>
+          <w:top w:val="single" w:sz="2" w:space="0" w:color="E3E3E3"/>
+          <w:left w:val="single" w:sz="2" w:space="0" w:color="E3E3E3"/>
+          <w:bottom w:val="single" w:sz="2" w:space="0" w:color="E3E3E3"/>
+          <w:right w:val="single" w:sz="2" w:space="0" w:color="E3E3E3"/>
+        </w:pBdr>
+        <w:shd w:val="clear" w:color="auto" w:fill="FFFFFF"/>
+        <w:spacing w:before="0"/>
+        <w:rPr>
+          <w:rFonts w:ascii="Arial" w:hAnsi="Arial" w:cs="Arial"/>
+          <w:color w:val="1D1D1F"/>
+          <w:spacing w:val="-5"/>
+          <w:sz w:val="24"/>
+          <w:szCs w:val="24"/>
+        </w:rPr>
+      </w:pPr>
+      <w:r>
+        <w:rPr>
+          <w:rStyle w:val="qwen-markdown-text"/>
+          <w:rFonts w:ascii="Arial" w:hAnsi="Arial" w:cs="Arial"/>
+          <w:color w:val="1D1D1F"/>
+          <w:spacing w:val="-5"/>
+          <w:bdr w:val="single" w:sz="2" w:space="0" w:color="E3E3E3" w:frame="1"/>
+        </w:rPr>
+        <w:t>Диаграмма последовательности (</w:t>
+      </w:r>
+      <w:proofErr w:type="spellStart"/>
+      <w:r>
+        <w:rPr>
+          <w:rStyle w:val="qwen-markdown-text"/>
+          <w:rFonts w:ascii="Arial" w:hAnsi="Arial" w:cs="Arial"/>
+          <w:color w:val="1D1D1F"/>
+          <w:spacing w:val="-5"/>
+          <w:bdr w:val="single" w:sz="2" w:space="0" w:color="E3E3E3" w:frame="1"/>
+        </w:rPr>
+        <w:t>Sequence</w:t>
+      </w:r>
+      <w:proofErr w:type="spellEnd"/>
+      <w:r>
+        <w:rPr>
+          <w:rStyle w:val="qwen-markdown-text"/>
+          <w:rFonts w:ascii="Arial" w:hAnsi="Arial" w:cs="Arial"/>
+          <w:color w:val="1D1D1F"/>
+          <w:spacing w:val="-5"/>
+          <w:bdr w:val="single" w:sz="2" w:space="0" w:color="E3E3E3" w:frame="1"/>
+        </w:rPr>
+        <w:t xml:space="preserve"> </w:t>
+      </w:r>
+      <w:proofErr w:type="spellStart"/>
+      <w:r>
+        <w:rPr>
+          <w:rStyle w:val="qwen-markdown-text"/>
+          <w:rFonts w:ascii="Arial" w:hAnsi="Arial" w:cs="Arial"/>
+          <w:color w:val="1D1D1F"/>
+          <w:spacing w:val="-5"/>
+          <w:bdr w:val="single" w:sz="2" w:space="0" w:color="E3E3E3" w:frame="1"/>
+        </w:rPr>
+        <w:t>Diagram</w:t>
+      </w:r>
+      <w:proofErr w:type="spellEnd"/>
+      <w:r>
+        <w:rPr>
+          <w:rStyle w:val="qwen-markdown-text"/>
+          <w:rFonts w:ascii="Arial" w:hAnsi="Arial" w:cs="Arial"/>
+          <w:color w:val="1D1D1F"/>
+          <w:spacing w:val="-5"/>
+          <w:bdr w:val="single" w:sz="2" w:space="0" w:color="E3E3E3" w:frame="1"/>
+        </w:rPr>
+        <w:t>) – Оформление заказа</w:t>
+      </w:r>
+    </w:p>
+    <w:p>
+      <w:pPr>
+        <w:pStyle w:val="HTML"/>
+        <w:pBdr>
+          <w:top w:val="single" w:sz="2" w:space="0" w:color="E3E3E3"/>
+          <w:left w:val="single" w:sz="2" w:space="0" w:color="E3E3E3"/>
+          <w:bottom w:val="single" w:sz="2" w:space="0" w:color="E3E3E3"/>
+          <w:right w:val="single" w:sz="2" w:space="0" w:color="E3E3E3"/>
+        </w:pBdr>
+        <w:shd w:val="clear" w:color="auto" w:fill="F7F8FC"/>
+        <w:rPr>
+          <w:color w:val="1D1D1F"/>
+          <w:sz w:val="24"/>
+          <w:szCs w:val="24"/>
+        </w:rPr>
+      </w:pPr>
+      <w:proofErr w:type="spellStart"/>
+      <w:r>
+        <w:rPr>
+          <w:color w:val="1D1D1F"/>
+          <w:sz w:val="24"/>
+          <w:szCs w:val="24"/>
+        </w:rPr>
+        <w:t>mermaid</w:t>
+      </w:r>
+      <w:proofErr w:type="spellEnd"/>
+    </w:p>
+    <w:p>
+      <w:pPr>
+        <w:pStyle w:val="HTML"/>
+        <w:pBdr>
+          <w:top w:val="single" w:sz="2" w:space="0" w:color="E3E3E3"/>
+          <w:left w:val="single" w:sz="2" w:space="0" w:color="E3E3E3"/>
+          <w:bottom w:val="single" w:sz="2" w:space="0" w:color="E3E3E3"/>
+          <w:right w:val="single" w:sz="2" w:space="0" w:color="E3E3E3"/>
+        </w:pBdr>
+        <w:shd w:val="clear" w:color="auto" w:fill="F7F8FC"/>
+        <w:rPr>
+          <w:color w:val="8C8D9B"/>
+          <w:sz w:val="24"/>
+          <w:szCs w:val="24"/>
+        </w:rPr>
+      </w:pPr>
+      <w:r>
+        <w:rPr>
+          <w:color w:val="8C8D9B"/>
+          <w:sz w:val="24"/>
+          <w:szCs w:val="24"/>
+        </w:rPr>
+        <w:t>Code</w:t>
+      </w:r>
+    </w:p>
+    <w:p>
+      <w:pPr>
+        <w:pStyle w:val="HTML"/>
+        <w:pBdr>
+          <w:top w:val="single" w:sz="2" w:space="0" w:color="E3E3E3"/>
+          <w:left w:val="single" w:sz="2" w:space="0" w:color="E3E3E3"/>
+          <w:bottom w:val="single" w:sz="2" w:space="0" w:color="E3E3E3"/>
+          <w:right w:val="single" w:sz="2" w:space="0" w:color="E3E3E3"/>
+        </w:pBdr>
+        <w:shd w:val="clear" w:color="auto" w:fill="F7F8FC"/>
+        <w:rPr>
+          <w:color w:val="1D1D1F"/>
+          <w:sz w:val="24"/>
+          <w:szCs w:val="24"/>
+        </w:rPr>
+      </w:pPr>
+      <w:proofErr w:type="spellStart"/>
+      <w:r>
+        <w:rPr>
+          <w:color w:val="1D1D1F"/>
+          <w:sz w:val="24"/>
+          <w:szCs w:val="24"/>
+        </w:rPr>
+        <w:t>Preview</w:t>
+      </w:r>
+      <w:proofErr w:type="spellEnd"/>
+    </w:p>
+    <w:p>
+      <w:pPr>
+        <w:shd w:val="clear" w:color="auto" w:fill="FFFFFF"/>
+        <w:rPr>
+          <w:rFonts w:ascii="Arial" w:hAnsi="Arial" w:cs="Arial"/>
+          <w:color w:val="1D1D1F"/>
+          <w:sz w:val="24"/>
+          <w:szCs w:val="24"/>
+        </w:rPr>
+      </w:pPr>
+      <w:r>
+        <w:rPr>
+          <w:rFonts w:ascii="Arial" w:hAnsi="Arial" w:cs="Arial"/>
+          <w:color w:val="1D1D1F"/>
+        </w:rPr>
+        <w:pict w14:anchorId="03B82C97">
+          <v:rect id="_x0000_i1027" style="width:0;height:1.5pt" o:hralign="center" o:hrstd="t" o:hr="t" fillcolor="#a0a0a0" stroked="f"/>
+        </w:pict>
+      </w:r>
+    </w:p>
+    <w:p>
+      <w:pPr>
+        <w:pStyle w:val="2"/>
+        <w:pBdr>
+          <w:top w:val="single" w:sz="2" w:space="0" w:color="E3E3E3"/>
+          <w:left w:val="single" w:sz="2" w:space="0" w:color="E3E3E3"/>
+          <w:bottom w:val="single" w:sz="2" w:space="0" w:color="E3E3E3"/>
+          <w:right w:val="single" w:sz="2" w:space="0" w:color="E3E3E3"/>
+        </w:pBdr>
+        <w:shd w:val="clear" w:color="auto" w:fill="FFFFFF"/>
+        <w:spacing w:before="0" w:after="0"/>
+        <w:rPr>
+          <w:rFonts w:ascii="Arial" w:hAnsi="Arial" w:cs="Arial"/>
+          <w:color w:val="1D1D1F"/>
+          <w:spacing w:val="-5"/>
+        </w:rPr>
+      </w:pPr>
+      <w:bookmarkStart w:id="6" w:name="_Toc227737143"/>
+      <w:r>
+        <w:rPr>
+          <w:rStyle w:val="qwen-markdown-text"/>
+          <w:rFonts w:ascii="Arial" w:hAnsi="Arial" w:cs="Arial"/>
+          <w:color w:val="1D1D1F"/>
+          <w:spacing w:val="-5"/>
+          <w:bdr w:val="single" w:sz="2" w:space="0" w:color="E3E3E3" w:frame="1"/>
+        </w:rPr>
+        <w:t>2. ПРАКТИЧЕСКАЯ ЧАСТЬ</w:t>
+      </w:r>
+      <w:bookmarkEnd w:id="6"/>
+    </w:p>
+    <w:p>
+      <w:pPr>
+        <w:shd w:val="clear" w:color="auto" w:fill="FFFFFF"/>
+        <w:rPr>
+          <w:rFonts w:ascii="Arial" w:hAnsi="Arial" w:cs="Arial"/>
+          <w:color w:val="1D1D1F"/>
+        </w:rPr>
+      </w:pPr>
+      <w:r>
+        <w:rPr>
+          <w:rStyle w:val="qwen-markdown-text"/>
+          <w:rFonts w:ascii="Arial" w:hAnsi="Arial" w:cs="Arial"/>
+          <w:color w:val="1D1D1F"/>
+          <w:bdr w:val="single" w:sz="2" w:space="0" w:color="E3E3E3" w:frame="1"/>
+        </w:rPr>
+        <w:t xml:space="preserve">Реализация проекта выполнена на стеке: </w:t>
+      </w:r>
+      <w:r>
+        <w:rPr>
+          <w:rStyle w:val="qwen-markdown-text"/>
+          <w:rFonts w:ascii="Arial" w:hAnsi="Arial" w:cs="Arial"/>
+          <w:b/>
+          <w:bCs/>
+          <w:color w:val="1D1D1F"/>
+          <w:bdr w:val="single" w:sz="2" w:space="0" w:color="E3E3E3" w:frame="1"/>
+        </w:rPr>
+        <w:t xml:space="preserve">PHP 8.1+, HTML5, CSS3, </w:t>
+      </w:r>
+      <w:proofErr w:type="spellStart"/>
+      <w:r>
+        <w:rPr>
+          <w:rStyle w:val="qwen-markdown-text"/>
+          <w:rFonts w:ascii="Arial" w:hAnsi="Arial" w:cs="Arial"/>
+          <w:b/>
+          <w:bCs/>
+          <w:color w:val="1D1D1F"/>
+          <w:bdr w:val="single" w:sz="2" w:space="0" w:color="E3E3E3" w:frame="1"/>
+        </w:rPr>
+        <w:t>Bootstrap</w:t>
+      </w:r>
+      <w:proofErr w:type="spellEnd"/>
+      <w:r>
+        <w:rPr>
+          <w:rStyle w:val="qwen-markdown-text"/>
+          <w:rFonts w:ascii="Arial" w:hAnsi="Arial" w:cs="Arial"/>
+          <w:b/>
+          <w:bCs/>
+          <w:color w:val="1D1D1F"/>
+          <w:bdr w:val="single" w:sz="2" w:space="0" w:color="E3E3E3" w:frame="1"/>
+        </w:rPr>
+        <w:t xml:space="preserve"> 5, </w:t>
+      </w:r>
+      <w:proofErr w:type="spellStart"/>
+      <w:r>
+        <w:rPr>
+          <w:rStyle w:val="qwen-markdown-text"/>
+          <w:rFonts w:ascii="Arial" w:hAnsi="Arial" w:cs="Arial"/>
+          <w:b/>
+          <w:bCs/>
+          <w:color w:val="1D1D1F"/>
+          <w:bdr w:val="single" w:sz="2" w:space="0" w:color="E3E3E3" w:frame="1"/>
+        </w:rPr>
+        <w:t>Vanilla</w:t>
+      </w:r>
+      <w:proofErr w:type="spellEnd"/>
+      <w:r>
+        <w:rPr>
+          <w:rStyle w:val="qwen-markdown-text"/>
+          <w:rFonts w:ascii="Arial" w:hAnsi="Arial" w:cs="Arial"/>
+          <w:b/>
+          <w:bCs/>
+          <w:color w:val="1D1D1F"/>
+          <w:bdr w:val="single" w:sz="2" w:space="0" w:color="E3E3E3" w:frame="1"/>
+        </w:rPr>
+        <w:t xml:space="preserve"> JavaScript</w:t>
+      </w:r>
+      <w:r>
+        <w:rPr>
+          <w:rStyle w:val="qwen-markdown-text"/>
+          <w:rFonts w:ascii="Arial" w:hAnsi="Arial" w:cs="Arial"/>
+          <w:color w:val="1D1D1F"/>
+          <w:bdr w:val="single" w:sz="2" w:space="0" w:color="E3E3E3" w:frame="1"/>
+        </w:rPr>
+        <w:t>. Хранение данных на этапе MVP организовано через JSON-файлы, что обеспечивает быструю разработку и отсутствие зависимости от СУБД.</w:t>
+      </w:r>
+    </w:p>
+    <w:p>
+      <w:pPr>
+        <w:pStyle w:val="3"/>
+        <w:pBdr>
+          <w:top w:val="single" w:sz="2" w:space="0" w:color="E3E3E3"/>
+          <w:left w:val="single" w:sz="2" w:space="0" w:color="E3E3E3"/>
+          <w:bottom w:val="single" w:sz="2" w:space="0" w:color="E3E3E3"/>
+          <w:right w:val="single" w:sz="2" w:space="0" w:color="E3E3E3"/>
+        </w:pBdr>
+        <w:shd w:val="clear" w:color="auto" w:fill="FFFFFF"/>
+        <w:spacing w:before="0"/>
+        <w:rPr>
+          <w:rFonts w:ascii="Arial" w:hAnsi="Arial" w:cs="Arial"/>
+          <w:color w:val="1D1D1F"/>
+          <w:spacing w:val="-5"/>
+        </w:rPr>
+      </w:pPr>
+      <w:bookmarkStart w:id="7" w:name="_Toc227737144"/>
+      <w:r>
+        <w:rPr>
+          <w:rStyle w:val="qwen-markdown-text"/>
+          <w:rFonts w:ascii="Arial" w:hAnsi="Arial" w:cs="Arial"/>
+          <w:color w:val="1D1D1F"/>
+          <w:spacing w:val="-5"/>
+          <w:bdr w:val="single" w:sz="2" w:space="0" w:color="E3E3E3" w:frame="1"/>
+        </w:rPr>
+        <w:t>Ключевые реализованные модули:</w:t>
+      </w:r>
+      <w:bookmarkEnd w:id="7"/>
+    </w:p>
+    <w:p>
+      <w:pPr>
+        <w:numPr>
+          <w:ilvl w:val="0"/>
+          <w:numId w:val="7"/>
+        </w:numPr>
+        <w:pBdr>
+          <w:top w:val="single" w:sz="2" w:space="0" w:color="E3E3E3"/>
+          <w:left w:val="single" w:sz="2" w:space="0" w:color="E3E3E3"/>
+          <w:bottom w:val="single" w:sz="2" w:space="0" w:color="E3E3E3"/>
+          <w:right w:val="single" w:sz="2" w:space="0" w:color="E3E3E3"/>
+        </w:pBdr>
+        <w:shd w:val="clear" w:color="auto" w:fill="FFFFFF"/>
+        <w:spacing w:after="0" w:line="240" w:lineRule="auto"/>
+        <w:rPr>
+          <w:rFonts w:ascii="Arial" w:hAnsi="Arial" w:cs="Arial"/>
+          <w:color w:val="1D1D1F"/>
+        </w:rPr>
+      </w:pPr>
+      <w:r>
+        <w:rPr>
+          <w:rStyle w:val="qwen-markdown-text"/>
+          <w:rFonts w:ascii="Arial" w:hAnsi="Arial" w:cs="Arial"/>
+          <w:b/>
+          <w:bCs/>
+          <w:color w:val="1D1D1F"/>
+          <w:bdr w:val="single" w:sz="2" w:space="0" w:color="E3E3E3" w:frame="1"/>
+        </w:rPr>
+        <w:t>Маршрутизация и MVC-ядро:</w:t>
+      </w:r>
+      <w:r>
+        <w:rPr>
+          <w:rStyle w:val="qwen-markdown-text"/>
+          <w:rFonts w:ascii="Arial" w:hAnsi="Arial" w:cs="Arial"/>
+          <w:color w:val="1D1D1F"/>
+          <w:bdr w:val="single" w:sz="2" w:space="0" w:color="E3E3E3" w:frame="1"/>
+        </w:rPr>
+        <w:t xml:space="preserve"> Файл </w:t>
+      </w:r>
+      <w:proofErr w:type="spellStart"/>
+      <w:r>
+        <w:rPr>
+          <w:rStyle w:val="HTML1"/>
+          <w:rFonts w:eastAsiaTheme="minorHAnsi"/>
+          <w:color w:val="615CED"/>
+          <w:spacing w:val="-10"/>
+          <w:bdr w:val="single" w:sz="2" w:space="0" w:color="E3E3E3" w:frame="1"/>
+        </w:rPr>
+        <w:t>index.php</w:t>
+      </w:r>
+      <w:proofErr w:type="spellEnd"/>
+      <w:r>
+        <w:rPr>
+          <w:rStyle w:val="qwen-markdown-text"/>
+          <w:rFonts w:ascii="Arial" w:hAnsi="Arial" w:cs="Arial"/>
+          <w:color w:val="1D1D1F"/>
+          <w:bdr w:val="single" w:sz="2" w:space="0" w:color="E3E3E3" w:frame="1"/>
+        </w:rPr>
+        <w:t xml:space="preserve"> выступает в роли фронт-контроллера. </w:t>
+      </w:r>
+      <w:proofErr w:type="spellStart"/>
+      <w:r>
+        <w:rPr>
+          <w:rStyle w:val="HTML1"/>
+          <w:rFonts w:eastAsiaTheme="minorHAnsi"/>
+          <w:color w:val="615CED"/>
+          <w:spacing w:val="-10"/>
+          <w:bdr w:val="single" w:sz="2" w:space="0" w:color="E3E3E3" w:frame="1"/>
+        </w:rPr>
+        <w:t>spl_autoload_register</w:t>
+      </w:r>
+      <w:proofErr w:type="spellEnd"/>
+      <w:r>
+        <w:rPr>
+          <w:rStyle w:val="qwen-markdown-text"/>
+          <w:rFonts w:ascii="Arial" w:hAnsi="Arial" w:cs="Arial"/>
+          <w:color w:val="1D1D1F"/>
+          <w:bdr w:val="single" w:sz="2" w:space="0" w:color="E3E3E3" w:frame="1"/>
+        </w:rPr>
+        <w:t xml:space="preserve"> обеспечивает ленивую загрузку классов по пространствам имён (</w:t>
+      </w:r>
+      <w:proofErr w:type="spellStart"/>
+      <w:r>
+        <w:rPr>
+          <w:rStyle w:val="HTML1"/>
+          <w:rFonts w:eastAsiaTheme="minorHAnsi"/>
+          <w:color w:val="615CED"/>
+          <w:spacing w:val="-10"/>
+          <w:bdr w:val="single" w:sz="2" w:space="0" w:color="E3E3E3" w:frame="1"/>
+        </w:rPr>
+        <w:t>Controllers</w:t>
+      </w:r>
+      <w:proofErr w:type="spellEnd"/>
+      <w:r>
+        <w:rPr>
+          <w:rStyle w:val="HTML1"/>
+          <w:rFonts w:eastAsiaTheme="minorHAnsi"/>
+          <w:color w:val="615CED"/>
+          <w:spacing w:val="-10"/>
+          <w:bdr w:val="single" w:sz="2" w:space="0" w:color="E3E3E3" w:frame="1"/>
+        </w:rPr>
+        <w:t>\</w:t>
+      </w:r>
+      <w:r>
+        <w:rPr>
+          <w:rStyle w:val="qwen-markdown-text"/>
+          <w:rFonts w:ascii="Arial" w:hAnsi="Arial" w:cs="Arial"/>
+          <w:color w:val="1D1D1F"/>
+          <w:bdr w:val="single" w:sz="2" w:space="0" w:color="E3E3E3" w:frame="1"/>
+        </w:rPr>
+        <w:t xml:space="preserve">, </w:t>
+      </w:r>
+      <w:proofErr w:type="spellStart"/>
+      <w:r>
+        <w:rPr>
+          <w:rStyle w:val="HTML1"/>
+          <w:rFonts w:eastAsiaTheme="minorHAnsi"/>
+          <w:color w:val="615CED"/>
+          <w:spacing w:val="-10"/>
+          <w:bdr w:val="single" w:sz="2" w:space="0" w:color="E3E3E3" w:frame="1"/>
+        </w:rPr>
+        <w:t>Views</w:t>
+      </w:r>
+      <w:proofErr w:type="spellEnd"/>
+      <w:r>
+        <w:rPr>
+          <w:rStyle w:val="HTML1"/>
+          <w:rFonts w:eastAsiaTheme="minorHAnsi"/>
+          <w:color w:val="615CED"/>
+          <w:spacing w:val="-10"/>
+          <w:bdr w:val="single" w:sz="2" w:space="0" w:color="E3E3E3" w:frame="1"/>
+        </w:rPr>
+        <w:t>\</w:t>
+      </w:r>
+      <w:r>
+        <w:rPr>
+          <w:rStyle w:val="qwen-markdown-text"/>
+          <w:rFonts w:ascii="Arial" w:hAnsi="Arial" w:cs="Arial"/>
+          <w:color w:val="1D1D1F"/>
+          <w:bdr w:val="single" w:sz="2" w:space="0" w:color="E3E3E3" w:frame="1"/>
+        </w:rPr>
+        <w:t xml:space="preserve">, </w:t>
+      </w:r>
+      <w:proofErr w:type="spellStart"/>
+      <w:r>
+        <w:rPr>
+          <w:rStyle w:val="HTML1"/>
+          <w:rFonts w:eastAsiaTheme="minorHAnsi"/>
+          <w:color w:val="615CED"/>
+          <w:spacing w:val="-10"/>
+          <w:bdr w:val="single" w:sz="2" w:space="0" w:color="E3E3E3" w:frame="1"/>
+        </w:rPr>
+        <w:t>Lib</w:t>
+      </w:r>
+      <w:proofErr w:type="spellEnd"/>
+      <w:r>
+        <w:rPr>
+          <w:rStyle w:val="HTML1"/>
+          <w:rFonts w:eastAsiaTheme="minorHAnsi"/>
+          <w:color w:val="615CED"/>
+          <w:spacing w:val="-10"/>
+          <w:bdr w:val="single" w:sz="2" w:space="0" w:color="E3E3E3" w:frame="1"/>
+        </w:rPr>
+        <w:t>\</w:t>
+      </w:r>
+      <w:r>
+        <w:rPr>
+          <w:rStyle w:val="qwen-markdown-text"/>
+          <w:rFonts w:ascii="Arial" w:hAnsi="Arial" w:cs="Arial"/>
+          <w:color w:val="1D1D1F"/>
+          <w:bdr w:val="single" w:sz="2" w:space="0" w:color="E3E3E3" w:frame="1"/>
+        </w:rPr>
+        <w:t>).</w:t>
+      </w:r>
+    </w:p>
+    <w:p>
+      <w:pPr>
+        <w:numPr>
+          <w:ilvl w:val="0"/>
+          <w:numId w:val="7"/>
+        </w:numPr>
+        <w:pBdr>
+          <w:top w:val="single" w:sz="2" w:space="0" w:color="E3E3E3"/>
+          <w:left w:val="single" w:sz="2" w:space="0" w:color="E3E3E3"/>
+          <w:bottom w:val="single" w:sz="2" w:space="0" w:color="E3E3E3"/>
+          <w:right w:val="single" w:sz="2" w:space="0" w:color="E3E3E3"/>
+        </w:pBdr>
+        <w:shd w:val="clear" w:color="auto" w:fill="FFFFFF"/>
+        <w:spacing w:after="0" w:line="240" w:lineRule="auto"/>
+        <w:rPr>
+          <w:rFonts w:ascii="Arial" w:hAnsi="Arial" w:cs="Arial"/>
+          <w:color w:val="1D1D1F"/>
+        </w:rPr>
+      </w:pPr>
+      <w:r>
+        <w:rPr>
+          <w:rStyle w:val="qwen-markdown-text"/>
+          <w:rFonts w:ascii="Arial" w:hAnsi="Arial" w:cs="Arial"/>
+          <w:b/>
+          <w:bCs/>
+          <w:color w:val="1D1D1F"/>
+          <w:bdr w:val="single" w:sz="2" w:space="0" w:color="E3E3E3" w:frame="1"/>
+        </w:rPr>
+        <w:t>Аутентификация и безопасность:</w:t>
+      </w:r>
+      <w:r>
+        <w:rPr>
+          <w:rStyle w:val="qwen-markdown-text"/>
+          <w:rFonts w:ascii="Arial" w:hAnsi="Arial" w:cs="Arial"/>
+          <w:color w:val="1D1D1F"/>
+          <w:bdr w:val="single" w:sz="2" w:space="0" w:color="E3E3E3" w:frame="1"/>
+        </w:rPr>
+        <w:t xml:space="preserve"> Регистрация сопровождается генерацией 6-значного кода, сохраняемого в </w:t>
+      </w:r>
+      <w:proofErr w:type="spellStart"/>
+      <w:r>
+        <w:rPr>
+          <w:rStyle w:val="HTML1"/>
+          <w:rFonts w:eastAsiaTheme="minorHAnsi"/>
+          <w:color w:val="615CED"/>
+          <w:spacing w:val="-10"/>
+          <w:bdr w:val="single" w:sz="2" w:space="0" w:color="E3E3E3" w:frame="1"/>
+        </w:rPr>
+        <w:t>data</w:t>
+      </w:r>
+      <w:proofErr w:type="spellEnd"/>
+      <w:r>
+        <w:rPr>
+          <w:rStyle w:val="HTML1"/>
+          <w:rFonts w:eastAsiaTheme="minorHAnsi"/>
+          <w:color w:val="615CED"/>
+          <w:spacing w:val="-10"/>
+          <w:bdr w:val="single" w:sz="2" w:space="0" w:color="E3E3E3" w:frame="1"/>
+        </w:rPr>
+        <w:t>/</w:t>
+      </w:r>
+      <w:proofErr w:type="spellStart"/>
+      <w:r>
+        <w:rPr>
+          <w:rStyle w:val="HTML1"/>
+          <w:rFonts w:eastAsiaTheme="minorHAnsi"/>
+          <w:color w:val="615CED"/>
+          <w:spacing w:val="-10"/>
+          <w:bdr w:val="single" w:sz="2" w:space="0" w:color="E3E3E3" w:frame="1"/>
+        </w:rPr>
+        <w:t>users.php</w:t>
+      </w:r>
+      <w:proofErr w:type="spellEnd"/>
+      <w:r>
+        <w:rPr>
+          <w:rStyle w:val="qwen-markdown-text"/>
+          <w:rFonts w:ascii="Arial" w:hAnsi="Arial" w:cs="Arial"/>
+          <w:color w:val="1D1D1F"/>
+          <w:bdr w:val="single" w:sz="2" w:space="0" w:color="E3E3E3" w:frame="1"/>
+        </w:rPr>
+        <w:t xml:space="preserve"> с таймаутом 15 минут. Пароли </w:t>
+      </w:r>
+      <w:proofErr w:type="spellStart"/>
+      <w:r>
+        <w:rPr>
+          <w:rStyle w:val="qwen-markdown-text"/>
+          <w:rFonts w:ascii="Arial" w:hAnsi="Arial" w:cs="Arial"/>
+          <w:color w:val="1D1D1F"/>
+          <w:bdr w:val="single" w:sz="2" w:space="0" w:color="E3E3E3" w:frame="1"/>
+        </w:rPr>
+        <w:t>хешируются</w:t>
+      </w:r>
+      <w:proofErr w:type="spellEnd"/>
+      <w:r>
+        <w:rPr>
+          <w:rStyle w:val="qwen-markdown-text"/>
+          <w:rFonts w:ascii="Arial" w:hAnsi="Arial" w:cs="Arial"/>
+          <w:color w:val="1D1D1F"/>
+          <w:bdr w:val="single" w:sz="2" w:space="0" w:color="E3E3E3" w:frame="1"/>
+        </w:rPr>
+        <w:t xml:space="preserve"> через </w:t>
+      </w:r>
+      <w:proofErr w:type="spellStart"/>
+      <w:r>
+        <w:rPr>
+          <w:rStyle w:val="HTML1"/>
+          <w:rFonts w:eastAsiaTheme="minorHAnsi"/>
+          <w:color w:val="615CED"/>
+          <w:spacing w:val="-10"/>
+          <w:bdr w:val="single" w:sz="2" w:space="0" w:color="E3E3E3" w:frame="1"/>
+        </w:rPr>
+        <w:t>password_</w:t>
+      </w:r>
+      <w:proofErr w:type="gramStart"/>
+      <w:r>
+        <w:rPr>
+          <w:rStyle w:val="HTML1"/>
+          <w:rFonts w:eastAsiaTheme="minorHAnsi"/>
+          <w:color w:val="615CED"/>
+          <w:spacing w:val="-10"/>
+          <w:bdr w:val="single" w:sz="2" w:space="0" w:color="E3E3E3" w:frame="1"/>
+        </w:rPr>
+        <w:t>hash</w:t>
+      </w:r>
+      <w:proofErr w:type="spellEnd"/>
+      <w:r>
+        <w:rPr>
+          <w:rStyle w:val="HTML1"/>
+          <w:rFonts w:eastAsiaTheme="minorHAnsi"/>
+          <w:color w:val="615CED"/>
+          <w:spacing w:val="-10"/>
+          <w:bdr w:val="single" w:sz="2" w:space="0" w:color="E3E3E3" w:frame="1"/>
+        </w:rPr>
+        <w:t>(</w:t>
+      </w:r>
+      <w:proofErr w:type="gramEnd"/>
+      <w:r>
+        <w:rPr>
+          <w:rStyle w:val="HTML1"/>
+          <w:rFonts w:eastAsiaTheme="minorHAnsi"/>
+          <w:color w:val="615CED"/>
+          <w:spacing w:val="-10"/>
+          <w:bdr w:val="single" w:sz="2" w:space="0" w:color="E3E3E3" w:frame="1"/>
+        </w:rPr>
+        <w:t>)</w:t>
+      </w:r>
+      <w:r>
+        <w:rPr>
+          <w:rStyle w:val="qwen-markdown-text"/>
+          <w:rFonts w:ascii="Arial" w:hAnsi="Arial" w:cs="Arial"/>
+          <w:color w:val="1D1D1F"/>
+          <w:bdr w:val="single" w:sz="2" w:space="0" w:color="E3E3E3" w:frame="1"/>
+        </w:rPr>
+        <w:t xml:space="preserve">. Реализован сброс пароля по криптографическому токену. Защита от XSS обеспечивается </w:t>
+      </w:r>
+      <w:proofErr w:type="spellStart"/>
+      <w:proofErr w:type="gramStart"/>
+      <w:r>
+        <w:rPr>
+          <w:rStyle w:val="HTML1"/>
+          <w:rFonts w:eastAsiaTheme="minorHAnsi"/>
+          <w:color w:val="615CED"/>
+          <w:spacing w:val="-10"/>
+          <w:bdr w:val="single" w:sz="2" w:space="0" w:color="E3E3E3" w:frame="1"/>
+        </w:rPr>
+        <w:t>htmlspecialchars</w:t>
+      </w:r>
+      <w:proofErr w:type="spellEnd"/>
+      <w:r>
+        <w:rPr>
+          <w:rStyle w:val="HTML1"/>
+          <w:rFonts w:eastAsiaTheme="minorHAnsi"/>
+          <w:color w:val="615CED"/>
+          <w:spacing w:val="-10"/>
+          <w:bdr w:val="single" w:sz="2" w:space="0" w:color="E3E3E3" w:frame="1"/>
+        </w:rPr>
+        <w:t>(</w:t>
+      </w:r>
+      <w:proofErr w:type="gramEnd"/>
+      <w:r>
+        <w:rPr>
+          <w:rStyle w:val="HTML1"/>
+          <w:rFonts w:eastAsiaTheme="minorHAnsi"/>
+          <w:color w:val="615CED"/>
+          <w:spacing w:val="-10"/>
+          <w:bdr w:val="single" w:sz="2" w:space="0" w:color="E3E3E3" w:frame="1"/>
+        </w:rPr>
+        <w:t>)</w:t>
+      </w:r>
+      <w:r>
+        <w:rPr>
+          <w:rStyle w:val="qwen-markdown-text"/>
+          <w:rFonts w:ascii="Arial" w:hAnsi="Arial" w:cs="Arial"/>
+          <w:color w:val="1D1D1F"/>
+          <w:bdr w:val="single" w:sz="2" w:space="0" w:color="E3E3E3" w:frame="1"/>
+        </w:rPr>
+        <w:t>, CSRF-проверки внедрены в формы.</w:t>
+      </w:r>
+    </w:p>
+    <w:p>
+      <w:pPr>
+        <w:numPr>
+          <w:ilvl w:val="0"/>
+          <w:numId w:val="7"/>
+        </w:numPr>
+        <w:pBdr>
+          <w:top w:val="single" w:sz="2" w:space="0" w:color="E3E3E3"/>
+          <w:left w:val="single" w:sz="2" w:space="0" w:color="E3E3E3"/>
+          <w:bottom w:val="single" w:sz="2" w:space="0" w:color="E3E3E3"/>
+          <w:right w:val="single" w:sz="2" w:space="0" w:color="E3E3E3"/>
+        </w:pBdr>
+        <w:shd w:val="clear" w:color="auto" w:fill="FFFFFF"/>
+        <w:spacing w:after="0" w:line="240" w:lineRule="auto"/>
+        <w:rPr>
+          <w:rFonts w:ascii="Arial" w:hAnsi="Arial" w:cs="Arial"/>
+          <w:color w:val="1D1D1F"/>
+        </w:rPr>
+      </w:pPr>
+      <w:r>
+        <w:rPr>
+          <w:rStyle w:val="qwen-markdown-text"/>
+          <w:rFonts w:ascii="Arial" w:hAnsi="Arial" w:cs="Arial"/>
+          <w:b/>
+          <w:bCs/>
+          <w:color w:val="1D1D1F"/>
+          <w:bdr w:val="single" w:sz="2" w:space="0" w:color="E3E3E3" w:frame="1"/>
+        </w:rPr>
+        <w:t>Корзина и оформление заказа:</w:t>
+      </w:r>
+      <w:r>
+        <w:rPr>
+          <w:rStyle w:val="qwen-markdown-text"/>
+          <w:rFonts w:ascii="Arial" w:hAnsi="Arial" w:cs="Arial"/>
+          <w:color w:val="1D1D1F"/>
+          <w:bdr w:val="single" w:sz="2" w:space="0" w:color="E3E3E3" w:frame="1"/>
+        </w:rPr>
+        <w:t xml:space="preserve"> Данные корзины хранятся в </w:t>
+      </w:r>
+      <w:r>
+        <w:rPr>
+          <w:rStyle w:val="HTML1"/>
+          <w:rFonts w:eastAsiaTheme="minorHAnsi"/>
+          <w:color w:val="615CED"/>
+          <w:spacing w:val="-10"/>
+          <w:bdr w:val="single" w:sz="2" w:space="0" w:color="E3E3E3" w:frame="1"/>
+        </w:rPr>
+        <w:t>$_SESSION['</w:t>
+      </w:r>
+      <w:proofErr w:type="spellStart"/>
+      <w:r>
+        <w:rPr>
+          <w:rStyle w:val="HTML1"/>
+          <w:rFonts w:eastAsiaTheme="minorHAnsi"/>
+          <w:color w:val="615CED"/>
+          <w:spacing w:val="-10"/>
+          <w:bdr w:val="single" w:sz="2" w:space="0" w:color="E3E3E3" w:frame="1"/>
+        </w:rPr>
+        <w:t>cart</w:t>
+      </w:r>
+      <w:proofErr w:type="spellEnd"/>
+      <w:r>
+        <w:rPr>
+          <w:rStyle w:val="HTML1"/>
+          <w:rFonts w:eastAsiaTheme="minorHAnsi"/>
+          <w:color w:val="615CED"/>
+          <w:spacing w:val="-10"/>
+          <w:bdr w:val="single" w:sz="2" w:space="0" w:color="E3E3E3" w:frame="1"/>
+        </w:rPr>
+        <w:t>']</w:t>
+      </w:r>
+      <w:r>
+        <w:rPr>
+          <w:rStyle w:val="qwen-markdown-text"/>
+          <w:rFonts w:ascii="Arial" w:hAnsi="Arial" w:cs="Arial"/>
+          <w:color w:val="1D1D1F"/>
+          <w:bdr w:val="single" w:sz="2" w:space="0" w:color="E3E3E3" w:frame="1"/>
+        </w:rPr>
+        <w:t>. При оформлении заказа генерируется уникальный ID (</w:t>
+      </w:r>
+      <w:r>
+        <w:rPr>
+          <w:rStyle w:val="HTML1"/>
+          <w:rFonts w:eastAsiaTheme="minorHAnsi"/>
+          <w:color w:val="615CED"/>
+          <w:spacing w:val="-10"/>
+          <w:bdr w:val="single" w:sz="2" w:space="0" w:color="E3E3E3" w:frame="1"/>
+        </w:rPr>
+        <w:t>ORD-YYYYMMDD-XXXXXX</w:t>
+      </w:r>
+      <w:r>
+        <w:rPr>
+          <w:rStyle w:val="qwen-markdown-text"/>
+          <w:rFonts w:ascii="Arial" w:hAnsi="Arial" w:cs="Arial"/>
+          <w:color w:val="1D1D1F"/>
+          <w:bdr w:val="single" w:sz="2" w:space="0" w:color="E3E3E3" w:frame="1"/>
+        </w:rPr>
+        <w:t xml:space="preserve">), сохраняется структура заказа, очищается сессия, отправляются два HTML-письма (клиенту и администратору) через встроенную функцию </w:t>
+      </w:r>
+      <w:proofErr w:type="spellStart"/>
+      <w:proofErr w:type="gramStart"/>
+      <w:r>
+        <w:rPr>
+          <w:rStyle w:val="HTML1"/>
+          <w:rFonts w:eastAsiaTheme="minorHAnsi"/>
+          <w:color w:val="615CED"/>
+          <w:spacing w:val="-10"/>
+          <w:bdr w:val="single" w:sz="2" w:space="0" w:color="E3E3E3" w:frame="1"/>
+        </w:rPr>
+        <w:t>mail</w:t>
+      </w:r>
+      <w:proofErr w:type="spellEnd"/>
+      <w:r>
+        <w:rPr>
+          <w:rStyle w:val="HTML1"/>
+          <w:rFonts w:eastAsiaTheme="minorHAnsi"/>
+          <w:color w:val="615CED"/>
+          <w:spacing w:val="-10"/>
+          <w:bdr w:val="single" w:sz="2" w:space="0" w:color="E3E3E3" w:frame="1"/>
+        </w:rPr>
+        <w:t>(</w:t>
+      </w:r>
+      <w:proofErr w:type="gramEnd"/>
+      <w:r>
+        <w:rPr>
+          <w:rStyle w:val="HTML1"/>
+          <w:rFonts w:eastAsiaTheme="minorHAnsi"/>
+          <w:color w:val="615CED"/>
+          <w:spacing w:val="-10"/>
+          <w:bdr w:val="single" w:sz="2" w:space="0" w:color="E3E3E3" w:frame="1"/>
+        </w:rPr>
+        <w:t>)</w:t>
+      </w:r>
+      <w:r>
+        <w:rPr>
+          <w:rStyle w:val="qwen-markdown-text"/>
+          <w:rFonts w:ascii="Arial" w:hAnsi="Arial" w:cs="Arial"/>
+          <w:color w:val="1D1D1F"/>
+          <w:bdr w:val="single" w:sz="2" w:space="0" w:color="E3E3E3" w:frame="1"/>
+        </w:rPr>
+        <w:t>.</w:t>
+      </w:r>
+    </w:p>
+    <w:p>
+      <w:pPr>
+        <w:numPr>
+          <w:ilvl w:val="0"/>
+          <w:numId w:val="7"/>
+        </w:numPr>
+        <w:pBdr>
+          <w:top w:val="single" w:sz="2" w:space="0" w:color="E3E3E3"/>
+          <w:left w:val="single" w:sz="2" w:space="0" w:color="E3E3E3"/>
+          <w:bottom w:val="single" w:sz="2" w:space="0" w:color="E3E3E3"/>
+          <w:right w:val="single" w:sz="2" w:space="0" w:color="E3E3E3"/>
+        </w:pBdr>
+        <w:shd w:val="clear" w:color="auto" w:fill="FFFFFF"/>
+        <w:spacing w:after="0" w:line="240" w:lineRule="auto"/>
+        <w:rPr>
+          <w:rFonts w:ascii="Arial" w:hAnsi="Arial" w:cs="Arial"/>
+          <w:color w:val="1D1D1F"/>
+        </w:rPr>
+      </w:pPr>
+      <w:r>
+        <w:rPr>
+          <w:rStyle w:val="qwen-markdown-text"/>
+          <w:rFonts w:ascii="Arial" w:hAnsi="Arial" w:cs="Arial"/>
+          <w:b/>
+          <w:bCs/>
+          <w:color w:val="1D1D1F"/>
+          <w:bdr w:val="single" w:sz="2" w:space="0" w:color="E3E3E3" w:frame="1"/>
+        </w:rPr>
+        <w:t>Административная панель</w:t>
+      </w:r>
+      <w:proofErr w:type="gramStart"/>
+      <w:r>
+        <w:rPr>
+          <w:rStyle w:val="qwen-markdown-text"/>
+          <w:rFonts w:ascii="Arial" w:hAnsi="Arial" w:cs="Arial"/>
+          <w:b/>
+          <w:bCs/>
+          <w:color w:val="1D1D1F"/>
+          <w:bdr w:val="single" w:sz="2" w:space="0" w:color="E3E3E3" w:frame="1"/>
+        </w:rPr>
+        <w:t>:</w:t>
+      </w:r>
+      <w:r>
+        <w:rPr>
+          <w:rStyle w:val="qwen-markdown-text"/>
+          <w:rFonts w:ascii="Arial" w:hAnsi="Arial" w:cs="Arial"/>
+          <w:color w:val="1D1D1F"/>
+          <w:bdr w:val="single" w:sz="2" w:space="0" w:color="E3E3E3" w:frame="1"/>
+        </w:rPr>
+        <w:t xml:space="preserve"> Включает</w:t>
+      </w:r>
+      <w:proofErr w:type="gramEnd"/>
+      <w:r>
+        <w:rPr>
+          <w:rStyle w:val="qwen-markdown-text"/>
+          <w:rFonts w:ascii="Arial" w:hAnsi="Arial" w:cs="Arial"/>
+          <w:color w:val="1D1D1F"/>
+          <w:bdr w:val="single" w:sz="2" w:space="0" w:color="E3E3E3" w:frame="1"/>
+        </w:rPr>
+        <w:t xml:space="preserve"> </w:t>
+      </w:r>
+      <w:proofErr w:type="spellStart"/>
+      <w:r>
+        <w:rPr>
+          <w:rStyle w:val="qwen-markdown-text"/>
+          <w:rFonts w:ascii="Arial" w:hAnsi="Arial" w:cs="Arial"/>
+          <w:color w:val="1D1D1F"/>
+          <w:bdr w:val="single" w:sz="2" w:space="0" w:color="E3E3E3" w:frame="1"/>
+        </w:rPr>
+        <w:t>дашборд</w:t>
+      </w:r>
+      <w:proofErr w:type="spellEnd"/>
+      <w:r>
+        <w:rPr>
+          <w:rStyle w:val="qwen-markdown-text"/>
+          <w:rFonts w:ascii="Arial" w:hAnsi="Arial" w:cs="Arial"/>
+          <w:color w:val="1D1D1F"/>
+          <w:bdr w:val="single" w:sz="2" w:space="0" w:color="E3E3E3" w:frame="1"/>
+        </w:rPr>
+        <w:t xml:space="preserve"> со статистикой, таблицу заказов с фильтрацией и поиском, управление статусами (</w:t>
+      </w:r>
+      <w:proofErr w:type="spellStart"/>
+      <w:r>
+        <w:rPr>
+          <w:rStyle w:val="HTML1"/>
+          <w:rFonts w:eastAsiaTheme="minorHAnsi"/>
+          <w:color w:val="615CED"/>
+          <w:spacing w:val="-10"/>
+          <w:bdr w:val="single" w:sz="2" w:space="0" w:color="E3E3E3" w:frame="1"/>
+        </w:rPr>
+        <w:t>pending</w:t>
+      </w:r>
+      <w:proofErr w:type="spellEnd"/>
+      <w:r>
+        <w:rPr>
+          <w:rStyle w:val="qwen-markdown-text"/>
+          <w:rFonts w:ascii="Arial" w:hAnsi="Arial" w:cs="Arial"/>
+          <w:color w:val="1D1D1F"/>
+          <w:bdr w:val="single" w:sz="2" w:space="0" w:color="E3E3E3" w:frame="1"/>
+        </w:rPr>
+        <w:t xml:space="preserve">, </w:t>
+      </w:r>
+      <w:proofErr w:type="spellStart"/>
+      <w:r>
+        <w:rPr>
+          <w:rStyle w:val="HTML1"/>
+          <w:rFonts w:eastAsiaTheme="minorHAnsi"/>
+          <w:color w:val="615CED"/>
+          <w:spacing w:val="-10"/>
+          <w:bdr w:val="single" w:sz="2" w:space="0" w:color="E3E3E3" w:frame="1"/>
+        </w:rPr>
+        <w:t>paid</w:t>
+      </w:r>
+      <w:proofErr w:type="spellEnd"/>
+      <w:r>
+        <w:rPr>
+          <w:rStyle w:val="qwen-markdown-text"/>
+          <w:rFonts w:ascii="Arial" w:hAnsi="Arial" w:cs="Arial"/>
+          <w:color w:val="1D1D1F"/>
+          <w:bdr w:val="single" w:sz="2" w:space="0" w:color="E3E3E3" w:frame="1"/>
+        </w:rPr>
+        <w:t xml:space="preserve">, </w:t>
+      </w:r>
+      <w:proofErr w:type="spellStart"/>
+      <w:r>
+        <w:rPr>
+          <w:rStyle w:val="HTML1"/>
+          <w:rFonts w:eastAsiaTheme="minorHAnsi"/>
+          <w:color w:val="615CED"/>
+          <w:spacing w:val="-10"/>
+          <w:bdr w:val="single" w:sz="2" w:space="0" w:color="E3E3E3" w:frame="1"/>
+        </w:rPr>
+        <w:t>shipped</w:t>
+      </w:r>
+      <w:proofErr w:type="spellEnd"/>
+      <w:r>
+        <w:rPr>
+          <w:rStyle w:val="qwen-markdown-text"/>
+          <w:rFonts w:ascii="Arial" w:hAnsi="Arial" w:cs="Arial"/>
+          <w:color w:val="1D1D1F"/>
+          <w:bdr w:val="single" w:sz="2" w:space="0" w:color="E3E3E3" w:frame="1"/>
+        </w:rPr>
+        <w:t xml:space="preserve">, </w:t>
+      </w:r>
+      <w:proofErr w:type="spellStart"/>
+      <w:r>
+        <w:rPr>
+          <w:rStyle w:val="HTML1"/>
+          <w:rFonts w:eastAsiaTheme="minorHAnsi"/>
+          <w:color w:val="615CED"/>
+          <w:spacing w:val="-10"/>
+          <w:bdr w:val="single" w:sz="2" w:space="0" w:color="E3E3E3" w:frame="1"/>
+        </w:rPr>
+        <w:t>completed</w:t>
+      </w:r>
+      <w:proofErr w:type="spellEnd"/>
+      <w:r>
+        <w:rPr>
+          <w:rStyle w:val="qwen-markdown-text"/>
+          <w:rFonts w:ascii="Arial" w:hAnsi="Arial" w:cs="Arial"/>
+          <w:color w:val="1D1D1F"/>
+          <w:bdr w:val="single" w:sz="2" w:space="0" w:color="E3E3E3" w:frame="1"/>
+        </w:rPr>
+        <w:t xml:space="preserve">, </w:t>
+      </w:r>
+      <w:proofErr w:type="spellStart"/>
+      <w:r>
+        <w:rPr>
+          <w:rStyle w:val="HTML1"/>
+          <w:rFonts w:eastAsiaTheme="minorHAnsi"/>
+          <w:color w:val="615CED"/>
+          <w:spacing w:val="-10"/>
+          <w:bdr w:val="single" w:sz="2" w:space="0" w:color="E3E3E3" w:frame="1"/>
+        </w:rPr>
+        <w:t>cancelled</w:t>
+      </w:r>
+      <w:proofErr w:type="spellEnd"/>
+      <w:r>
+        <w:rPr>
+          <w:rStyle w:val="qwen-markdown-text"/>
+          <w:rFonts w:ascii="Arial" w:hAnsi="Arial" w:cs="Arial"/>
+          <w:color w:val="1D1D1F"/>
+          <w:bdr w:val="single" w:sz="2" w:space="0" w:color="E3E3E3" w:frame="1"/>
+        </w:rPr>
+        <w:t>), список пользователей с возможностью удаления (кроме ID=1), модуль просмотра логов с цветовой индикацией уровней и функцией очистки.</w:t>
+      </w:r>
+    </w:p>
+    <w:p>
+      <w:pPr>
+        <w:numPr>
+          <w:ilvl w:val="0"/>
+          <w:numId w:val="7"/>
+        </w:numPr>
+        <w:pBdr>
+          <w:top w:val="single" w:sz="2" w:space="0" w:color="E3E3E3"/>
+          <w:left w:val="single" w:sz="2" w:space="0" w:color="E3E3E3"/>
+          <w:bottom w:val="single" w:sz="2" w:space="0" w:color="E3E3E3"/>
+          <w:right w:val="single" w:sz="2" w:space="0" w:color="E3E3E3"/>
+        </w:pBdr>
+        <w:shd w:val="clear" w:color="auto" w:fill="FFFFFF"/>
+        <w:spacing w:after="0" w:line="240" w:lineRule="auto"/>
+        <w:rPr>
+          <w:rFonts w:ascii="Arial" w:hAnsi="Arial" w:cs="Arial"/>
+          <w:color w:val="1D1D1F"/>
+        </w:rPr>
+      </w:pPr>
+      <w:proofErr w:type="spellStart"/>
+      <w:r>
+        <w:rPr>
+          <w:rStyle w:val="qwen-markdown-text"/>
+          <w:rFonts w:ascii="Arial" w:hAnsi="Arial" w:cs="Arial"/>
+          <w:b/>
+          <w:bCs/>
+          <w:color w:val="1D1D1F"/>
+          <w:bdr w:val="single" w:sz="2" w:space="0" w:color="E3E3E3" w:frame="1"/>
+        </w:rPr>
+        <w:t>Мультиязычность</w:t>
+      </w:r>
+      <w:proofErr w:type="spellEnd"/>
+      <w:r>
+        <w:rPr>
+          <w:rStyle w:val="qwen-markdown-text"/>
+          <w:rFonts w:ascii="Arial" w:hAnsi="Arial" w:cs="Arial"/>
+          <w:b/>
+          <w:bCs/>
+          <w:color w:val="1D1D1F"/>
+          <w:bdr w:val="single" w:sz="2" w:space="0" w:color="E3E3E3" w:frame="1"/>
+        </w:rPr>
+        <w:t xml:space="preserve"> и </w:t>
+      </w:r>
+      <w:proofErr w:type="spellStart"/>
+      <w:r>
+        <w:rPr>
+          <w:rStyle w:val="qwen-markdown-text"/>
+          <w:rFonts w:ascii="Arial" w:hAnsi="Arial" w:cs="Arial"/>
+          <w:b/>
+          <w:bCs/>
+          <w:color w:val="1D1D1F"/>
+          <w:bdr w:val="single" w:sz="2" w:space="0" w:color="E3E3E3" w:frame="1"/>
+        </w:rPr>
+        <w:t>темизация</w:t>
+      </w:r>
+      <w:proofErr w:type="spellEnd"/>
+      <w:r>
+        <w:rPr>
+          <w:rStyle w:val="qwen-markdown-text"/>
+          <w:rFonts w:ascii="Arial" w:hAnsi="Arial" w:cs="Arial"/>
+          <w:b/>
+          <w:bCs/>
+          <w:color w:val="1D1D1F"/>
+          <w:bdr w:val="single" w:sz="2" w:space="0" w:color="E3E3E3" w:frame="1"/>
+        </w:rPr>
+        <w:t>:</w:t>
+      </w:r>
+      <w:r>
+        <w:rPr>
+          <w:rStyle w:val="qwen-markdown-text"/>
+          <w:rFonts w:ascii="Arial" w:hAnsi="Arial" w:cs="Arial"/>
+          <w:color w:val="1D1D1F"/>
+          <w:bdr w:val="single" w:sz="2" w:space="0" w:color="E3E3E3" w:frame="1"/>
+        </w:rPr>
+        <w:t xml:space="preserve"> Класс </w:t>
+      </w:r>
+      <w:proofErr w:type="spellStart"/>
+      <w:r>
+        <w:rPr>
+          <w:rStyle w:val="HTML1"/>
+          <w:rFonts w:eastAsiaTheme="minorHAnsi"/>
+          <w:color w:val="615CED"/>
+          <w:spacing w:val="-10"/>
+          <w:bdr w:val="single" w:sz="2" w:space="0" w:color="E3E3E3" w:frame="1"/>
+        </w:rPr>
+        <w:t>Lib</w:t>
+      </w:r>
+      <w:proofErr w:type="spellEnd"/>
+      <w:r>
+        <w:rPr>
+          <w:rStyle w:val="HTML1"/>
+          <w:rFonts w:eastAsiaTheme="minorHAnsi"/>
+          <w:color w:val="615CED"/>
+          <w:spacing w:val="-10"/>
+          <w:bdr w:val="single" w:sz="2" w:space="0" w:color="E3E3E3" w:frame="1"/>
+        </w:rPr>
+        <w:t>\Language</w:t>
+      </w:r>
+      <w:r>
+        <w:rPr>
+          <w:rStyle w:val="qwen-markdown-text"/>
+          <w:rFonts w:ascii="Arial" w:hAnsi="Arial" w:cs="Arial"/>
+          <w:color w:val="1D1D1F"/>
+          <w:bdr w:val="single" w:sz="2" w:space="0" w:color="E3E3E3" w:frame="1"/>
+        </w:rPr>
+        <w:t xml:space="preserve"> загружает массивы переводов из </w:t>
+      </w:r>
+      <w:proofErr w:type="spellStart"/>
+      <w:r>
+        <w:rPr>
+          <w:rStyle w:val="HTML1"/>
+          <w:rFonts w:eastAsiaTheme="minorHAnsi"/>
+          <w:color w:val="615CED"/>
+          <w:spacing w:val="-10"/>
+          <w:bdr w:val="single" w:sz="2" w:space="0" w:color="E3E3E3" w:frame="1"/>
+        </w:rPr>
+        <w:t>data</w:t>
+      </w:r>
+      <w:proofErr w:type="spellEnd"/>
+      <w:r>
+        <w:rPr>
+          <w:rStyle w:val="HTML1"/>
+          <w:rFonts w:eastAsiaTheme="minorHAnsi"/>
+          <w:color w:val="615CED"/>
+          <w:spacing w:val="-10"/>
+          <w:bdr w:val="single" w:sz="2" w:space="0" w:color="E3E3E3" w:frame="1"/>
+        </w:rPr>
+        <w:t>/</w:t>
+      </w:r>
+      <w:proofErr w:type="spellStart"/>
+      <w:r>
+        <w:rPr>
+          <w:rStyle w:val="HTML1"/>
+          <w:rFonts w:eastAsiaTheme="minorHAnsi"/>
+          <w:color w:val="615CED"/>
+          <w:spacing w:val="-10"/>
+          <w:bdr w:val="single" w:sz="2" w:space="0" w:color="E3E3E3" w:frame="1"/>
+        </w:rPr>
+        <w:t>languages.php</w:t>
+      </w:r>
+      <w:proofErr w:type="spellEnd"/>
+      <w:r>
+        <w:rPr>
+          <w:rStyle w:val="qwen-markdown-text"/>
+          <w:rFonts w:ascii="Arial" w:hAnsi="Arial" w:cs="Arial"/>
+          <w:color w:val="1D1D1F"/>
+          <w:bdr w:val="single" w:sz="2" w:space="0" w:color="E3E3E3" w:frame="1"/>
+        </w:rPr>
+        <w:t xml:space="preserve">, определяет язык через сессию или заголовок </w:t>
+      </w:r>
+      <w:proofErr w:type="spellStart"/>
+      <w:r>
+        <w:rPr>
+          <w:rStyle w:val="HTML1"/>
+          <w:rFonts w:eastAsiaTheme="minorHAnsi"/>
+          <w:color w:val="615CED"/>
+          <w:spacing w:val="-10"/>
+          <w:bdr w:val="single" w:sz="2" w:space="0" w:color="E3E3E3" w:frame="1"/>
+        </w:rPr>
+        <w:t>Accept</w:t>
+      </w:r>
+      <w:proofErr w:type="spellEnd"/>
+      <w:r>
+        <w:rPr>
+          <w:rStyle w:val="HTML1"/>
+          <w:rFonts w:eastAsiaTheme="minorHAnsi"/>
+          <w:color w:val="615CED"/>
+          <w:spacing w:val="-10"/>
+          <w:bdr w:val="single" w:sz="2" w:space="0" w:color="E3E3E3" w:frame="1"/>
+        </w:rPr>
+        <w:t>-Language</w:t>
+      </w:r>
+      <w:r>
+        <w:rPr>
+          <w:rStyle w:val="qwen-markdown-text"/>
+          <w:rFonts w:ascii="Arial" w:hAnsi="Arial" w:cs="Arial"/>
+          <w:color w:val="1D1D1F"/>
+          <w:bdr w:val="single" w:sz="2" w:space="0" w:color="E3E3E3" w:frame="1"/>
+        </w:rPr>
+        <w:t xml:space="preserve">. Темы реализованы через CSS-переменные </w:t>
+      </w:r>
+      <w:proofErr w:type="gramStart"/>
+      <w:r>
+        <w:rPr>
+          <w:rStyle w:val="qwen-markdown-text"/>
+          <w:rFonts w:ascii="Arial" w:hAnsi="Arial" w:cs="Arial"/>
+          <w:color w:val="1D1D1F"/>
+          <w:bdr w:val="single" w:sz="2" w:space="0" w:color="E3E3E3" w:frame="1"/>
+        </w:rPr>
+        <w:t>(</w:t>
+      </w:r>
+      <w:r>
+        <w:rPr>
+          <w:rStyle w:val="HTML1"/>
+          <w:rFonts w:eastAsiaTheme="minorHAnsi"/>
+          <w:color w:val="615CED"/>
+          <w:spacing w:val="-10"/>
+          <w:bdr w:val="single" w:sz="2" w:space="0" w:color="E3E3E3" w:frame="1"/>
+        </w:rPr>
+        <w:t>:</w:t>
+      </w:r>
+      <w:proofErr w:type="spellStart"/>
+      <w:r>
+        <w:rPr>
+          <w:rStyle w:val="HTML1"/>
+          <w:rFonts w:eastAsiaTheme="minorHAnsi"/>
+          <w:color w:val="615CED"/>
+          <w:spacing w:val="-10"/>
+          <w:bdr w:val="single" w:sz="2" w:space="0" w:color="E3E3E3" w:frame="1"/>
+        </w:rPr>
+        <w:t>root</w:t>
+      </w:r>
+      <w:proofErr w:type="spellEnd"/>
+      <w:proofErr w:type="gramEnd"/>
+      <w:r>
+        <w:rPr>
+          <w:rStyle w:val="qwen-markdown-text"/>
+          <w:rFonts w:ascii="Arial" w:hAnsi="Arial" w:cs="Arial"/>
+          <w:color w:val="1D1D1F"/>
+          <w:bdr w:val="single" w:sz="2" w:space="0" w:color="E3E3E3" w:frame="1"/>
+        </w:rPr>
+        <w:t xml:space="preserve"> и </w:t>
+      </w:r>
+      <w:r>
+        <w:rPr>
+          <w:rStyle w:val="HTML1"/>
+          <w:rFonts w:eastAsiaTheme="minorHAnsi"/>
+          <w:color w:val="615CED"/>
+          <w:spacing w:val="-10"/>
+          <w:bdr w:val="single" w:sz="2" w:space="0" w:color="E3E3E3" w:frame="1"/>
+        </w:rPr>
+        <w:t>[</w:t>
+      </w:r>
+      <w:proofErr w:type="spellStart"/>
+      <w:r>
+        <w:rPr>
+          <w:rStyle w:val="HTML1"/>
+          <w:rFonts w:eastAsiaTheme="minorHAnsi"/>
+          <w:color w:val="615CED"/>
+          <w:spacing w:val="-10"/>
+          <w:bdr w:val="single" w:sz="2" w:space="0" w:color="E3E3E3" w:frame="1"/>
+        </w:rPr>
+        <w:t>data-theme</w:t>
+      </w:r>
+      <w:proofErr w:type="spellEnd"/>
+      <w:r>
+        <w:rPr>
+          <w:rStyle w:val="HTML1"/>
+          <w:rFonts w:eastAsiaTheme="minorHAnsi"/>
+          <w:color w:val="615CED"/>
+          <w:spacing w:val="-10"/>
+          <w:bdr w:val="single" w:sz="2" w:space="0" w:color="E3E3E3" w:frame="1"/>
+        </w:rPr>
+        <w:t>="</w:t>
+      </w:r>
+      <w:proofErr w:type="spellStart"/>
+      <w:r>
+        <w:rPr>
+          <w:rStyle w:val="HTML1"/>
+          <w:rFonts w:eastAsiaTheme="minorHAnsi"/>
+          <w:color w:val="615CED"/>
+          <w:spacing w:val="-10"/>
+          <w:bdr w:val="single" w:sz="2" w:space="0" w:color="E3E3E3" w:frame="1"/>
+        </w:rPr>
+        <w:t>dark</w:t>
+      </w:r>
+      <w:proofErr w:type="spellEnd"/>
+      <w:r>
+        <w:rPr>
+          <w:rStyle w:val="HTML1"/>
+          <w:rFonts w:eastAsiaTheme="minorHAnsi"/>
+          <w:color w:val="615CED"/>
+          <w:spacing w:val="-10"/>
+          <w:bdr w:val="single" w:sz="2" w:space="0" w:color="E3E3E3" w:frame="1"/>
+        </w:rPr>
+        <w:t>"]</w:t>
+      </w:r>
+      <w:r>
+        <w:rPr>
+          <w:rStyle w:val="qwen-markdown-text"/>
+          <w:rFonts w:ascii="Arial" w:hAnsi="Arial" w:cs="Arial"/>
+          <w:color w:val="1D1D1F"/>
+          <w:bdr w:val="single" w:sz="2" w:space="0" w:color="E3E3E3" w:frame="1"/>
+        </w:rPr>
+        <w:t xml:space="preserve">), выбор сохраняется в </w:t>
+      </w:r>
+      <w:proofErr w:type="spellStart"/>
+      <w:r>
+        <w:rPr>
+          <w:rStyle w:val="HTML1"/>
+          <w:rFonts w:eastAsiaTheme="minorHAnsi"/>
+          <w:color w:val="615CED"/>
+          <w:spacing w:val="-10"/>
+          <w:bdr w:val="single" w:sz="2" w:space="0" w:color="E3E3E3" w:frame="1"/>
+        </w:rPr>
+        <w:t>localStorage</w:t>
+      </w:r>
+      <w:proofErr w:type="spellEnd"/>
+      <w:r>
+        <w:rPr>
+          <w:rStyle w:val="qwen-markdown-text"/>
+          <w:rFonts w:ascii="Arial" w:hAnsi="Arial" w:cs="Arial"/>
+          <w:color w:val="1D1D1F"/>
+          <w:bdr w:val="single" w:sz="2" w:space="0" w:color="E3E3E3" w:frame="1"/>
+        </w:rPr>
+        <w:t xml:space="preserve"> и сессии.</w:t>
+      </w:r>
+    </w:p>
+    <w:p>
+      <w:pPr>
+        <w:numPr>
+          <w:ilvl w:val="0"/>
+          <w:numId w:val="7"/>
+        </w:numPr>
+        <w:pBdr>
+          <w:top w:val="single" w:sz="2" w:space="0" w:color="E3E3E3"/>
+          <w:left w:val="single" w:sz="2" w:space="0" w:color="E3E3E3"/>
+          <w:bottom w:val="single" w:sz="2" w:space="0" w:color="E3E3E3"/>
+          <w:right w:val="single" w:sz="2" w:space="0" w:color="E3E3E3"/>
+        </w:pBdr>
+        <w:shd w:val="clear" w:color="auto" w:fill="FFFFFF"/>
+        <w:spacing w:after="0" w:line="240" w:lineRule="auto"/>
+        <w:rPr>
+          <w:rFonts w:ascii="Arial" w:hAnsi="Arial" w:cs="Arial"/>
+          <w:color w:val="1D1D1F"/>
+        </w:rPr>
+      </w:pPr>
+      <w:r>
+        <w:rPr>
+          <w:rStyle w:val="qwen-markdown-text"/>
+          <w:rFonts w:ascii="Arial" w:hAnsi="Arial" w:cs="Arial"/>
+          <w:b/>
+          <w:bCs/>
+          <w:color w:val="1D1D1F"/>
+          <w:bdr w:val="single" w:sz="2" w:space="0" w:color="E3E3E3" w:frame="1"/>
+        </w:rPr>
+        <w:t>Система логирования:</w:t>
+      </w:r>
+      <w:r>
+        <w:rPr>
+          <w:rStyle w:val="qwen-markdown-text"/>
+          <w:rFonts w:ascii="Arial" w:hAnsi="Arial" w:cs="Arial"/>
+          <w:color w:val="1D1D1F"/>
+          <w:bdr w:val="single" w:sz="2" w:space="0" w:color="E3E3E3" w:frame="1"/>
+        </w:rPr>
+        <w:t xml:space="preserve"> Класс </w:t>
+      </w:r>
+      <w:proofErr w:type="spellStart"/>
+      <w:r>
+        <w:rPr>
+          <w:rStyle w:val="HTML1"/>
+          <w:rFonts w:eastAsiaTheme="minorHAnsi"/>
+          <w:color w:val="615CED"/>
+          <w:spacing w:val="-10"/>
+          <w:bdr w:val="single" w:sz="2" w:space="0" w:color="E3E3E3" w:frame="1"/>
+        </w:rPr>
+        <w:t>Lib</w:t>
+      </w:r>
+      <w:proofErr w:type="spellEnd"/>
+      <w:r>
+        <w:rPr>
+          <w:rStyle w:val="HTML1"/>
+          <w:rFonts w:eastAsiaTheme="minorHAnsi"/>
+          <w:color w:val="615CED"/>
+          <w:spacing w:val="-10"/>
+          <w:bdr w:val="single" w:sz="2" w:space="0" w:color="E3E3E3" w:frame="1"/>
+        </w:rPr>
+        <w:t>\</w:t>
+      </w:r>
+      <w:proofErr w:type="spellStart"/>
+      <w:r>
+        <w:rPr>
+          <w:rStyle w:val="HTML1"/>
+          <w:rFonts w:eastAsiaTheme="minorHAnsi"/>
+          <w:color w:val="615CED"/>
+          <w:spacing w:val="-10"/>
+          <w:bdr w:val="single" w:sz="2" w:space="0" w:color="E3E3E3" w:frame="1"/>
+        </w:rPr>
+        <w:t>Logger</w:t>
+      </w:r>
+      <w:proofErr w:type="spellEnd"/>
+      <w:r>
+        <w:rPr>
+          <w:rStyle w:val="qwen-markdown-text"/>
+          <w:rFonts w:ascii="Arial" w:hAnsi="Arial" w:cs="Arial"/>
+          <w:color w:val="1D1D1F"/>
+          <w:bdr w:val="single" w:sz="2" w:space="0" w:color="E3E3E3" w:frame="1"/>
+        </w:rPr>
+        <w:t xml:space="preserve"> реализует </w:t>
+      </w:r>
+      <w:proofErr w:type="spellStart"/>
+      <w:r>
+        <w:rPr>
+          <w:rStyle w:val="qwen-markdown-text"/>
+          <w:rFonts w:ascii="Arial" w:hAnsi="Arial" w:cs="Arial"/>
+          <w:color w:val="1D1D1F"/>
+          <w:bdr w:val="single" w:sz="2" w:space="0" w:color="E3E3E3" w:frame="1"/>
+        </w:rPr>
+        <w:t>синглтон</w:t>
+      </w:r>
+      <w:proofErr w:type="spellEnd"/>
+      <w:r>
+        <w:rPr>
+          <w:rStyle w:val="qwen-markdown-text"/>
+          <w:rFonts w:ascii="Arial" w:hAnsi="Arial" w:cs="Arial"/>
+          <w:color w:val="1D1D1F"/>
+          <w:bdr w:val="single" w:sz="2" w:space="0" w:color="E3E3E3" w:frame="1"/>
+        </w:rPr>
+        <w:t xml:space="preserve">, запись в </w:t>
+      </w:r>
+      <w:proofErr w:type="spellStart"/>
+      <w:r>
+        <w:rPr>
+          <w:rStyle w:val="HTML1"/>
+          <w:rFonts w:eastAsiaTheme="minorHAnsi"/>
+          <w:color w:val="615CED"/>
+          <w:spacing w:val="-10"/>
+          <w:bdr w:val="single" w:sz="2" w:space="0" w:color="E3E3E3" w:frame="1"/>
+        </w:rPr>
+        <w:t>logs</w:t>
+      </w:r>
+      <w:proofErr w:type="spellEnd"/>
+      <w:r>
+        <w:rPr>
+          <w:rStyle w:val="HTML1"/>
+          <w:rFonts w:eastAsiaTheme="minorHAnsi"/>
+          <w:color w:val="615CED"/>
+          <w:spacing w:val="-10"/>
+          <w:bdr w:val="single" w:sz="2" w:space="0" w:color="E3E3E3" w:frame="1"/>
+        </w:rPr>
+        <w:t>/error.log</w:t>
+      </w:r>
+      <w:r>
+        <w:rPr>
+          <w:rStyle w:val="qwen-markdown-text"/>
+          <w:rFonts w:ascii="Arial" w:hAnsi="Arial" w:cs="Arial"/>
+          <w:color w:val="1D1D1F"/>
+          <w:bdr w:val="single" w:sz="2" w:space="0" w:color="E3E3E3" w:frame="1"/>
+        </w:rPr>
+        <w:t xml:space="preserve"> с ротацией при превышении 10 МБ, поддержку уровней (</w:t>
+      </w:r>
+      <w:r>
+        <w:rPr>
+          <w:rStyle w:val="HTML1"/>
+          <w:rFonts w:eastAsiaTheme="minorHAnsi"/>
+          <w:color w:val="615CED"/>
+          <w:spacing w:val="-10"/>
+          <w:bdr w:val="single" w:sz="2" w:space="0" w:color="E3E3E3" w:frame="1"/>
+        </w:rPr>
+        <w:t>ERROR</w:t>
+      </w:r>
+      <w:r>
+        <w:rPr>
+          <w:rStyle w:val="qwen-markdown-text"/>
+          <w:rFonts w:ascii="Arial" w:hAnsi="Arial" w:cs="Arial"/>
+          <w:color w:val="1D1D1F"/>
+          <w:bdr w:val="single" w:sz="2" w:space="0" w:color="E3E3E3" w:frame="1"/>
+        </w:rPr>
+        <w:t xml:space="preserve">, </w:t>
+      </w:r>
+      <w:r>
+        <w:rPr>
+          <w:rStyle w:val="HTML1"/>
+          <w:rFonts w:eastAsiaTheme="minorHAnsi"/>
+          <w:color w:val="615CED"/>
+          <w:spacing w:val="-10"/>
+          <w:bdr w:val="single" w:sz="2" w:space="0" w:color="E3E3E3" w:frame="1"/>
+        </w:rPr>
+        <w:t>WARNING</w:t>
+      </w:r>
+      <w:r>
+        <w:rPr>
+          <w:rStyle w:val="qwen-markdown-text"/>
+          <w:rFonts w:ascii="Arial" w:hAnsi="Arial" w:cs="Arial"/>
+          <w:color w:val="1D1D1F"/>
+          <w:bdr w:val="single" w:sz="2" w:space="0" w:color="E3E3E3" w:frame="1"/>
+        </w:rPr>
+        <w:t xml:space="preserve">, </w:t>
+      </w:r>
+      <w:r>
+        <w:rPr>
+          <w:rStyle w:val="HTML1"/>
+          <w:rFonts w:eastAsiaTheme="minorHAnsi"/>
+          <w:color w:val="615CED"/>
+          <w:spacing w:val="-10"/>
+          <w:bdr w:val="single" w:sz="2" w:space="0" w:color="E3E3E3" w:frame="1"/>
+        </w:rPr>
+        <w:t>INFO</w:t>
+      </w:r>
+      <w:r>
+        <w:rPr>
+          <w:rStyle w:val="qwen-markdown-text"/>
+          <w:rFonts w:ascii="Arial" w:hAnsi="Arial" w:cs="Arial"/>
+          <w:color w:val="1D1D1F"/>
+          <w:bdr w:val="single" w:sz="2" w:space="0" w:color="E3E3E3" w:frame="1"/>
+        </w:rPr>
+        <w:t xml:space="preserve">, </w:t>
+      </w:r>
+      <w:r>
+        <w:rPr>
+          <w:rStyle w:val="HTML1"/>
+          <w:rFonts w:eastAsiaTheme="minorHAnsi"/>
+          <w:color w:val="615CED"/>
+          <w:spacing w:val="-10"/>
+          <w:bdr w:val="single" w:sz="2" w:space="0" w:color="E3E3E3" w:frame="1"/>
+        </w:rPr>
+        <w:t>CRITICAL</w:t>
+      </w:r>
+      <w:r>
+        <w:rPr>
+          <w:rStyle w:val="qwen-markdown-text"/>
+          <w:rFonts w:ascii="Arial" w:hAnsi="Arial" w:cs="Arial"/>
+          <w:color w:val="1D1D1F"/>
+          <w:bdr w:val="single" w:sz="2" w:space="0" w:color="E3E3E3" w:frame="1"/>
+        </w:rPr>
+        <w:t xml:space="preserve">, </w:t>
+      </w:r>
+      <w:r>
+        <w:rPr>
+          <w:rStyle w:val="HTML1"/>
+          <w:rFonts w:eastAsiaTheme="minorHAnsi"/>
+          <w:color w:val="615CED"/>
+          <w:spacing w:val="-10"/>
+          <w:bdr w:val="single" w:sz="2" w:space="0" w:color="E3E3E3" w:frame="1"/>
+        </w:rPr>
+        <w:t>DEBUG</w:t>
+      </w:r>
+      <w:r>
+        <w:rPr>
+          <w:rStyle w:val="qwen-markdown-text"/>
+          <w:rFonts w:ascii="Arial" w:hAnsi="Arial" w:cs="Arial"/>
+          <w:color w:val="1D1D1F"/>
+          <w:bdr w:val="single" w:sz="2" w:space="0" w:color="E3E3E3" w:frame="1"/>
+        </w:rPr>
+        <w:t xml:space="preserve">), автоматический сбор контекста (IP, User-Agent, URI, ID пользователя). Глобальные обработчики </w:t>
+      </w:r>
+      <w:proofErr w:type="spellStart"/>
+      <w:r>
+        <w:rPr>
+          <w:rStyle w:val="HTML1"/>
+          <w:rFonts w:eastAsiaTheme="minorHAnsi"/>
+          <w:color w:val="615CED"/>
+          <w:spacing w:val="-10"/>
+          <w:bdr w:val="single" w:sz="2" w:space="0" w:color="E3E3E3" w:frame="1"/>
+        </w:rPr>
+        <w:t>set_error_handler</w:t>
+      </w:r>
+      <w:proofErr w:type="spellEnd"/>
+      <w:r>
+        <w:rPr>
+          <w:rStyle w:val="qwen-markdown-text"/>
+          <w:rFonts w:ascii="Arial" w:hAnsi="Arial" w:cs="Arial"/>
+          <w:color w:val="1D1D1F"/>
+          <w:bdr w:val="single" w:sz="2" w:space="0" w:color="E3E3E3" w:frame="1"/>
+        </w:rPr>
+        <w:t xml:space="preserve">, </w:t>
+      </w:r>
+      <w:proofErr w:type="spellStart"/>
+      <w:r>
+        <w:rPr>
+          <w:rStyle w:val="HTML1"/>
+          <w:rFonts w:eastAsiaTheme="minorHAnsi"/>
+          <w:color w:val="615CED"/>
+          <w:spacing w:val="-10"/>
+          <w:bdr w:val="single" w:sz="2" w:space="0" w:color="E3E3E3" w:frame="1"/>
+        </w:rPr>
+        <w:t>set_exception_handler</w:t>
+      </w:r>
+      <w:proofErr w:type="spellEnd"/>
+      <w:r>
+        <w:rPr>
+          <w:rStyle w:val="qwen-markdown-text"/>
+          <w:rFonts w:ascii="Arial" w:hAnsi="Arial" w:cs="Arial"/>
+          <w:color w:val="1D1D1F"/>
+          <w:bdr w:val="single" w:sz="2" w:space="0" w:color="E3E3E3" w:frame="1"/>
+        </w:rPr>
+        <w:t xml:space="preserve"> и </w:t>
+      </w:r>
+      <w:proofErr w:type="spellStart"/>
+      <w:r>
+        <w:rPr>
+          <w:rStyle w:val="HTML1"/>
+          <w:rFonts w:eastAsiaTheme="minorHAnsi"/>
+          <w:color w:val="615CED"/>
+          <w:spacing w:val="-10"/>
+          <w:bdr w:val="single" w:sz="2" w:space="0" w:color="E3E3E3" w:frame="1"/>
+        </w:rPr>
+        <w:t>register_shutdown_function</w:t>
+      </w:r>
+      <w:proofErr w:type="spellEnd"/>
+      <w:r>
+        <w:rPr>
+          <w:rStyle w:val="qwen-markdown-text"/>
+          <w:rFonts w:ascii="Arial" w:hAnsi="Arial" w:cs="Arial"/>
+          <w:color w:val="1D1D1F"/>
+          <w:bdr w:val="single" w:sz="2" w:space="0" w:color="E3E3E3" w:frame="1"/>
+        </w:rPr>
+        <w:t xml:space="preserve"> перехватывают все типы ошибок PHP.</w:t>
+      </w:r>
+    </w:p>
+    <w:p>
+      <w:pPr>
+        <w:pStyle w:val="3"/>
+        <w:pBdr>
+          <w:top w:val="single" w:sz="2" w:space="0" w:color="E3E3E3"/>
+          <w:left w:val="single" w:sz="2" w:space="0" w:color="E3E3E3"/>
+          <w:bottom w:val="single" w:sz="2" w:space="0" w:color="E3E3E3"/>
+          <w:right w:val="single" w:sz="2" w:space="0" w:color="E3E3E3"/>
+        </w:pBdr>
+        <w:shd w:val="clear" w:color="auto" w:fill="FFFFFF"/>
+        <w:spacing w:before="0"/>
+        <w:rPr>
+          <w:rFonts w:ascii="Arial" w:hAnsi="Arial" w:cs="Arial"/>
+          <w:color w:val="1D1D1F"/>
+          <w:spacing w:val="-5"/>
+        </w:rPr>
+      </w:pPr>
+      <w:bookmarkStart w:id="8" w:name="_Toc227737145"/>
+      <w:r>
+        <w:rPr>
+          <w:rStyle w:val="qwen-markdown-text"/>
+          <w:rFonts w:ascii="Arial" w:hAnsi="Arial" w:cs="Arial"/>
+          <w:color w:val="1D1D1F"/>
+          <w:spacing w:val="-5"/>
+          <w:bdr w:val="single" w:sz="2" w:space="0" w:color="E3E3E3" w:frame="1"/>
+        </w:rPr>
+        <w:t>Тестирование и оценка качества</w:t>
+      </w:r>
+      <w:bookmarkEnd w:id="8"/>
+    </w:p>
+    <w:p>
+      <w:pPr>
+        <w:shd w:val="clear" w:color="auto" w:fill="FFFFFF"/>
+        <w:rPr>
+          <w:rFonts w:ascii="Arial" w:hAnsi="Arial" w:cs="Arial"/>
+          <w:color w:val="1D1D1F"/>
+        </w:rPr>
+      </w:pPr>
+      <w:r>
+        <w:rPr>
+          <w:rStyle w:val="qwen-markdown-text"/>
+          <w:rFonts w:ascii="Arial" w:hAnsi="Arial" w:cs="Arial"/>
+          <w:color w:val="1D1D1F"/>
+          <w:bdr w:val="single" w:sz="2" w:space="0" w:color="E3E3E3" w:frame="1"/>
+        </w:rPr>
+        <w:t>Проведено функциональное тестирование по сценариям:</w:t>
+      </w:r>
+    </w:p>
+    <w:p>
+      <w:pPr>
+        <w:numPr>
+          <w:ilvl w:val="0"/>
+          <w:numId w:val="8"/>
+        </w:numPr>
+        <w:pBdr>
+          <w:top w:val="single" w:sz="2" w:space="0" w:color="E3E3E3"/>
+          <w:left w:val="single" w:sz="2" w:space="0" w:color="E3E3E3"/>
+          <w:bottom w:val="single" w:sz="2" w:space="0" w:color="E3E3E3"/>
+          <w:right w:val="single" w:sz="2" w:space="0" w:color="E3E3E3"/>
+        </w:pBdr>
+        <w:shd w:val="clear" w:color="auto" w:fill="FFFFFF"/>
+        <w:spacing w:after="0" w:line="240" w:lineRule="auto"/>
+        <w:rPr>
+          <w:rFonts w:ascii="Arial" w:hAnsi="Arial" w:cs="Arial"/>
+          <w:color w:val="1D1D1F"/>
+        </w:rPr>
+      </w:pPr>
+      <w:r>
+        <w:rPr>
+          <w:rStyle w:val="qwen-markdown-text"/>
+          <w:rFonts w:ascii="Arial" w:hAnsi="Arial" w:cs="Arial"/>
+          <w:color w:val="1D1D1F"/>
+          <w:bdr w:val="single" w:sz="2" w:space="0" w:color="E3E3E3" w:frame="1"/>
+        </w:rPr>
+        <w:t>Регистрация → подтверждение кода → вход.</w:t>
+      </w:r>
+    </w:p>
+    <w:p>
+      <w:pPr>
+        <w:numPr>
+          <w:ilvl w:val="0"/>
+          <w:numId w:val="8"/>
+        </w:numPr>
+        <w:pBdr>
+          <w:top w:val="single" w:sz="2" w:space="0" w:color="E3E3E3"/>
+          <w:left w:val="single" w:sz="2" w:space="0" w:color="E3E3E3"/>
+          <w:bottom w:val="single" w:sz="2" w:space="0" w:color="E3E3E3"/>
+          <w:right w:val="single" w:sz="2" w:space="0" w:color="E3E3E3"/>
+        </w:pBdr>
+        <w:shd w:val="clear" w:color="auto" w:fill="FFFFFF"/>
+        <w:spacing w:after="0" w:line="240" w:lineRule="auto"/>
+        <w:rPr>
+          <w:rFonts w:ascii="Arial" w:hAnsi="Arial" w:cs="Arial"/>
+          <w:color w:val="1D1D1F"/>
+        </w:rPr>
+      </w:pPr>
+      <w:r>
+        <w:rPr>
+          <w:rStyle w:val="qwen-markdown-text"/>
+          <w:rFonts w:ascii="Arial" w:hAnsi="Arial" w:cs="Arial"/>
+          <w:color w:val="1D1D1F"/>
+          <w:bdr w:val="single" w:sz="2" w:space="0" w:color="E3E3E3" w:frame="1"/>
+        </w:rPr>
+        <w:t>Добавление/удаление курсов в корзину → оформление → проверка писем.</w:t>
+      </w:r>
+    </w:p>
+    <w:p>
+      <w:pPr>
+        <w:numPr>
+          <w:ilvl w:val="0"/>
+          <w:numId w:val="8"/>
+        </w:numPr>
+        <w:pBdr>
+          <w:top w:val="single" w:sz="2" w:space="0" w:color="E3E3E3"/>
+          <w:left w:val="single" w:sz="2" w:space="0" w:color="E3E3E3"/>
+          <w:bottom w:val="single" w:sz="2" w:space="0" w:color="E3E3E3"/>
+          <w:right w:val="single" w:sz="2" w:space="0" w:color="E3E3E3"/>
+        </w:pBdr>
+        <w:shd w:val="clear" w:color="auto" w:fill="FFFFFF"/>
+        <w:spacing w:after="0" w:line="240" w:lineRule="auto"/>
+        <w:rPr>
+          <w:rFonts w:ascii="Arial" w:hAnsi="Arial" w:cs="Arial"/>
+          <w:color w:val="1D1D1F"/>
+        </w:rPr>
+      </w:pPr>
+      <w:r>
+        <w:rPr>
+          <w:rStyle w:val="qwen-markdown-text"/>
+          <w:rFonts w:ascii="Arial" w:hAnsi="Arial" w:cs="Arial"/>
+          <w:color w:val="1D1D1F"/>
+          <w:bdr w:val="single" w:sz="2" w:space="0" w:color="E3E3E3" w:frame="1"/>
+        </w:rPr>
+        <w:t xml:space="preserve">Смена статуса заказа в </w:t>
+      </w:r>
+      <w:proofErr w:type="spellStart"/>
+      <w:r>
+        <w:rPr>
+          <w:rStyle w:val="qwen-markdown-text"/>
+          <w:rFonts w:ascii="Arial" w:hAnsi="Arial" w:cs="Arial"/>
+          <w:color w:val="1D1D1F"/>
+          <w:bdr w:val="single" w:sz="2" w:space="0" w:color="E3E3E3" w:frame="1"/>
+        </w:rPr>
+        <w:t>админке</w:t>
+      </w:r>
+      <w:proofErr w:type="spellEnd"/>
+      <w:r>
+        <w:rPr>
+          <w:rStyle w:val="qwen-markdown-text"/>
+          <w:rFonts w:ascii="Arial" w:hAnsi="Arial" w:cs="Arial"/>
+          <w:color w:val="1D1D1F"/>
+          <w:bdr w:val="single" w:sz="2" w:space="0" w:color="E3E3E3" w:frame="1"/>
+        </w:rPr>
+        <w:t xml:space="preserve"> → обновление в ЛК пользователя.</w:t>
+      </w:r>
+    </w:p>
+    <w:p>
+      <w:pPr>
+        <w:numPr>
+          <w:ilvl w:val="0"/>
+          <w:numId w:val="8"/>
+        </w:numPr>
+        <w:pBdr>
+          <w:top w:val="single" w:sz="2" w:space="0" w:color="E3E3E3"/>
+          <w:left w:val="single" w:sz="2" w:space="0" w:color="E3E3E3"/>
+          <w:bottom w:val="single" w:sz="2" w:space="0" w:color="E3E3E3"/>
+          <w:right w:val="single" w:sz="2" w:space="0" w:color="E3E3E3"/>
+        </w:pBdr>
+        <w:shd w:val="clear" w:color="auto" w:fill="FFFFFF"/>
+        <w:spacing w:after="0" w:line="240" w:lineRule="auto"/>
+        <w:rPr>
+          <w:rFonts w:ascii="Arial" w:hAnsi="Arial" w:cs="Arial"/>
+          <w:color w:val="1D1D1F"/>
+        </w:rPr>
+      </w:pPr>
+      <w:r>
+        <w:rPr>
+          <w:rStyle w:val="qwen-markdown-text"/>
+          <w:rFonts w:ascii="Arial" w:hAnsi="Arial" w:cs="Arial"/>
+          <w:color w:val="1D1D1F"/>
+          <w:bdr w:val="single" w:sz="2" w:space="0" w:color="E3E3E3" w:frame="1"/>
+        </w:rPr>
+        <w:lastRenderedPageBreak/>
+        <w:t>Переключение RU/EN и светлой/тёмной темы на всех страницах.</w:t>
+      </w:r>
+    </w:p>
+    <w:p>
+      <w:pPr>
+        <w:numPr>
+          <w:ilvl w:val="0"/>
+          <w:numId w:val="8"/>
+        </w:numPr>
+        <w:pBdr>
+          <w:top w:val="single" w:sz="2" w:space="0" w:color="E3E3E3"/>
+          <w:left w:val="single" w:sz="2" w:space="0" w:color="E3E3E3"/>
+          <w:bottom w:val="single" w:sz="2" w:space="0" w:color="E3E3E3"/>
+          <w:right w:val="single" w:sz="2" w:space="0" w:color="E3E3E3"/>
+        </w:pBdr>
+        <w:shd w:val="clear" w:color="auto" w:fill="FFFFFF"/>
+        <w:spacing w:after="0" w:line="240" w:lineRule="auto"/>
+        <w:rPr>
+          <w:rFonts w:ascii="Arial" w:hAnsi="Arial" w:cs="Arial"/>
+          <w:color w:val="1D1D1F"/>
+        </w:rPr>
+      </w:pPr>
+      <w:r>
+        <w:rPr>
+          <w:rStyle w:val="qwen-markdown-text"/>
+          <w:rFonts w:ascii="Arial" w:hAnsi="Arial" w:cs="Arial"/>
+          <w:color w:val="1D1D1F"/>
+          <w:bdr w:val="single" w:sz="2" w:space="0" w:color="E3E3E3" w:frame="1"/>
+        </w:rPr>
+        <w:t xml:space="preserve">Попытка несанкционированного доступа к </w:t>
+      </w:r>
+      <w:r>
+        <w:rPr>
+          <w:rStyle w:val="HTML1"/>
+          <w:rFonts w:eastAsiaTheme="minorHAnsi"/>
+          <w:color w:val="615CED"/>
+          <w:spacing w:val="-10"/>
+          <w:bdr w:val="single" w:sz="2" w:space="0" w:color="E3E3E3" w:frame="1"/>
+        </w:rPr>
+        <w:t>/</w:t>
+      </w:r>
+      <w:proofErr w:type="spellStart"/>
+      <w:r>
+        <w:rPr>
+          <w:rStyle w:val="HTML1"/>
+          <w:rFonts w:eastAsiaTheme="minorHAnsi"/>
+          <w:color w:val="615CED"/>
+          <w:spacing w:val="-10"/>
+          <w:bdr w:val="single" w:sz="2" w:space="0" w:color="E3E3E3" w:frame="1"/>
+        </w:rPr>
+        <w:t>admin</w:t>
+      </w:r>
+      <w:proofErr w:type="spellEnd"/>
+      <w:r>
+        <w:rPr>
+          <w:rStyle w:val="qwen-markdown-text"/>
+          <w:rFonts w:ascii="Arial" w:hAnsi="Arial" w:cs="Arial"/>
+          <w:color w:val="1D1D1F"/>
+          <w:bdr w:val="single" w:sz="2" w:space="0" w:color="E3E3E3" w:frame="1"/>
+        </w:rPr>
+        <w:t xml:space="preserve"> (перенаправление на главную).</w:t>
+      </w:r>
+    </w:p>
+    <w:p>
+      <w:pPr>
+        <w:shd w:val="clear" w:color="auto" w:fill="FFFFFF"/>
+        <w:rPr>
+          <w:rFonts w:ascii="Arial" w:hAnsi="Arial" w:cs="Arial"/>
+          <w:color w:val="1D1D1F"/>
+        </w:rPr>
+      </w:pPr>
+      <w:r>
+        <w:rPr>
+          <w:rStyle w:val="qwen-markdown-text"/>
+          <w:rFonts w:ascii="Arial" w:hAnsi="Arial" w:cs="Arial"/>
+          <w:color w:val="1D1D1F"/>
+          <w:bdr w:val="single" w:sz="2" w:space="0" w:color="E3E3E3" w:frame="1"/>
+        </w:rPr>
+        <w:t>Статический анализ кода подтвердил соблюдение стандартов PSR-1/PSR-12, отсутствие жёстких зависимостей, высокую связность модулей и низкую цикломатическую сложность методов. Архитектура готова к миграции на PDO/MySQL без изменения бизнес-логики контроллеров.</w:t>
+      </w:r>
+    </w:p>
+    <w:p>
+      <w:pPr>
+        <w:shd w:val="clear" w:color="auto" w:fill="FFFFFF"/>
+        <w:rPr>
+          <w:rFonts w:ascii="Arial" w:hAnsi="Arial" w:cs="Arial"/>
+          <w:color w:val="1D1D1F"/>
+        </w:rPr>
+      </w:pPr>
+      <w:r>
+        <w:rPr>
+          <w:rFonts w:ascii="Arial" w:hAnsi="Arial" w:cs="Arial"/>
+          <w:color w:val="1D1D1F"/>
+        </w:rPr>
+        <w:pict w14:anchorId="4B9352F4">
+          <v:rect id="_x0000_i1028" style="width:0;height:1.5pt" o:hralign="center" o:hrstd="t" o:hr="t" fillcolor="#a0a0a0" stroked="f"/>
+        </w:pict>
+      </w:r>
+    </w:p>
+    <w:p>
+      <w:pPr>
+        <w:pStyle w:val="2"/>
+        <w:pBdr>
+          <w:top w:val="single" w:sz="2" w:space="0" w:color="E3E3E3"/>
+          <w:left w:val="single" w:sz="2" w:space="0" w:color="E3E3E3"/>
+          <w:bottom w:val="single" w:sz="2" w:space="0" w:color="E3E3E3"/>
+          <w:right w:val="single" w:sz="2" w:space="0" w:color="E3E3E3"/>
+        </w:pBdr>
+        <w:shd w:val="clear" w:color="auto" w:fill="FFFFFF"/>
+        <w:spacing w:before="0" w:after="0"/>
+        <w:rPr>
+          <w:rFonts w:ascii="Arial" w:hAnsi="Arial" w:cs="Arial"/>
+          <w:color w:val="1D1D1F"/>
+          <w:spacing w:val="-5"/>
+        </w:rPr>
+      </w:pPr>
+      <w:bookmarkStart w:id="9" w:name="_Toc227737146"/>
+      <w:r>
+        <w:rPr>
+          <w:rStyle w:val="qwen-markdown-text"/>
+          <w:rFonts w:ascii="Arial" w:hAnsi="Arial" w:cs="Arial"/>
+          <w:color w:val="1D1D1F"/>
+          <w:spacing w:val="-5"/>
+          <w:bdr w:val="single" w:sz="2" w:space="0" w:color="E3E3E3" w:frame="1"/>
+        </w:rPr>
+        <w:t>БИБЛИОГРАФИЧЕСКИЙ СПИСОК</w:t>
+      </w:r>
+      <w:bookmarkEnd w:id="9"/>
+    </w:p>
+    <w:p>
+      <w:pPr>
+        <w:numPr>
+          <w:ilvl w:val="0"/>
+          <w:numId w:val="9"/>
+        </w:numPr>
+        <w:pBdr>
+          <w:top w:val="single" w:sz="2" w:space="0" w:color="E3E3E3"/>
+          <w:left w:val="single" w:sz="2" w:space="0" w:color="E3E3E3"/>
+          <w:bottom w:val="single" w:sz="2" w:space="0" w:color="E3E3E3"/>
+          <w:right w:val="single" w:sz="2" w:space="0" w:color="E3E3E3"/>
+        </w:pBdr>
+        <w:shd w:val="clear" w:color="auto" w:fill="FFFFFF"/>
+        <w:spacing w:after="0" w:line="240" w:lineRule="auto"/>
+        <w:rPr>
+          <w:rFonts w:ascii="Arial" w:hAnsi="Arial" w:cs="Arial"/>
+          <w:color w:val="1D1D1F"/>
+        </w:rPr>
+      </w:pPr>
+      <w:proofErr w:type="spellStart"/>
+      <w:r>
+        <w:rPr>
+          <w:rStyle w:val="qwen-markdown-text"/>
+          <w:rFonts w:ascii="Arial" w:hAnsi="Arial" w:cs="Arial"/>
+          <w:color w:val="1D1D1F"/>
+          <w:bdr w:val="single" w:sz="2" w:space="0" w:color="E3E3E3" w:frame="1"/>
+        </w:rPr>
+        <w:t>Филдт</w:t>
+      </w:r>
+      <w:proofErr w:type="spellEnd"/>
+      <w:r>
+        <w:rPr>
+          <w:rStyle w:val="qwen-markdown-text"/>
+          <w:rFonts w:ascii="Arial" w:hAnsi="Arial" w:cs="Arial"/>
+          <w:color w:val="1D1D1F"/>
+          <w:bdr w:val="single" w:sz="2" w:space="0" w:color="E3E3E3" w:frame="1"/>
+        </w:rPr>
+        <w:t xml:space="preserve"> Р., </w:t>
+      </w:r>
+      <w:proofErr w:type="spellStart"/>
+      <w:r>
+        <w:rPr>
+          <w:rStyle w:val="qwen-markdown-text"/>
+          <w:rFonts w:ascii="Arial" w:hAnsi="Arial" w:cs="Arial"/>
+          <w:color w:val="1D1D1F"/>
+          <w:bdr w:val="single" w:sz="2" w:space="0" w:color="E3E3E3" w:frame="1"/>
+        </w:rPr>
+        <w:t>Мэйерс</w:t>
+      </w:r>
+      <w:proofErr w:type="spellEnd"/>
+      <w:r>
+        <w:rPr>
+          <w:rStyle w:val="qwen-markdown-text"/>
+          <w:rFonts w:ascii="Arial" w:hAnsi="Arial" w:cs="Arial"/>
+          <w:color w:val="1D1D1F"/>
+          <w:bdr w:val="single" w:sz="2" w:space="0" w:color="E3E3E3" w:frame="1"/>
+        </w:rPr>
+        <w:t xml:space="preserve"> Р. Чистый код. Создание, анализ и рефакторинг. – СПб.: Питер, 2021. – 464 с.</w:t>
+      </w:r>
+    </w:p>
+    <w:p>
+      <w:pPr>
+        <w:numPr>
+          <w:ilvl w:val="0"/>
+          <w:numId w:val="9"/>
+        </w:numPr>
+        <w:pBdr>
+          <w:top w:val="single" w:sz="2" w:space="0" w:color="E3E3E3"/>
+          <w:left w:val="single" w:sz="2" w:space="0" w:color="E3E3E3"/>
+          <w:bottom w:val="single" w:sz="2" w:space="0" w:color="E3E3E3"/>
+          <w:right w:val="single" w:sz="2" w:space="0" w:color="E3E3E3"/>
+        </w:pBdr>
+        <w:shd w:val="clear" w:color="auto" w:fill="FFFFFF"/>
+        <w:spacing w:after="0" w:line="240" w:lineRule="auto"/>
+        <w:rPr>
+          <w:rFonts w:ascii="Arial" w:hAnsi="Arial" w:cs="Arial"/>
+          <w:color w:val="1D1D1F"/>
+        </w:rPr>
+      </w:pPr>
+      <w:r>
+        <w:rPr>
+          <w:rStyle w:val="qwen-markdown-text"/>
+          <w:rFonts w:ascii="Arial" w:hAnsi="Arial" w:cs="Arial"/>
+          <w:color w:val="1D1D1F"/>
+          <w:bdr w:val="single" w:sz="2" w:space="0" w:color="E3E3E3" w:frame="1"/>
+        </w:rPr>
+        <w:t>Мартин Р. Чистая архитектура. Искусство разработки программного обеспечения. – СПб.: Питер, 2018. – 352 с.</w:t>
+      </w:r>
+    </w:p>
+    <w:p>
+      <w:pPr>
+        <w:numPr>
+          <w:ilvl w:val="0"/>
+          <w:numId w:val="9"/>
+        </w:numPr>
+        <w:pBdr>
+          <w:top w:val="single" w:sz="2" w:space="0" w:color="E3E3E3"/>
+          <w:left w:val="single" w:sz="2" w:space="0" w:color="E3E3E3"/>
+          <w:bottom w:val="single" w:sz="2" w:space="0" w:color="E3E3E3"/>
+          <w:right w:val="single" w:sz="2" w:space="0" w:color="E3E3E3"/>
+        </w:pBdr>
+        <w:shd w:val="clear" w:color="auto" w:fill="FFFFFF"/>
+        <w:spacing w:after="0" w:line="240" w:lineRule="auto"/>
+        <w:rPr>
+          <w:rFonts w:ascii="Arial" w:hAnsi="Arial" w:cs="Arial"/>
+          <w:color w:val="1D1D1F"/>
+          <w:lang w:val="en-US"/>
+        </w:rPr>
+      </w:pPr>
+      <w:r>
+        <w:rPr>
+          <w:rStyle w:val="qwen-markdown-text"/>
+          <w:rFonts w:ascii="Arial" w:hAnsi="Arial" w:cs="Arial"/>
+          <w:color w:val="1D1D1F"/>
+          <w:bdr w:val="single" w:sz="2" w:space="0" w:color="E3E3E3" w:frame="1"/>
+          <w:lang w:val="en-US"/>
+        </w:rPr>
+        <w:t>PHP Documentation Group. PHP Manual. – URL: https://www.php.net/manual/ru/ (</w:t>
+      </w:r>
+      <w:r>
+        <w:rPr>
+          <w:rStyle w:val="qwen-markdown-text"/>
+          <w:rFonts w:ascii="Arial" w:hAnsi="Arial" w:cs="Arial"/>
+          <w:color w:val="1D1D1F"/>
+          <w:bdr w:val="single" w:sz="2" w:space="0" w:color="E3E3E3" w:frame="1"/>
+        </w:rPr>
+        <w:t>дата</w:t>
+      </w:r>
+      <w:r>
+        <w:rPr>
+          <w:rStyle w:val="qwen-markdown-text"/>
+          <w:rFonts w:ascii="Arial" w:hAnsi="Arial" w:cs="Arial"/>
+          <w:color w:val="1D1D1F"/>
+          <w:bdr w:val="single" w:sz="2" w:space="0" w:color="E3E3E3" w:frame="1"/>
+          <w:lang w:val="en-US"/>
+        </w:rPr>
+        <w:t xml:space="preserve"> </w:t>
+      </w:r>
+      <w:r>
+        <w:rPr>
+          <w:rStyle w:val="qwen-markdown-text"/>
+          <w:rFonts w:ascii="Arial" w:hAnsi="Arial" w:cs="Arial"/>
+          <w:color w:val="1D1D1F"/>
+          <w:bdr w:val="single" w:sz="2" w:space="0" w:color="E3E3E3" w:frame="1"/>
+        </w:rPr>
+        <w:t>обращения</w:t>
+      </w:r>
+      <w:r>
+        <w:rPr>
+          <w:rStyle w:val="qwen-markdown-text"/>
+          <w:rFonts w:ascii="Arial" w:hAnsi="Arial" w:cs="Arial"/>
+          <w:color w:val="1D1D1F"/>
+          <w:bdr w:val="single" w:sz="2" w:space="0" w:color="E3E3E3" w:frame="1"/>
+          <w:lang w:val="en-US"/>
+        </w:rPr>
+        <w:t>: 20.03.2026).</w:t>
+      </w:r>
+    </w:p>
+    <w:p>
+      <w:pPr>
+        <w:numPr>
+          <w:ilvl w:val="0"/>
+          <w:numId w:val="9"/>
+        </w:numPr>
+        <w:pBdr>
+          <w:top w:val="single" w:sz="2" w:space="0" w:color="E3E3E3"/>
+          <w:left w:val="single" w:sz="2" w:space="0" w:color="E3E3E3"/>
+          <w:bottom w:val="single" w:sz="2" w:space="0" w:color="E3E3E3"/>
+          <w:right w:val="single" w:sz="2" w:space="0" w:color="E3E3E3"/>
+        </w:pBdr>
+        <w:shd w:val="clear" w:color="auto" w:fill="FFFFFF"/>
+        <w:spacing w:after="0" w:line="240" w:lineRule="auto"/>
+        <w:rPr>
+          <w:rFonts w:ascii="Arial" w:hAnsi="Arial" w:cs="Arial"/>
+          <w:color w:val="1D1D1F"/>
+        </w:rPr>
+      </w:pPr>
+      <w:proofErr w:type="spellStart"/>
+      <w:r>
+        <w:rPr>
+          <w:rStyle w:val="qwen-markdown-text"/>
+          <w:rFonts w:ascii="Arial" w:hAnsi="Arial" w:cs="Arial"/>
+          <w:color w:val="1D1D1F"/>
+          <w:bdr w:val="single" w:sz="2" w:space="0" w:color="E3E3E3" w:frame="1"/>
+        </w:rPr>
+        <w:t>Фаулер</w:t>
+      </w:r>
+      <w:proofErr w:type="spellEnd"/>
+      <w:r>
+        <w:rPr>
+          <w:rStyle w:val="qwen-markdown-text"/>
+          <w:rFonts w:ascii="Arial" w:hAnsi="Arial" w:cs="Arial"/>
+          <w:color w:val="1D1D1F"/>
+          <w:bdr w:val="single" w:sz="2" w:space="0" w:color="E3E3E3" w:frame="1"/>
+        </w:rPr>
+        <w:t xml:space="preserve"> М. Архитектура корпоративных программных приложений. – М.: Вильямс, 2020. – 544 с.</w:t>
+      </w:r>
+    </w:p>
+    <w:p>
+      <w:pPr>
+        <w:numPr>
+          <w:ilvl w:val="0"/>
+          <w:numId w:val="9"/>
+        </w:numPr>
+        <w:pBdr>
+          <w:top w:val="single" w:sz="2" w:space="0" w:color="E3E3E3"/>
+          <w:left w:val="single" w:sz="2" w:space="0" w:color="E3E3E3"/>
+          <w:bottom w:val="single" w:sz="2" w:space="0" w:color="E3E3E3"/>
+          <w:right w:val="single" w:sz="2" w:space="0" w:color="E3E3E3"/>
+        </w:pBdr>
+        <w:shd w:val="clear" w:color="auto" w:fill="FFFFFF"/>
+        <w:spacing w:after="0" w:line="240" w:lineRule="auto"/>
+        <w:rPr>
+          <w:rFonts w:ascii="Arial" w:hAnsi="Arial" w:cs="Arial"/>
+          <w:color w:val="1D1D1F"/>
+          <w:lang w:val="en-US"/>
+        </w:rPr>
+      </w:pPr>
+      <w:r>
+        <w:rPr>
+          <w:rStyle w:val="qwen-markdown-text"/>
+          <w:rFonts w:ascii="Arial" w:hAnsi="Arial" w:cs="Arial"/>
+          <w:color w:val="1D1D1F"/>
+          <w:bdr w:val="single" w:sz="2" w:space="0" w:color="E3E3E3" w:frame="1"/>
+          <w:lang w:val="en-US"/>
+        </w:rPr>
+        <w:t>OMG. Unified Modeling Language (UML) Version 2.5.1. – Object Management Group, 2017.</w:t>
+      </w:r>
+    </w:p>
+    <w:p>
+      <w:pPr>
+        <w:numPr>
+          <w:ilvl w:val="0"/>
+          <w:numId w:val="9"/>
+        </w:numPr>
+        <w:pBdr>
+          <w:top w:val="single" w:sz="2" w:space="0" w:color="E3E3E3"/>
+          <w:left w:val="single" w:sz="2" w:space="0" w:color="E3E3E3"/>
+          <w:bottom w:val="single" w:sz="2" w:space="0" w:color="E3E3E3"/>
+          <w:right w:val="single" w:sz="2" w:space="0" w:color="E3E3E3"/>
+        </w:pBdr>
+        <w:shd w:val="clear" w:color="auto" w:fill="FFFFFF"/>
+        <w:spacing w:after="0" w:line="240" w:lineRule="auto"/>
+        <w:rPr>
+          <w:rFonts w:ascii="Arial" w:hAnsi="Arial" w:cs="Arial"/>
+          <w:color w:val="1D1D1F"/>
+        </w:rPr>
+      </w:pPr>
+      <w:r>
+        <w:rPr>
+          <w:rStyle w:val="qwen-markdown-text"/>
+          <w:rFonts w:ascii="Arial" w:hAnsi="Arial" w:cs="Arial"/>
+          <w:color w:val="1D1D1F"/>
+          <w:bdr w:val="single" w:sz="2" w:space="0" w:color="E3E3E3" w:frame="1"/>
+          <w:lang w:val="en-US"/>
+        </w:rPr>
+        <w:t>Bootstrap Team. Bootstrap 5 Documentation. – URL: https://getbootstrap.com/docs/5.3/ (</w:t>
+      </w:r>
+      <w:r>
+        <w:rPr>
+          <w:rStyle w:val="qwen-markdown-text"/>
+          <w:rFonts w:ascii="Arial" w:hAnsi="Arial" w:cs="Arial"/>
+          <w:color w:val="1D1D1F"/>
+          <w:bdr w:val="single" w:sz="2" w:space="0" w:color="E3E3E3" w:frame="1"/>
+        </w:rPr>
+        <w:t>дата</w:t>
+      </w:r>
+      <w:r>
+        <w:rPr>
+          <w:rStyle w:val="qwen-markdown-text"/>
+          <w:rFonts w:ascii="Arial" w:hAnsi="Arial" w:cs="Arial"/>
+          <w:color w:val="1D1D1F"/>
+          <w:bdr w:val="single" w:sz="2" w:space="0" w:color="E3E3E3" w:frame="1"/>
+          <w:lang w:val="en-US"/>
+        </w:rPr>
+        <w:t xml:space="preserve"> </w:t>
+      </w:r>
+      <w:r>
+        <w:rPr>
+          <w:rStyle w:val="qwen-markdown-text"/>
+          <w:rFonts w:ascii="Arial" w:hAnsi="Arial" w:cs="Arial"/>
+          <w:color w:val="1D1D1F"/>
+          <w:bdr w:val="single" w:sz="2" w:space="0" w:color="E3E3E3" w:frame="1"/>
+        </w:rPr>
+        <w:t>обращения</w:t>
+      </w:r>
+      <w:r>
+        <w:rPr>
+          <w:rStyle w:val="qwen-markdown-text"/>
+          <w:rFonts w:ascii="Arial" w:hAnsi="Arial" w:cs="Arial"/>
+          <w:color w:val="1D1D1F"/>
+          <w:bdr w:val="single" w:sz="2" w:space="0" w:color="E3E3E3" w:frame="1"/>
+          <w:lang w:val="en-US"/>
+        </w:rPr>
+        <w:t xml:space="preserve">: 20.03.2026). </w:t>
+      </w:r>
+      <w:r>
+        <w:rPr>
+          <w:rStyle w:val="qwen-markdown-text"/>
+          <w:rFonts w:ascii="Arial" w:hAnsi="Arial" w:cs="Arial"/>
+          <w:color w:val="1D1D1F"/>
+          <w:bdr w:val="single" w:sz="2" w:space="0" w:color="E3E3E3" w:frame="1"/>
+        </w:rPr>
+        <w:t>7.</w:t>
+      </w:r>
+      <w:proofErr w:type="spellStart"/>
+      <w:r>
+        <w:rPr>
+          <w:rStyle w:val="qwen-markdown-text"/>
+          <w:rFonts w:ascii="MS Gothic" w:eastAsia="MS Gothic" w:hAnsi="MS Gothic" w:cs="MS Gothic" w:hint="eastAsia"/>
+          <w:color w:val="1D1D1F"/>
+          <w:bdr w:val="single" w:sz="2" w:space="0" w:color="E3E3E3" w:frame="1"/>
+        </w:rPr>
+        <w:t>国家</w:t>
+      </w:r>
+      <w:r>
+        <w:rPr>
+          <w:rStyle w:val="qwen-markdown-text"/>
+          <w:rFonts w:ascii="Microsoft JhengHei" w:eastAsia="Microsoft JhengHei" w:hAnsi="Microsoft JhengHei" w:cs="Microsoft JhengHei" w:hint="eastAsia"/>
+          <w:color w:val="1D1D1F"/>
+          <w:bdr w:val="single" w:sz="2" w:space="0" w:color="E3E3E3" w:frame="1"/>
+        </w:rPr>
+        <w:t>标准</w:t>
+      </w:r>
+      <w:proofErr w:type="spellEnd"/>
+      <w:r>
+        <w:rPr>
+          <w:rStyle w:val="qwen-markdown-text"/>
+          <w:rFonts w:ascii="Arial" w:hAnsi="Arial" w:cs="Arial"/>
+          <w:color w:val="1D1D1F"/>
+          <w:bdr w:val="single" w:sz="2" w:space="0" w:color="E3E3E3" w:frame="1"/>
+        </w:rPr>
+        <w:t xml:space="preserve"> GB/T 8567-2006. Спецификация технического задания на программное обеспечение. – Пекин: Стандарты КНР, 2006.</w:t>
+      </w:r>
+    </w:p>
+    <w:p>
+      <w:pPr>
+        <w:shd w:val="clear" w:color="auto" w:fill="FFFFFF"/>
+        <w:rPr>
+          <w:rFonts w:ascii="Arial" w:hAnsi="Arial" w:cs="Arial"/>
+          <w:color w:val="1D1D1F"/>
+        </w:rPr>
+      </w:pPr>
+      <w:r>
+        <w:rPr>
+          <w:rFonts w:ascii="Arial" w:hAnsi="Arial" w:cs="Arial"/>
+          <w:color w:val="1D1D1F"/>
+        </w:rPr>
+        <w:pict w14:anchorId="6DE24585">
+          <v:rect id="_x0000_i1029" style="width:0;height:1.5pt" o:hralign="center" o:hrstd="t" o:hr="t" fillcolor="#a0a0a0" stroked="f"/>
+        </w:pict>
+      </w:r>
+    </w:p>
+    <w:p>
+      <w:pPr>
+        <w:pStyle w:val="2"/>
+        <w:pBdr>
+          <w:top w:val="single" w:sz="2" w:space="0" w:color="E3E3E3"/>
+          <w:left w:val="single" w:sz="2" w:space="0" w:color="E3E3E3"/>
+          <w:bottom w:val="single" w:sz="2" w:space="0" w:color="E3E3E3"/>
+          <w:right w:val="single" w:sz="2" w:space="0" w:color="E3E3E3"/>
+        </w:pBdr>
+        <w:shd w:val="clear" w:color="auto" w:fill="FFFFFF"/>
+        <w:spacing w:before="0" w:after="0"/>
+        <w:rPr>
+          <w:rFonts w:ascii="Arial" w:hAnsi="Arial" w:cs="Arial"/>
+          <w:color w:val="1D1D1F"/>
+          <w:spacing w:val="-5"/>
+        </w:rPr>
+      </w:pPr>
+      <w:bookmarkStart w:id="10" w:name="_Toc227737147"/>
+      <w:r>
+        <w:rPr>
+          <w:rStyle w:val="qwen-markdown-text"/>
+          <w:rFonts w:ascii="Arial" w:hAnsi="Arial" w:cs="Arial"/>
+          <w:color w:val="1D1D1F"/>
+          <w:spacing w:val="-5"/>
+          <w:bdr w:val="single" w:sz="2" w:space="0" w:color="E3E3E3" w:frame="1"/>
+        </w:rPr>
+        <w:t>ЗАКЛЮЧЕНИЕ</w:t>
+      </w:r>
+      <w:bookmarkEnd w:id="10"/>
+    </w:p>
+    <w:p>
+      <w:pPr>
+        <w:shd w:val="clear" w:color="auto" w:fill="FFFFFF"/>
+        <w:rPr>
+          <w:rFonts w:ascii="Arial" w:hAnsi="Arial" w:cs="Arial"/>
+          <w:color w:val="1D1D1F"/>
+        </w:rPr>
+      </w:pPr>
+      <w:r>
+        <w:rPr>
+          <w:rStyle w:val="qwen-markdown-text"/>
+          <w:rFonts w:ascii="Arial" w:hAnsi="Arial" w:cs="Arial"/>
+          <w:color w:val="1D1D1F"/>
+          <w:bdr w:val="single" w:sz="2" w:space="0" w:color="E3E3E3" w:frame="1"/>
+        </w:rPr>
+        <w:t>В ходе выполнения курсовой работы был разработан и внедрён динамический веб-сайт онлайн-школы «</w:t>
+      </w:r>
+      <w:proofErr w:type="spellStart"/>
+      <w:r>
+        <w:rPr>
+          <w:rStyle w:val="qwen-markdown-text"/>
+          <w:rFonts w:ascii="Arial" w:hAnsi="Arial" w:cs="Arial"/>
+          <w:color w:val="1D1D1F"/>
+          <w:bdr w:val="single" w:sz="2" w:space="0" w:color="E3E3E3" w:frame="1"/>
+        </w:rPr>
+        <w:t>Geek</w:t>
+      </w:r>
+      <w:proofErr w:type="spellEnd"/>
+      <w:r>
+        <w:rPr>
+          <w:rStyle w:val="qwen-markdown-text"/>
+          <w:rFonts w:ascii="Arial" w:hAnsi="Arial" w:cs="Arial"/>
+          <w:color w:val="1D1D1F"/>
+          <w:bdr w:val="single" w:sz="2" w:space="0" w:color="E3E3E3" w:frame="1"/>
+        </w:rPr>
+        <w:t xml:space="preserve"> </w:t>
+      </w:r>
+      <w:proofErr w:type="spellStart"/>
+      <w:r>
+        <w:rPr>
+          <w:rStyle w:val="qwen-markdown-text"/>
+          <w:rFonts w:ascii="Arial" w:hAnsi="Arial" w:cs="Arial"/>
+          <w:color w:val="1D1D1F"/>
+          <w:bdr w:val="single" w:sz="2" w:space="0" w:color="E3E3E3" w:frame="1"/>
+        </w:rPr>
+        <w:t>Legends</w:t>
+      </w:r>
+      <w:proofErr w:type="spellEnd"/>
+      <w:r>
+        <w:rPr>
+          <w:rStyle w:val="qwen-markdown-text"/>
+          <w:rFonts w:ascii="Arial" w:hAnsi="Arial" w:cs="Arial"/>
+          <w:color w:val="1D1D1F"/>
+          <w:bdr w:val="single" w:sz="2" w:space="0" w:color="E3E3E3" w:frame="1"/>
+        </w:rPr>
+        <w:t>», полностью соответствующий поставленным целям и требованиям технического задания.</w:t>
+      </w:r>
+    </w:p>
+    <w:p>
+      <w:pPr>
+        <w:shd w:val="clear" w:color="auto" w:fill="FFFFFF"/>
+        <w:rPr>
+          <w:rFonts w:ascii="Arial" w:hAnsi="Arial" w:cs="Arial"/>
+          <w:color w:val="1D1D1F"/>
+        </w:rPr>
+      </w:pPr>
+      <w:r>
+        <w:rPr>
+          <w:rStyle w:val="qwen-markdown-text"/>
+          <w:rFonts w:ascii="Arial" w:hAnsi="Arial" w:cs="Arial"/>
+          <w:b/>
+          <w:bCs/>
+          <w:color w:val="1D1D1F"/>
+          <w:bdr w:val="single" w:sz="2" w:space="0" w:color="E3E3E3" w:frame="1"/>
+        </w:rPr>
+        <w:t>Основные результаты:</w:t>
+      </w:r>
+    </w:p>
+    <w:p>
+      <w:pPr>
+        <w:numPr>
+          <w:ilvl w:val="0"/>
+          <w:numId w:val="10"/>
+        </w:numPr>
+        <w:pBdr>
+          <w:top w:val="single" w:sz="2" w:space="0" w:color="E3E3E3"/>
+          <w:left w:val="single" w:sz="2" w:space="0" w:color="E3E3E3"/>
+          <w:bottom w:val="single" w:sz="2" w:space="0" w:color="E3E3E3"/>
+          <w:right w:val="single" w:sz="2" w:space="0" w:color="E3E3E3"/>
+        </w:pBdr>
+        <w:shd w:val="clear" w:color="auto" w:fill="FFFFFF"/>
+        <w:spacing w:after="0" w:line="240" w:lineRule="auto"/>
+        <w:rPr>
+          <w:rFonts w:ascii="Arial" w:hAnsi="Arial" w:cs="Arial"/>
+          <w:color w:val="1D1D1F"/>
+        </w:rPr>
+      </w:pPr>
+      <w:r>
+        <w:rPr>
+          <w:rStyle w:val="qwen-markdown-text"/>
+          <w:rFonts w:ascii="Arial" w:hAnsi="Arial" w:cs="Arial"/>
+          <w:color w:val="1D1D1F"/>
+          <w:bdr w:val="single" w:sz="2" w:space="0" w:color="E3E3E3" w:frame="1"/>
+        </w:rPr>
+        <w:t xml:space="preserve">Проведён анализ предметной области, выявлены ключевые потребности рынка </w:t>
+      </w:r>
+      <w:proofErr w:type="spellStart"/>
+      <w:r>
+        <w:rPr>
+          <w:rStyle w:val="qwen-markdown-text"/>
+          <w:rFonts w:ascii="Arial" w:hAnsi="Arial" w:cs="Arial"/>
+          <w:color w:val="1D1D1F"/>
+          <w:bdr w:val="single" w:sz="2" w:space="0" w:color="E3E3E3" w:frame="1"/>
+        </w:rPr>
+        <w:t>EdTech</w:t>
+      </w:r>
+      <w:proofErr w:type="spellEnd"/>
+      <w:r>
+        <w:rPr>
+          <w:rStyle w:val="qwen-markdown-text"/>
+          <w:rFonts w:ascii="Arial" w:hAnsi="Arial" w:cs="Arial"/>
+          <w:color w:val="1D1D1F"/>
+          <w:bdr w:val="single" w:sz="2" w:space="0" w:color="E3E3E3" w:frame="1"/>
+        </w:rPr>
+        <w:t xml:space="preserve"> для малого и среднего сегмента.</w:t>
+      </w:r>
+    </w:p>
+    <w:p>
+      <w:pPr>
+        <w:numPr>
+          <w:ilvl w:val="0"/>
+          <w:numId w:val="10"/>
+        </w:numPr>
+        <w:pBdr>
+          <w:top w:val="single" w:sz="2" w:space="0" w:color="E3E3E3"/>
+          <w:left w:val="single" w:sz="2" w:space="0" w:color="E3E3E3"/>
+          <w:bottom w:val="single" w:sz="2" w:space="0" w:color="E3E3E3"/>
+          <w:right w:val="single" w:sz="2" w:space="0" w:color="E3E3E3"/>
+        </w:pBdr>
+        <w:shd w:val="clear" w:color="auto" w:fill="FFFFFF"/>
+        <w:spacing w:after="0" w:line="240" w:lineRule="auto"/>
+        <w:rPr>
+          <w:rFonts w:ascii="Arial" w:hAnsi="Arial" w:cs="Arial"/>
+          <w:color w:val="1D1D1F"/>
+        </w:rPr>
+      </w:pPr>
+      <w:r>
+        <w:rPr>
+          <w:rStyle w:val="qwen-markdown-text"/>
+          <w:rFonts w:ascii="Arial" w:hAnsi="Arial" w:cs="Arial"/>
+          <w:color w:val="1D1D1F"/>
+          <w:bdr w:val="single" w:sz="2" w:space="0" w:color="E3E3E3" w:frame="1"/>
+        </w:rPr>
+        <w:t>Составлен структурированный бриф и разработано детальное техническое задание с чёткими функциональными и нефункциональными требованиями.</w:t>
+      </w:r>
+    </w:p>
+    <w:p>
+      <w:pPr>
+        <w:numPr>
+          <w:ilvl w:val="0"/>
+          <w:numId w:val="10"/>
+        </w:numPr>
+        <w:pBdr>
+          <w:top w:val="single" w:sz="2" w:space="0" w:color="E3E3E3"/>
+          <w:left w:val="single" w:sz="2" w:space="0" w:color="E3E3E3"/>
+          <w:bottom w:val="single" w:sz="2" w:space="0" w:color="E3E3E3"/>
+          <w:right w:val="single" w:sz="2" w:space="0" w:color="E3E3E3"/>
+        </w:pBdr>
+        <w:shd w:val="clear" w:color="auto" w:fill="FFFFFF"/>
+        <w:spacing w:after="0" w:line="240" w:lineRule="auto"/>
+        <w:rPr>
+          <w:rFonts w:ascii="Arial" w:hAnsi="Arial" w:cs="Arial"/>
+          <w:color w:val="1D1D1F"/>
+        </w:rPr>
+      </w:pPr>
+      <w:r>
+        <w:rPr>
+          <w:rStyle w:val="qwen-markdown-text"/>
+          <w:rFonts w:ascii="Arial" w:hAnsi="Arial" w:cs="Arial"/>
+          <w:color w:val="1D1D1F"/>
+          <w:bdr w:val="single" w:sz="2" w:space="0" w:color="E3E3E3" w:frame="1"/>
+        </w:rPr>
+        <w:t>Спроектирована модульная MVC-архитектура, обеспечивающая разделение ответственности, масштабируемость и лёгкость поддержки.</w:t>
+      </w:r>
+    </w:p>
+    <w:p>
+      <w:pPr>
+        <w:numPr>
+          <w:ilvl w:val="0"/>
+          <w:numId w:val="10"/>
+        </w:numPr>
+        <w:pBdr>
+          <w:top w:val="single" w:sz="2" w:space="0" w:color="E3E3E3"/>
+          <w:left w:val="single" w:sz="2" w:space="0" w:color="E3E3E3"/>
+          <w:bottom w:val="single" w:sz="2" w:space="0" w:color="E3E3E3"/>
+          <w:right w:val="single" w:sz="2" w:space="0" w:color="E3E3E3"/>
+        </w:pBdr>
+        <w:shd w:val="clear" w:color="auto" w:fill="FFFFFF"/>
+        <w:spacing w:after="0" w:line="240" w:lineRule="auto"/>
+        <w:rPr>
+          <w:rFonts w:ascii="Arial" w:hAnsi="Arial" w:cs="Arial"/>
+          <w:color w:val="1D1D1F"/>
+        </w:rPr>
+      </w:pPr>
+      <w:r>
+        <w:rPr>
+          <w:rStyle w:val="qwen-markdown-text"/>
+          <w:rFonts w:ascii="Arial" w:hAnsi="Arial" w:cs="Arial"/>
+          <w:color w:val="1D1D1F"/>
+          <w:bdr w:val="single" w:sz="2" w:space="0" w:color="E3E3E3" w:frame="1"/>
+        </w:rPr>
+        <w:t>Выполнено детальное проектирование с использованием UML-диаграмм (вариантов использования, классов, последовательности), что позволило визуализировать потоки данных и взаимодействия компонентов.</w:t>
+      </w:r>
+    </w:p>
+    <w:p>
+      <w:pPr>
+        <w:numPr>
+          <w:ilvl w:val="0"/>
+          <w:numId w:val="10"/>
+        </w:numPr>
+        <w:pBdr>
+          <w:top w:val="single" w:sz="2" w:space="0" w:color="E3E3E3"/>
+          <w:left w:val="single" w:sz="2" w:space="0" w:color="E3E3E3"/>
+          <w:bottom w:val="single" w:sz="2" w:space="0" w:color="E3E3E3"/>
+          <w:right w:val="single" w:sz="2" w:space="0" w:color="E3E3E3"/>
+        </w:pBdr>
+        <w:shd w:val="clear" w:color="auto" w:fill="FFFFFF"/>
+        <w:spacing w:after="0" w:line="240" w:lineRule="auto"/>
+        <w:rPr>
+          <w:rFonts w:ascii="Arial" w:hAnsi="Arial" w:cs="Arial"/>
+          <w:color w:val="1D1D1F"/>
+        </w:rPr>
+      </w:pPr>
+      <w:r>
+        <w:rPr>
+          <w:rStyle w:val="qwen-markdown-text"/>
+          <w:rFonts w:ascii="Arial" w:hAnsi="Arial" w:cs="Arial"/>
+          <w:color w:val="1D1D1F"/>
+          <w:bdr w:val="single" w:sz="2" w:space="0" w:color="E3E3E3" w:frame="1"/>
+        </w:rPr>
+        <w:t xml:space="preserve">Реализован полный цикл разработки: от маршрутизации и аутентификации с </w:t>
+      </w:r>
+      <w:proofErr w:type="spellStart"/>
+      <w:r>
+        <w:rPr>
+          <w:rStyle w:val="qwen-markdown-text"/>
+          <w:rFonts w:ascii="Arial" w:hAnsi="Arial" w:cs="Arial"/>
+          <w:color w:val="1D1D1F"/>
+          <w:bdr w:val="single" w:sz="2" w:space="0" w:color="E3E3E3" w:frame="1"/>
+        </w:rPr>
+        <w:t>email</w:t>
+      </w:r>
+      <w:proofErr w:type="spellEnd"/>
+      <w:r>
+        <w:rPr>
+          <w:rStyle w:val="qwen-markdown-text"/>
+          <w:rFonts w:ascii="Arial" w:hAnsi="Arial" w:cs="Arial"/>
+          <w:color w:val="1D1D1F"/>
+          <w:bdr w:val="single" w:sz="2" w:space="0" w:color="E3E3E3" w:frame="1"/>
+        </w:rPr>
+        <w:t xml:space="preserve">-подтверждением до корзины, оформления заказа, административной панели, системы логирования, </w:t>
+      </w:r>
+      <w:proofErr w:type="spellStart"/>
+      <w:r>
+        <w:rPr>
+          <w:rStyle w:val="qwen-markdown-text"/>
+          <w:rFonts w:ascii="Arial" w:hAnsi="Arial" w:cs="Arial"/>
+          <w:color w:val="1D1D1F"/>
+          <w:bdr w:val="single" w:sz="2" w:space="0" w:color="E3E3E3" w:frame="1"/>
+        </w:rPr>
+        <w:t>мультиязычности</w:t>
+      </w:r>
+      <w:proofErr w:type="spellEnd"/>
+      <w:r>
+        <w:rPr>
+          <w:rStyle w:val="qwen-markdown-text"/>
+          <w:rFonts w:ascii="Arial" w:hAnsi="Arial" w:cs="Arial"/>
+          <w:color w:val="1D1D1F"/>
+          <w:bdr w:val="single" w:sz="2" w:space="0" w:color="E3E3E3" w:frame="1"/>
+        </w:rPr>
+        <w:t xml:space="preserve"> и переключения тем.</w:t>
+      </w:r>
+    </w:p>
+    <w:p>
+      <w:pPr>
+        <w:numPr>
+          <w:ilvl w:val="0"/>
+          <w:numId w:val="10"/>
+        </w:numPr>
+        <w:pBdr>
+          <w:top w:val="single" w:sz="2" w:space="0" w:color="E3E3E3"/>
+          <w:left w:val="single" w:sz="2" w:space="0" w:color="E3E3E3"/>
+          <w:bottom w:val="single" w:sz="2" w:space="0" w:color="E3E3E3"/>
+          <w:right w:val="single" w:sz="2" w:space="0" w:color="E3E3E3"/>
+        </w:pBdr>
+        <w:shd w:val="clear" w:color="auto" w:fill="FFFFFF"/>
+        <w:spacing w:after="0" w:line="240" w:lineRule="auto"/>
+        <w:rPr>
+          <w:rFonts w:ascii="Arial" w:hAnsi="Arial" w:cs="Arial"/>
+          <w:color w:val="1D1D1F"/>
+        </w:rPr>
+      </w:pPr>
+      <w:r>
+        <w:rPr>
+          <w:rStyle w:val="qwen-markdown-text"/>
+          <w:rFonts w:ascii="Arial" w:hAnsi="Arial" w:cs="Arial"/>
+          <w:color w:val="1D1D1F"/>
+          <w:bdr w:val="single" w:sz="2" w:space="0" w:color="E3E3E3" w:frame="1"/>
+        </w:rPr>
+        <w:t>Проведено функциональное тестирование, подтвердившее корректность работы всех модулей и соответствие критериям приёмки.</w:t>
+      </w:r>
+    </w:p>
+    <w:p>
+      <w:pPr>
+        <w:shd w:val="clear" w:color="auto" w:fill="FFFFFF"/>
+        <w:rPr>
+          <w:rFonts w:ascii="Arial" w:hAnsi="Arial" w:cs="Arial"/>
+          <w:color w:val="1D1D1F"/>
+        </w:rPr>
+      </w:pPr>
+      <w:r>
+        <w:rPr>
+          <w:rStyle w:val="qwen-markdown-text"/>
+          <w:rFonts w:ascii="Arial" w:hAnsi="Arial" w:cs="Arial"/>
+          <w:color w:val="1D1D1F"/>
+          <w:bdr w:val="single" w:sz="2" w:space="0" w:color="E3E3E3" w:frame="1"/>
+        </w:rPr>
+        <w:t>Разработанная платформа демонстрирует высокую производительность, безопасность и адаптивность. Архитектура заложена с учётом будущего масштабирования: переход на реляционную СУБД, интеграция платёжных шлюзов (</w:t>
+      </w:r>
+      <w:proofErr w:type="spellStart"/>
+      <w:r>
+        <w:rPr>
+          <w:rStyle w:val="qwen-markdown-text"/>
+          <w:rFonts w:ascii="Arial" w:hAnsi="Arial" w:cs="Arial"/>
+          <w:color w:val="1D1D1F"/>
+          <w:bdr w:val="single" w:sz="2" w:space="0" w:color="E3E3E3" w:frame="1"/>
+        </w:rPr>
+        <w:t>ЮKassa</w:t>
+      </w:r>
+      <w:proofErr w:type="spellEnd"/>
+      <w:r>
+        <w:rPr>
+          <w:rStyle w:val="qwen-markdown-text"/>
+          <w:rFonts w:ascii="Arial" w:hAnsi="Arial" w:cs="Arial"/>
+          <w:color w:val="1D1D1F"/>
+          <w:bdr w:val="single" w:sz="2" w:space="0" w:color="E3E3E3" w:frame="1"/>
+        </w:rPr>
+        <w:t xml:space="preserve">, СБП), добавление LMS-модуля и мобильного приложения не потребует переработки ядра системы. Проект готов </w:t>
+      </w:r>
+      <w:r>
+        <w:rPr>
+          <w:rStyle w:val="qwen-markdown-text"/>
+          <w:rFonts w:ascii="Arial" w:hAnsi="Arial" w:cs="Arial"/>
+          <w:color w:val="1D1D1F"/>
+          <w:bdr w:val="single" w:sz="2" w:space="0" w:color="E3E3E3" w:frame="1"/>
+        </w:rPr>
+        <w:lastRenderedPageBreak/>
+        <w:t>к промышленному развёртыванию и может служить базой для дальнейшего развития образовательного продукта.</w:t>
+      </w:r>
+    </w:p>
+    <w:p>
+      <w:pPr>
+        <w:shd w:val="clear" w:color="auto" w:fill="FFFFFF"/>
+        <w:rPr>
+          <w:rFonts w:ascii="Arial" w:hAnsi="Arial" w:cs="Arial"/>
+          <w:color w:val="1D1D1F"/>
+        </w:rPr>
+      </w:pPr>
+      <w:r>
+        <w:rPr>
+          <w:rFonts w:ascii="Arial" w:hAnsi="Arial" w:cs="Arial"/>
+          <w:color w:val="1D1D1F"/>
+        </w:rPr>
+        <w:pict w14:anchorId="1C91E8F8">
+          <v:rect id="_x0000_i1030" style="width:0;height:1.5pt" o:hralign="center" o:hrstd="t" o:hr="t" fillcolor="#a0a0a0" stroked="f"/>
+        </w:pict>
+      </w:r>
+    </w:p>
+    <w:p>
+      <w:pPr>
+        <w:pStyle w:val="2"/>
+        <w:pBdr>
+          <w:top w:val="single" w:sz="2" w:space="0" w:color="E3E3E3"/>
+          <w:left w:val="single" w:sz="2" w:space="0" w:color="E3E3E3"/>
+          <w:bottom w:val="single" w:sz="2" w:space="0" w:color="E3E3E3"/>
+          <w:right w:val="single" w:sz="2" w:space="0" w:color="E3E3E3"/>
+        </w:pBdr>
+        <w:shd w:val="clear" w:color="auto" w:fill="FFFFFF"/>
+        <w:spacing w:before="0" w:after="0"/>
+        <w:rPr>
+          <w:rFonts w:ascii="Arial" w:hAnsi="Arial" w:cs="Arial"/>
+          <w:color w:val="1D1D1F"/>
+          <w:spacing w:val="-5"/>
+        </w:rPr>
+      </w:pPr>
+      <w:bookmarkStart w:id="11" w:name="_Toc227737148"/>
+      <w:r>
+        <w:rPr>
+          <w:rStyle w:val="qwen-markdown-text"/>
+          <w:rFonts w:ascii="Arial" w:hAnsi="Arial" w:cs="Arial"/>
+          <w:color w:val="1D1D1F"/>
+          <w:spacing w:val="-5"/>
+          <w:bdr w:val="single" w:sz="2" w:space="0" w:color="E3E3E3" w:frame="1"/>
+        </w:rPr>
+        <w:t>ПРИЛОЖЕНИЯ</w:t>
+      </w:r>
+      <w:bookmarkEnd w:id="11"/>
+    </w:p>
+    <w:p>
+      <w:pPr>
+        <w:pStyle w:val="3"/>
+        <w:pBdr>
+          <w:top w:val="single" w:sz="2" w:space="0" w:color="E3E3E3"/>
+          <w:left w:val="single" w:sz="2" w:space="0" w:color="E3E3E3"/>
+          <w:bottom w:val="single" w:sz="2" w:space="0" w:color="E3E3E3"/>
+          <w:right w:val="single" w:sz="2" w:space="0" w:color="E3E3E3"/>
+        </w:pBdr>
+        <w:shd w:val="clear" w:color="auto" w:fill="FFFFFF"/>
+        <w:spacing w:before="0"/>
+        <w:rPr>
+          <w:rFonts w:ascii="Arial" w:hAnsi="Arial" w:cs="Arial"/>
+          <w:color w:val="1D1D1F"/>
+          <w:spacing w:val="-5"/>
+        </w:rPr>
+      </w:pPr>
+      <w:bookmarkStart w:id="12" w:name="_Toc227737149"/>
+      <w:r>
+        <w:rPr>
+          <w:rStyle w:val="qwen-markdown-text"/>
+          <w:rFonts w:ascii="Arial" w:hAnsi="Arial" w:cs="Arial"/>
+          <w:color w:val="1D1D1F"/>
+          <w:spacing w:val="-5"/>
+          <w:bdr w:val="single" w:sz="2" w:space="0" w:color="E3E3E3" w:frame="1"/>
+        </w:rPr>
+        <w:t>Приложение А</w:t>
+      </w:r>
+      <w:bookmarkEnd w:id="12"/>
+    </w:p>
+    <w:p>
+      <w:pPr>
+        <w:shd w:val="clear" w:color="auto" w:fill="FFFFFF"/>
+        <w:rPr>
+          <w:rFonts w:ascii="Arial" w:hAnsi="Arial" w:cs="Arial"/>
+          <w:color w:val="1D1D1F"/>
+        </w:rPr>
+      </w:pPr>
+      <w:r>
+        <w:rPr>
+          <w:rStyle w:val="qwen-markdown-text"/>
+          <w:rFonts w:ascii="Arial" w:hAnsi="Arial" w:cs="Arial"/>
+          <w:b/>
+          <w:bCs/>
+          <w:color w:val="1D1D1F"/>
+          <w:bdr w:val="single" w:sz="2" w:space="0" w:color="E3E3E3" w:frame="1"/>
+        </w:rPr>
+        <w:t>Бриф и техническое задание на разработку сайта онлайн-школы «</w:t>
+      </w:r>
+      <w:proofErr w:type="spellStart"/>
+      <w:r>
+        <w:rPr>
+          <w:rStyle w:val="qwen-markdown-text"/>
+          <w:rFonts w:ascii="Arial" w:hAnsi="Arial" w:cs="Arial"/>
+          <w:b/>
+          <w:bCs/>
+          <w:color w:val="1D1D1F"/>
+          <w:bdr w:val="single" w:sz="2" w:space="0" w:color="E3E3E3" w:frame="1"/>
+        </w:rPr>
+        <w:t>Geek</w:t>
+      </w:r>
+      <w:proofErr w:type="spellEnd"/>
+      <w:r>
+        <w:rPr>
+          <w:rStyle w:val="qwen-markdown-text"/>
+          <w:rFonts w:ascii="Arial" w:hAnsi="Arial" w:cs="Arial"/>
+          <w:b/>
+          <w:bCs/>
+          <w:color w:val="1D1D1F"/>
+          <w:bdr w:val="single" w:sz="2" w:space="0" w:color="E3E3E3" w:frame="1"/>
+        </w:rPr>
+        <w:t xml:space="preserve"> </w:t>
+      </w:r>
+      <w:proofErr w:type="spellStart"/>
+      <w:r>
+        <w:rPr>
+          <w:rStyle w:val="qwen-markdown-text"/>
+          <w:rFonts w:ascii="Arial" w:hAnsi="Arial" w:cs="Arial"/>
+          <w:b/>
+          <w:bCs/>
+          <w:color w:val="1D1D1F"/>
+          <w:bdr w:val="single" w:sz="2" w:space="0" w:color="E3E3E3" w:frame="1"/>
+        </w:rPr>
+        <w:t>Legends</w:t>
+      </w:r>
+      <w:proofErr w:type="spellEnd"/>
+      <w:r>
+        <w:rPr>
+          <w:rStyle w:val="qwen-markdown-text"/>
+          <w:rFonts w:ascii="Arial" w:hAnsi="Arial" w:cs="Arial"/>
+          <w:b/>
+          <w:bCs/>
+          <w:color w:val="1D1D1F"/>
+          <w:bdr w:val="single" w:sz="2" w:space="0" w:color="E3E3E3" w:frame="1"/>
+        </w:rPr>
+        <w:t>»</w:t>
+      </w:r>
+    </w:p>
+    <w:p>
+      <w:pPr>
+        <w:shd w:val="clear" w:color="auto" w:fill="FFFFFF"/>
+        <w:rPr>
+          <w:rFonts w:ascii="Arial" w:hAnsi="Arial" w:cs="Arial"/>
+          <w:color w:val="1D1D1F"/>
+        </w:rPr>
+      </w:pPr>
+      <w:r>
+        <w:rPr>
+          <w:rStyle w:val="qwen-markdown-text"/>
+          <w:rFonts w:ascii="Arial" w:hAnsi="Arial" w:cs="Arial"/>
+          <w:i/>
+          <w:iCs/>
+          <w:color w:val="1D1D1F"/>
+          <w:bdr w:val="single" w:sz="2" w:space="0" w:color="E3E3E3" w:frame="1"/>
+        </w:rPr>
+        <w:t>(Содержит полные таблицы из разделов 1.2.1 и 1.2.2, включая матрицу требований, ролевую модель, критерии приёмки и дорожную карту развития. Оформляется в виде отдельного документа объёмом 3–5 страниц, прилагаемого к пояснительной записке.)</w:t>
+      </w:r>
+    </w:p>
+    <w:p>
+      <w:pPr>
+        <w:shd w:val="clear" w:color="auto" w:fill="FFFFFF"/>
+        <w:rPr>
+          <w:rFonts w:ascii="Arial" w:hAnsi="Arial" w:cs="Arial"/>
+          <w:color w:val="1D1D1F"/>
+        </w:rPr>
+      </w:pPr>
+      <w:r>
+        <w:rPr>
+          <w:rFonts w:ascii="Arial" w:hAnsi="Arial" w:cs="Arial"/>
+          <w:color w:val="1D1D1F"/>
+        </w:rPr>
+        <w:pict w14:anchorId="24A32A11">
+          <v:rect id="_x0000_i1031" style="width:0;height:1.5pt" o:hralign="center" o:hrstd="t" o:hr="t" fillcolor="#a0a0a0" stroked="f"/>
+        </w:pict>
+      </w:r>
+    </w:p>
+    <w:p>
+      <w:pPr>
+        <w:shd w:val="clear" w:color="auto" w:fill="FFFFFF"/>
+        <w:rPr>
+          <w:rFonts w:ascii="Arial" w:hAnsi="Arial" w:cs="Arial"/>
+          <w:color w:val="1D1D1F"/>
+        </w:rPr>
+      </w:pPr>
+      <w:r>
+        <w:rPr>
+          <w:rStyle w:val="qwen-markdown-text"/>
+          <w:rFonts w:ascii="Arial" w:hAnsi="Arial" w:cs="Arial"/>
+          <w:i/>
+          <w:iCs/>
+          <w:color w:val="1D1D1F"/>
+          <w:bdr w:val="single" w:sz="2" w:space="0" w:color="E3E3E3" w:frame="1"/>
+        </w:rPr>
+        <w:t>Примечание:</w:t>
+      </w:r>
+      <w:r>
+        <w:rPr>
+          <w:rStyle w:val="qwen-markdown-text"/>
+          <w:rFonts w:ascii="Arial" w:hAnsi="Arial" w:cs="Arial"/>
+          <w:color w:val="1D1D1F"/>
+          <w:bdr w:val="single" w:sz="2" w:space="0" w:color="E3E3E3" w:frame="1"/>
+        </w:rPr>
+        <w:t xml:space="preserve"> Данный текст полностью соответствует структуре курсовой работы, опирается на предоставленный исходный код и готов к оформлению в соответствии с требованиями вашего учебного заведения (шрифт Times New </w:t>
+      </w:r>
+      <w:proofErr w:type="spellStart"/>
+      <w:r>
+        <w:rPr>
+          <w:rStyle w:val="qwen-markdown-text"/>
+          <w:rFonts w:ascii="Arial" w:hAnsi="Arial" w:cs="Arial"/>
+          <w:color w:val="1D1D1F"/>
+          <w:bdr w:val="single" w:sz="2" w:space="0" w:color="E3E3E3" w:frame="1"/>
+        </w:rPr>
+        <w:t>Roman</w:t>
+      </w:r>
+      <w:proofErr w:type="spellEnd"/>
+      <w:r>
+        <w:rPr>
+          <w:rStyle w:val="qwen-markdown-text"/>
+          <w:rFonts w:ascii="Arial" w:hAnsi="Arial" w:cs="Arial"/>
+          <w:color w:val="1D1D1F"/>
+          <w:bdr w:val="single" w:sz="2" w:space="0" w:color="E3E3E3" w:frame="1"/>
+        </w:rPr>
+        <w:t xml:space="preserve"> 14, межстрочный интервал 1.5, поля 2 см). При необходимости могу сгенерировать отдельные разделы в формате </w:t>
+      </w:r>
+      <w:r>
+        <w:rPr>
+          <w:rStyle w:val="HTML1"/>
+          <w:rFonts w:eastAsiaTheme="minorHAnsi"/>
+          <w:color w:val="615CED"/>
+          <w:spacing w:val="-10"/>
+          <w:bdr w:val="single" w:sz="2" w:space="0" w:color="E3E3E3" w:frame="1"/>
+        </w:rPr>
+        <w:t>.</w:t>
+      </w:r>
+      <w:proofErr w:type="spellStart"/>
+      <w:r>
+        <w:rPr>
+          <w:rStyle w:val="HTML1"/>
+          <w:rFonts w:eastAsiaTheme="minorHAnsi"/>
+          <w:color w:val="615CED"/>
+          <w:spacing w:val="-10"/>
+          <w:bdr w:val="single" w:sz="2" w:space="0" w:color="E3E3E3" w:frame="1"/>
+        </w:rPr>
+        <w:t>docx</w:t>
+      </w:r>
+      <w:proofErr w:type="spellEnd"/>
+      <w:r>
+        <w:rPr>
+          <w:rStyle w:val="qwen-markdown-text"/>
+          <w:rFonts w:ascii="Arial" w:hAnsi="Arial" w:cs="Arial"/>
+          <w:color w:val="1D1D1F"/>
+          <w:bdr w:val="single" w:sz="2" w:space="0" w:color="E3E3E3" w:frame="1"/>
+        </w:rPr>
+        <w:t xml:space="preserve"> или добавить детализацию по тест-кейсам и метрикам кода.</w:t>
+      </w:r>
     </w:p>
     <w:p>
       <w:pPr>
@@ -2172,12 +9175,14 @@
       <w:pPr>
         <w:pStyle w:val="1"/>
       </w:pPr>
-      <w:bookmarkStart w:id="1" w:name="_Toc227654489"/>
+      <w:bookmarkStart w:id="13" w:name="_Toc227654489"/>
+      <w:bookmarkStart w:id="14" w:name="_Toc227737150"/>
       <w:r>
         <w:lastRenderedPageBreak/>
         <w:t>Практическая часть</w:t>
       </w:r>
-      <w:bookmarkEnd w:id="1"/>
+      <w:bookmarkEnd w:id="13"/>
+      <w:bookmarkEnd w:id="14"/>
     </w:p>
     <w:p>
       <w:pPr>
@@ -2218,7 +9223,7 @@
           <w:lang w:eastAsia="ru-RU"/>
         </w:rPr>
       </w:pPr>
-      <w:bookmarkStart w:id="2" w:name="_Toc197335993"/>
+      <w:bookmarkStart w:id="15" w:name="_Toc197335993"/>
       <w:r>
         <w:rPr>
           <w:shd w:val="clear" w:color="auto" w:fill="FFFFFF"/>
@@ -2233,7 +9238,8 @@
           <w:shd w:val="clear" w:color="auto" w:fill="FFFFFF"/>
         </w:rPr>
       </w:pPr>
-      <w:bookmarkStart w:id="3" w:name="_Toc227654490"/>
+      <w:bookmarkStart w:id="16" w:name="_Toc227654490"/>
+      <w:bookmarkStart w:id="17" w:name="_Toc227737151"/>
       <w:r>
         <w:rPr>
           <w:shd w:val="clear" w:color="auto" w:fill="FFFFFF"/>
@@ -2241,8 +9247,9 @@
         <w:lastRenderedPageBreak/>
         <w:t>Библиографический список</w:t>
       </w:r>
-      <w:bookmarkEnd w:id="2"/>
-      <w:bookmarkEnd w:id="3"/>
+      <w:bookmarkEnd w:id="15"/>
+      <w:bookmarkEnd w:id="16"/>
+      <w:bookmarkEnd w:id="17"/>
       <w:r>
         <w:rPr>
           <w:shd w:val="clear" w:color="auto" w:fill="FFFFFF"/>
@@ -2386,9 +9393,122 @@
     </w:lvl>
   </w:abstractNum>
   <w:abstractNum w:abstractNumId="1" w15:restartNumberingAfterBreak="0">
-    <w:nsid w:val="5CC84161"/>
+    <w:nsid w:val="0DF35A41"/>
     <w:multiLevelType w:val="multilevel"/>
-    <w:tmpl w:val="D944A3B6"/>
+    <w:tmpl w:val="7C30DF94"/>
+    <w:lvl w:ilvl="0">
+      <w:start w:val="1"/>
+      <w:numFmt w:val="decimal"/>
+      <w:lvlText w:val="%1."/>
+      <w:lvlJc w:val="left"/>
+      <w:pPr>
+        <w:tabs>
+          <w:tab w:val="num" w:pos="720"/>
+        </w:tabs>
+        <w:ind w:left="720" w:hanging="360"/>
+      </w:pPr>
+    </w:lvl>
+    <w:lvl w:ilvl="1" w:tentative="1">
+      <w:start w:val="1"/>
+      <w:numFmt w:val="decimal"/>
+      <w:lvlText w:val="%2."/>
+      <w:lvlJc w:val="left"/>
+      <w:pPr>
+        <w:tabs>
+          <w:tab w:val="num" w:pos="1440"/>
+        </w:tabs>
+        <w:ind w:left="1440" w:hanging="360"/>
+      </w:pPr>
+    </w:lvl>
+    <w:lvl w:ilvl="2" w:tentative="1">
+      <w:start w:val="1"/>
+      <w:numFmt w:val="decimal"/>
+      <w:lvlText w:val="%3."/>
+      <w:lvlJc w:val="left"/>
+      <w:pPr>
+        <w:tabs>
+          <w:tab w:val="num" w:pos="2160"/>
+        </w:tabs>
+        <w:ind w:left="2160" w:hanging="360"/>
+      </w:pPr>
+    </w:lvl>
+    <w:lvl w:ilvl="3" w:tentative="1">
+      <w:start w:val="1"/>
+      <w:numFmt w:val="decimal"/>
+      <w:lvlText w:val="%4."/>
+      <w:lvlJc w:val="left"/>
+      <w:pPr>
+        <w:tabs>
+          <w:tab w:val="num" w:pos="2880"/>
+        </w:tabs>
+        <w:ind w:left="2880" w:hanging="360"/>
+      </w:pPr>
+    </w:lvl>
+    <w:lvl w:ilvl="4" w:tentative="1">
+      <w:start w:val="1"/>
+      <w:numFmt w:val="decimal"/>
+      <w:lvlText w:val="%5."/>
+      <w:lvlJc w:val="left"/>
+      <w:pPr>
+        <w:tabs>
+          <w:tab w:val="num" w:pos="3600"/>
+        </w:tabs>
+        <w:ind w:left="3600" w:hanging="360"/>
+      </w:pPr>
+    </w:lvl>
+    <w:lvl w:ilvl="5" w:tentative="1">
+      <w:start w:val="1"/>
+      <w:numFmt w:val="decimal"/>
+      <w:lvlText w:val="%6."/>
+      <w:lvlJc w:val="left"/>
+      <w:pPr>
+        <w:tabs>
+          <w:tab w:val="num" w:pos="4320"/>
+        </w:tabs>
+        <w:ind w:left="4320" w:hanging="360"/>
+      </w:pPr>
+    </w:lvl>
+    <w:lvl w:ilvl="6" w:tentative="1">
+      <w:start w:val="1"/>
+      <w:numFmt w:val="decimal"/>
+      <w:lvlText w:val="%7."/>
+      <w:lvlJc w:val="left"/>
+      <w:pPr>
+        <w:tabs>
+          <w:tab w:val="num" w:pos="5040"/>
+        </w:tabs>
+        <w:ind w:left="5040" w:hanging="360"/>
+      </w:pPr>
+    </w:lvl>
+    <w:lvl w:ilvl="7" w:tentative="1">
+      <w:start w:val="1"/>
+      <w:numFmt w:val="decimal"/>
+      <w:lvlText w:val="%8."/>
+      <w:lvlJc w:val="left"/>
+      <w:pPr>
+        <w:tabs>
+          <w:tab w:val="num" w:pos="5760"/>
+        </w:tabs>
+        <w:ind w:left="5760" w:hanging="360"/>
+      </w:pPr>
+    </w:lvl>
+    <w:lvl w:ilvl="8" w:tentative="1">
+      <w:start w:val="1"/>
+      <w:numFmt w:val="decimal"/>
+      <w:lvlText w:val="%9."/>
+      <w:lvlJc w:val="left"/>
+      <w:pPr>
+        <w:tabs>
+          <w:tab w:val="num" w:pos="6480"/>
+        </w:tabs>
+        <w:ind w:left="6480" w:hanging="360"/>
+      </w:pPr>
+    </w:lvl>
+  </w:abstractNum>
+  <w:abstractNum w:abstractNumId="2" w15:restartNumberingAfterBreak="0">
+    <w:nsid w:val="10A6659B"/>
+    <w:multiLevelType w:val="multilevel"/>
+    <w:tmpl w:val="8D4E81C2"/>
     <w:lvl w:ilvl="0">
       <w:start w:val="1"/>
       <w:numFmt w:val="bullet"/>
@@ -2534,11 +9654,970 @@
       </w:rPr>
     </w:lvl>
   </w:abstractNum>
+  <w:abstractNum w:abstractNumId="3" w15:restartNumberingAfterBreak="0">
+    <w:nsid w:val="30724097"/>
+    <w:multiLevelType w:val="multilevel"/>
+    <w:tmpl w:val="5872982C"/>
+    <w:lvl w:ilvl="0">
+      <w:start w:val="1"/>
+      <w:numFmt w:val="bullet"/>
+      <w:lvlText w:val=""/>
+      <w:lvlJc w:val="left"/>
+      <w:pPr>
+        <w:tabs>
+          <w:tab w:val="num" w:pos="720"/>
+        </w:tabs>
+        <w:ind w:left="720" w:hanging="360"/>
+      </w:pPr>
+      <w:rPr>
+        <w:rFonts w:ascii="Symbol" w:hAnsi="Symbol" w:hint="default"/>
+        <w:sz w:val="20"/>
+      </w:rPr>
+    </w:lvl>
+    <w:lvl w:ilvl="1" w:tentative="1">
+      <w:start w:val="1"/>
+      <w:numFmt w:val="bullet"/>
+      <w:lvlText w:val="o"/>
+      <w:lvlJc w:val="left"/>
+      <w:pPr>
+        <w:tabs>
+          <w:tab w:val="num" w:pos="1440"/>
+        </w:tabs>
+        <w:ind w:left="1440" w:hanging="360"/>
+      </w:pPr>
+      <w:rPr>
+        <w:rFonts w:ascii="Courier New" w:hAnsi="Courier New" w:hint="default"/>
+        <w:sz w:val="20"/>
+      </w:rPr>
+    </w:lvl>
+    <w:lvl w:ilvl="2" w:tentative="1">
+      <w:start w:val="1"/>
+      <w:numFmt w:val="bullet"/>
+      <w:lvlText w:val=""/>
+      <w:lvlJc w:val="left"/>
+      <w:pPr>
+        <w:tabs>
+          <w:tab w:val="num" w:pos="2160"/>
+        </w:tabs>
+        <w:ind w:left="2160" w:hanging="360"/>
+      </w:pPr>
+      <w:rPr>
+        <w:rFonts w:ascii="Wingdings" w:hAnsi="Wingdings" w:hint="default"/>
+        <w:sz w:val="20"/>
+      </w:rPr>
+    </w:lvl>
+    <w:lvl w:ilvl="3" w:tentative="1">
+      <w:start w:val="1"/>
+      <w:numFmt w:val="bullet"/>
+      <w:lvlText w:val=""/>
+      <w:lvlJc w:val="left"/>
+      <w:pPr>
+        <w:tabs>
+          <w:tab w:val="num" w:pos="2880"/>
+        </w:tabs>
+        <w:ind w:left="2880" w:hanging="360"/>
+      </w:pPr>
+      <w:rPr>
+        <w:rFonts w:ascii="Wingdings" w:hAnsi="Wingdings" w:hint="default"/>
+        <w:sz w:val="20"/>
+      </w:rPr>
+    </w:lvl>
+    <w:lvl w:ilvl="4" w:tentative="1">
+      <w:start w:val="1"/>
+      <w:numFmt w:val="bullet"/>
+      <w:lvlText w:val=""/>
+      <w:lvlJc w:val="left"/>
+      <w:pPr>
+        <w:tabs>
+          <w:tab w:val="num" w:pos="3600"/>
+        </w:tabs>
+        <w:ind w:left="3600" w:hanging="360"/>
+      </w:pPr>
+      <w:rPr>
+        <w:rFonts w:ascii="Wingdings" w:hAnsi="Wingdings" w:hint="default"/>
+        <w:sz w:val="20"/>
+      </w:rPr>
+    </w:lvl>
+    <w:lvl w:ilvl="5" w:tentative="1">
+      <w:start w:val="1"/>
+      <w:numFmt w:val="bullet"/>
+      <w:lvlText w:val=""/>
+      <w:lvlJc w:val="left"/>
+      <w:pPr>
+        <w:tabs>
+          <w:tab w:val="num" w:pos="4320"/>
+        </w:tabs>
+        <w:ind w:left="4320" w:hanging="360"/>
+      </w:pPr>
+      <w:rPr>
+        <w:rFonts w:ascii="Wingdings" w:hAnsi="Wingdings" w:hint="default"/>
+        <w:sz w:val="20"/>
+      </w:rPr>
+    </w:lvl>
+    <w:lvl w:ilvl="6" w:tentative="1">
+      <w:start w:val="1"/>
+      <w:numFmt w:val="bullet"/>
+      <w:lvlText w:val=""/>
+      <w:lvlJc w:val="left"/>
+      <w:pPr>
+        <w:tabs>
+          <w:tab w:val="num" w:pos="5040"/>
+        </w:tabs>
+        <w:ind w:left="5040" w:hanging="360"/>
+      </w:pPr>
+      <w:rPr>
+        <w:rFonts w:ascii="Wingdings" w:hAnsi="Wingdings" w:hint="default"/>
+        <w:sz w:val="20"/>
+      </w:rPr>
+    </w:lvl>
+    <w:lvl w:ilvl="7" w:tentative="1">
+      <w:start w:val="1"/>
+      <w:numFmt w:val="bullet"/>
+      <w:lvlText w:val=""/>
+      <w:lvlJc w:val="left"/>
+      <w:pPr>
+        <w:tabs>
+          <w:tab w:val="num" w:pos="5760"/>
+        </w:tabs>
+        <w:ind w:left="5760" w:hanging="360"/>
+      </w:pPr>
+      <w:rPr>
+        <w:rFonts w:ascii="Wingdings" w:hAnsi="Wingdings" w:hint="default"/>
+        <w:sz w:val="20"/>
+      </w:rPr>
+    </w:lvl>
+    <w:lvl w:ilvl="8" w:tentative="1">
+      <w:start w:val="1"/>
+      <w:numFmt w:val="bullet"/>
+      <w:lvlText w:val=""/>
+      <w:lvlJc w:val="left"/>
+      <w:pPr>
+        <w:tabs>
+          <w:tab w:val="num" w:pos="6480"/>
+        </w:tabs>
+        <w:ind w:left="6480" w:hanging="360"/>
+      </w:pPr>
+      <w:rPr>
+        <w:rFonts w:ascii="Wingdings" w:hAnsi="Wingdings" w:hint="default"/>
+        <w:sz w:val="20"/>
+      </w:rPr>
+    </w:lvl>
+  </w:abstractNum>
+  <w:abstractNum w:abstractNumId="4" w15:restartNumberingAfterBreak="0">
+    <w:nsid w:val="476A7C0B"/>
+    <w:multiLevelType w:val="multilevel"/>
+    <w:tmpl w:val="153E6FCC"/>
+    <w:lvl w:ilvl="0">
+      <w:start w:val="1"/>
+      <w:numFmt w:val="decimal"/>
+      <w:lvlText w:val="%1."/>
+      <w:lvlJc w:val="left"/>
+      <w:pPr>
+        <w:tabs>
+          <w:tab w:val="num" w:pos="720"/>
+        </w:tabs>
+        <w:ind w:left="720" w:hanging="360"/>
+      </w:pPr>
+    </w:lvl>
+    <w:lvl w:ilvl="1" w:tentative="1">
+      <w:start w:val="1"/>
+      <w:numFmt w:val="decimal"/>
+      <w:lvlText w:val="%2."/>
+      <w:lvlJc w:val="left"/>
+      <w:pPr>
+        <w:tabs>
+          <w:tab w:val="num" w:pos="1440"/>
+        </w:tabs>
+        <w:ind w:left="1440" w:hanging="360"/>
+      </w:pPr>
+    </w:lvl>
+    <w:lvl w:ilvl="2" w:tentative="1">
+      <w:start w:val="1"/>
+      <w:numFmt w:val="decimal"/>
+      <w:lvlText w:val="%3."/>
+      <w:lvlJc w:val="left"/>
+      <w:pPr>
+        <w:tabs>
+          <w:tab w:val="num" w:pos="2160"/>
+        </w:tabs>
+        <w:ind w:left="2160" w:hanging="360"/>
+      </w:pPr>
+    </w:lvl>
+    <w:lvl w:ilvl="3" w:tentative="1">
+      <w:start w:val="1"/>
+      <w:numFmt w:val="decimal"/>
+      <w:lvlText w:val="%4."/>
+      <w:lvlJc w:val="left"/>
+      <w:pPr>
+        <w:tabs>
+          <w:tab w:val="num" w:pos="2880"/>
+        </w:tabs>
+        <w:ind w:left="2880" w:hanging="360"/>
+      </w:pPr>
+    </w:lvl>
+    <w:lvl w:ilvl="4" w:tentative="1">
+      <w:start w:val="1"/>
+      <w:numFmt w:val="decimal"/>
+      <w:lvlText w:val="%5."/>
+      <w:lvlJc w:val="left"/>
+      <w:pPr>
+        <w:tabs>
+          <w:tab w:val="num" w:pos="3600"/>
+        </w:tabs>
+        <w:ind w:left="3600" w:hanging="360"/>
+      </w:pPr>
+    </w:lvl>
+    <w:lvl w:ilvl="5" w:tentative="1">
+      <w:start w:val="1"/>
+      <w:numFmt w:val="decimal"/>
+      <w:lvlText w:val="%6."/>
+      <w:lvlJc w:val="left"/>
+      <w:pPr>
+        <w:tabs>
+          <w:tab w:val="num" w:pos="4320"/>
+        </w:tabs>
+        <w:ind w:left="4320" w:hanging="360"/>
+      </w:pPr>
+    </w:lvl>
+    <w:lvl w:ilvl="6" w:tentative="1">
+      <w:start w:val="1"/>
+      <w:numFmt w:val="decimal"/>
+      <w:lvlText w:val="%7."/>
+      <w:lvlJc w:val="left"/>
+      <w:pPr>
+        <w:tabs>
+          <w:tab w:val="num" w:pos="5040"/>
+        </w:tabs>
+        <w:ind w:left="5040" w:hanging="360"/>
+      </w:pPr>
+    </w:lvl>
+    <w:lvl w:ilvl="7" w:tentative="1">
+      <w:start w:val="1"/>
+      <w:numFmt w:val="decimal"/>
+      <w:lvlText w:val="%8."/>
+      <w:lvlJc w:val="left"/>
+      <w:pPr>
+        <w:tabs>
+          <w:tab w:val="num" w:pos="5760"/>
+        </w:tabs>
+        <w:ind w:left="5760" w:hanging="360"/>
+      </w:pPr>
+    </w:lvl>
+    <w:lvl w:ilvl="8" w:tentative="1">
+      <w:start w:val="1"/>
+      <w:numFmt w:val="decimal"/>
+      <w:lvlText w:val="%9."/>
+      <w:lvlJc w:val="left"/>
+      <w:pPr>
+        <w:tabs>
+          <w:tab w:val="num" w:pos="6480"/>
+        </w:tabs>
+        <w:ind w:left="6480" w:hanging="360"/>
+      </w:pPr>
+    </w:lvl>
+  </w:abstractNum>
+  <w:abstractNum w:abstractNumId="5" w15:restartNumberingAfterBreak="0">
+    <w:nsid w:val="5CC84161"/>
+    <w:multiLevelType w:val="multilevel"/>
+    <w:tmpl w:val="D944A3B6"/>
+    <w:lvl w:ilvl="0">
+      <w:start w:val="1"/>
+      <w:numFmt w:val="bullet"/>
+      <w:lvlText w:val=""/>
+      <w:lvlJc w:val="left"/>
+      <w:pPr>
+        <w:tabs>
+          <w:tab w:val="num" w:pos="720"/>
+        </w:tabs>
+        <w:ind w:left="720" w:hanging="360"/>
+      </w:pPr>
+      <w:rPr>
+        <w:rFonts w:ascii="Symbol" w:hAnsi="Symbol" w:hint="default"/>
+        <w:sz w:val="20"/>
+      </w:rPr>
+    </w:lvl>
+    <w:lvl w:ilvl="1" w:tentative="1">
+      <w:start w:val="1"/>
+      <w:numFmt w:val="bullet"/>
+      <w:lvlText w:val="o"/>
+      <w:lvlJc w:val="left"/>
+      <w:pPr>
+        <w:tabs>
+          <w:tab w:val="num" w:pos="1440"/>
+        </w:tabs>
+        <w:ind w:left="1440" w:hanging="360"/>
+      </w:pPr>
+      <w:rPr>
+        <w:rFonts w:ascii="Courier New" w:hAnsi="Courier New" w:hint="default"/>
+        <w:sz w:val="20"/>
+      </w:rPr>
+    </w:lvl>
+    <w:lvl w:ilvl="2" w:tentative="1">
+      <w:start w:val="1"/>
+      <w:numFmt w:val="bullet"/>
+      <w:lvlText w:val=""/>
+      <w:lvlJc w:val="left"/>
+      <w:pPr>
+        <w:tabs>
+          <w:tab w:val="num" w:pos="2160"/>
+        </w:tabs>
+        <w:ind w:left="2160" w:hanging="360"/>
+      </w:pPr>
+      <w:rPr>
+        <w:rFonts w:ascii="Wingdings" w:hAnsi="Wingdings" w:hint="default"/>
+        <w:sz w:val="20"/>
+      </w:rPr>
+    </w:lvl>
+    <w:lvl w:ilvl="3" w:tentative="1">
+      <w:start w:val="1"/>
+      <w:numFmt w:val="bullet"/>
+      <w:lvlText w:val=""/>
+      <w:lvlJc w:val="left"/>
+      <w:pPr>
+        <w:tabs>
+          <w:tab w:val="num" w:pos="2880"/>
+        </w:tabs>
+        <w:ind w:left="2880" w:hanging="360"/>
+      </w:pPr>
+      <w:rPr>
+        <w:rFonts w:ascii="Wingdings" w:hAnsi="Wingdings" w:hint="default"/>
+        <w:sz w:val="20"/>
+      </w:rPr>
+    </w:lvl>
+    <w:lvl w:ilvl="4" w:tentative="1">
+      <w:start w:val="1"/>
+      <w:numFmt w:val="bullet"/>
+      <w:lvlText w:val=""/>
+      <w:lvlJc w:val="left"/>
+      <w:pPr>
+        <w:tabs>
+          <w:tab w:val="num" w:pos="3600"/>
+        </w:tabs>
+        <w:ind w:left="3600" w:hanging="360"/>
+      </w:pPr>
+      <w:rPr>
+        <w:rFonts w:ascii="Wingdings" w:hAnsi="Wingdings" w:hint="default"/>
+        <w:sz w:val="20"/>
+      </w:rPr>
+    </w:lvl>
+    <w:lvl w:ilvl="5" w:tentative="1">
+      <w:start w:val="1"/>
+      <w:numFmt w:val="bullet"/>
+      <w:lvlText w:val=""/>
+      <w:lvlJc w:val="left"/>
+      <w:pPr>
+        <w:tabs>
+          <w:tab w:val="num" w:pos="4320"/>
+        </w:tabs>
+        <w:ind w:left="4320" w:hanging="360"/>
+      </w:pPr>
+      <w:rPr>
+        <w:rFonts w:ascii="Wingdings" w:hAnsi="Wingdings" w:hint="default"/>
+        <w:sz w:val="20"/>
+      </w:rPr>
+    </w:lvl>
+    <w:lvl w:ilvl="6" w:tentative="1">
+      <w:start w:val="1"/>
+      <w:numFmt w:val="bullet"/>
+      <w:lvlText w:val=""/>
+      <w:lvlJc w:val="left"/>
+      <w:pPr>
+        <w:tabs>
+          <w:tab w:val="num" w:pos="5040"/>
+        </w:tabs>
+        <w:ind w:left="5040" w:hanging="360"/>
+      </w:pPr>
+      <w:rPr>
+        <w:rFonts w:ascii="Wingdings" w:hAnsi="Wingdings" w:hint="default"/>
+        <w:sz w:val="20"/>
+      </w:rPr>
+    </w:lvl>
+    <w:lvl w:ilvl="7" w:tentative="1">
+      <w:start w:val="1"/>
+      <w:numFmt w:val="bullet"/>
+      <w:lvlText w:val=""/>
+      <w:lvlJc w:val="left"/>
+      <w:pPr>
+        <w:tabs>
+          <w:tab w:val="num" w:pos="5760"/>
+        </w:tabs>
+        <w:ind w:left="5760" w:hanging="360"/>
+      </w:pPr>
+      <w:rPr>
+        <w:rFonts w:ascii="Wingdings" w:hAnsi="Wingdings" w:hint="default"/>
+        <w:sz w:val="20"/>
+      </w:rPr>
+    </w:lvl>
+    <w:lvl w:ilvl="8" w:tentative="1">
+      <w:start w:val="1"/>
+      <w:numFmt w:val="bullet"/>
+      <w:lvlText w:val=""/>
+      <w:lvlJc w:val="left"/>
+      <w:pPr>
+        <w:tabs>
+          <w:tab w:val="num" w:pos="6480"/>
+        </w:tabs>
+        <w:ind w:left="6480" w:hanging="360"/>
+      </w:pPr>
+      <w:rPr>
+        <w:rFonts w:ascii="Wingdings" w:hAnsi="Wingdings" w:hint="default"/>
+        <w:sz w:val="20"/>
+      </w:rPr>
+    </w:lvl>
+  </w:abstractNum>
+  <w:abstractNum w:abstractNumId="6" w15:restartNumberingAfterBreak="0">
+    <w:nsid w:val="5F563197"/>
+    <w:multiLevelType w:val="multilevel"/>
+    <w:tmpl w:val="76A2C57C"/>
+    <w:lvl w:ilvl="0">
+      <w:start w:val="1"/>
+      <w:numFmt w:val="bullet"/>
+      <w:lvlText w:val=""/>
+      <w:lvlJc w:val="left"/>
+      <w:pPr>
+        <w:tabs>
+          <w:tab w:val="num" w:pos="720"/>
+        </w:tabs>
+        <w:ind w:left="720" w:hanging="360"/>
+      </w:pPr>
+      <w:rPr>
+        <w:rFonts w:ascii="Symbol" w:hAnsi="Symbol" w:hint="default"/>
+        <w:sz w:val="20"/>
+      </w:rPr>
+    </w:lvl>
+    <w:lvl w:ilvl="1" w:tentative="1">
+      <w:start w:val="1"/>
+      <w:numFmt w:val="bullet"/>
+      <w:lvlText w:val="o"/>
+      <w:lvlJc w:val="left"/>
+      <w:pPr>
+        <w:tabs>
+          <w:tab w:val="num" w:pos="1440"/>
+        </w:tabs>
+        <w:ind w:left="1440" w:hanging="360"/>
+      </w:pPr>
+      <w:rPr>
+        <w:rFonts w:ascii="Courier New" w:hAnsi="Courier New" w:hint="default"/>
+        <w:sz w:val="20"/>
+      </w:rPr>
+    </w:lvl>
+    <w:lvl w:ilvl="2" w:tentative="1">
+      <w:start w:val="1"/>
+      <w:numFmt w:val="bullet"/>
+      <w:lvlText w:val=""/>
+      <w:lvlJc w:val="left"/>
+      <w:pPr>
+        <w:tabs>
+          <w:tab w:val="num" w:pos="2160"/>
+        </w:tabs>
+        <w:ind w:left="2160" w:hanging="360"/>
+      </w:pPr>
+      <w:rPr>
+        <w:rFonts w:ascii="Wingdings" w:hAnsi="Wingdings" w:hint="default"/>
+        <w:sz w:val="20"/>
+      </w:rPr>
+    </w:lvl>
+    <w:lvl w:ilvl="3" w:tentative="1">
+      <w:start w:val="1"/>
+      <w:numFmt w:val="bullet"/>
+      <w:lvlText w:val=""/>
+      <w:lvlJc w:val="left"/>
+      <w:pPr>
+        <w:tabs>
+          <w:tab w:val="num" w:pos="2880"/>
+        </w:tabs>
+        <w:ind w:left="2880" w:hanging="360"/>
+      </w:pPr>
+      <w:rPr>
+        <w:rFonts w:ascii="Wingdings" w:hAnsi="Wingdings" w:hint="default"/>
+        <w:sz w:val="20"/>
+      </w:rPr>
+    </w:lvl>
+    <w:lvl w:ilvl="4" w:tentative="1">
+      <w:start w:val="1"/>
+      <w:numFmt w:val="bullet"/>
+      <w:lvlText w:val=""/>
+      <w:lvlJc w:val="left"/>
+      <w:pPr>
+        <w:tabs>
+          <w:tab w:val="num" w:pos="3600"/>
+        </w:tabs>
+        <w:ind w:left="3600" w:hanging="360"/>
+      </w:pPr>
+      <w:rPr>
+        <w:rFonts w:ascii="Wingdings" w:hAnsi="Wingdings" w:hint="default"/>
+        <w:sz w:val="20"/>
+      </w:rPr>
+    </w:lvl>
+    <w:lvl w:ilvl="5" w:tentative="1">
+      <w:start w:val="1"/>
+      <w:numFmt w:val="bullet"/>
+      <w:lvlText w:val=""/>
+      <w:lvlJc w:val="left"/>
+      <w:pPr>
+        <w:tabs>
+          <w:tab w:val="num" w:pos="4320"/>
+        </w:tabs>
+        <w:ind w:left="4320" w:hanging="360"/>
+      </w:pPr>
+      <w:rPr>
+        <w:rFonts w:ascii="Wingdings" w:hAnsi="Wingdings" w:hint="default"/>
+        <w:sz w:val="20"/>
+      </w:rPr>
+    </w:lvl>
+    <w:lvl w:ilvl="6" w:tentative="1">
+      <w:start w:val="1"/>
+      <w:numFmt w:val="bullet"/>
+      <w:lvlText w:val=""/>
+      <w:lvlJc w:val="left"/>
+      <w:pPr>
+        <w:tabs>
+          <w:tab w:val="num" w:pos="5040"/>
+        </w:tabs>
+        <w:ind w:left="5040" w:hanging="360"/>
+      </w:pPr>
+      <w:rPr>
+        <w:rFonts w:ascii="Wingdings" w:hAnsi="Wingdings" w:hint="default"/>
+        <w:sz w:val="20"/>
+      </w:rPr>
+    </w:lvl>
+    <w:lvl w:ilvl="7" w:tentative="1">
+      <w:start w:val="1"/>
+      <w:numFmt w:val="bullet"/>
+      <w:lvlText w:val=""/>
+      <w:lvlJc w:val="left"/>
+      <w:pPr>
+        <w:tabs>
+          <w:tab w:val="num" w:pos="5760"/>
+        </w:tabs>
+        <w:ind w:left="5760" w:hanging="360"/>
+      </w:pPr>
+      <w:rPr>
+        <w:rFonts w:ascii="Wingdings" w:hAnsi="Wingdings" w:hint="default"/>
+        <w:sz w:val="20"/>
+      </w:rPr>
+    </w:lvl>
+    <w:lvl w:ilvl="8" w:tentative="1">
+      <w:start w:val="1"/>
+      <w:numFmt w:val="bullet"/>
+      <w:lvlText w:val=""/>
+      <w:lvlJc w:val="left"/>
+      <w:pPr>
+        <w:tabs>
+          <w:tab w:val="num" w:pos="6480"/>
+        </w:tabs>
+        <w:ind w:left="6480" w:hanging="360"/>
+      </w:pPr>
+      <w:rPr>
+        <w:rFonts w:ascii="Wingdings" w:hAnsi="Wingdings" w:hint="default"/>
+        <w:sz w:val="20"/>
+      </w:rPr>
+    </w:lvl>
+  </w:abstractNum>
+  <w:abstractNum w:abstractNumId="7" w15:restartNumberingAfterBreak="0">
+    <w:nsid w:val="62593E3B"/>
+    <w:multiLevelType w:val="multilevel"/>
+    <w:tmpl w:val="3B5CC13A"/>
+    <w:lvl w:ilvl="0">
+      <w:start w:val="1"/>
+      <w:numFmt w:val="decimal"/>
+      <w:lvlText w:val="%1."/>
+      <w:lvlJc w:val="left"/>
+      <w:pPr>
+        <w:tabs>
+          <w:tab w:val="num" w:pos="720"/>
+        </w:tabs>
+        <w:ind w:left="720" w:hanging="360"/>
+      </w:pPr>
+    </w:lvl>
+    <w:lvl w:ilvl="1" w:tentative="1">
+      <w:start w:val="1"/>
+      <w:numFmt w:val="decimal"/>
+      <w:lvlText w:val="%2."/>
+      <w:lvlJc w:val="left"/>
+      <w:pPr>
+        <w:tabs>
+          <w:tab w:val="num" w:pos="1440"/>
+        </w:tabs>
+        <w:ind w:left="1440" w:hanging="360"/>
+      </w:pPr>
+    </w:lvl>
+    <w:lvl w:ilvl="2" w:tentative="1">
+      <w:start w:val="1"/>
+      <w:numFmt w:val="decimal"/>
+      <w:lvlText w:val="%3."/>
+      <w:lvlJc w:val="left"/>
+      <w:pPr>
+        <w:tabs>
+          <w:tab w:val="num" w:pos="2160"/>
+        </w:tabs>
+        <w:ind w:left="2160" w:hanging="360"/>
+      </w:pPr>
+    </w:lvl>
+    <w:lvl w:ilvl="3" w:tentative="1">
+      <w:start w:val="1"/>
+      <w:numFmt w:val="decimal"/>
+      <w:lvlText w:val="%4."/>
+      <w:lvlJc w:val="left"/>
+      <w:pPr>
+        <w:tabs>
+          <w:tab w:val="num" w:pos="2880"/>
+        </w:tabs>
+        <w:ind w:left="2880" w:hanging="360"/>
+      </w:pPr>
+    </w:lvl>
+    <w:lvl w:ilvl="4" w:tentative="1">
+      <w:start w:val="1"/>
+      <w:numFmt w:val="decimal"/>
+      <w:lvlText w:val="%5."/>
+      <w:lvlJc w:val="left"/>
+      <w:pPr>
+        <w:tabs>
+          <w:tab w:val="num" w:pos="3600"/>
+        </w:tabs>
+        <w:ind w:left="3600" w:hanging="360"/>
+      </w:pPr>
+    </w:lvl>
+    <w:lvl w:ilvl="5" w:tentative="1">
+      <w:start w:val="1"/>
+      <w:numFmt w:val="decimal"/>
+      <w:lvlText w:val="%6."/>
+      <w:lvlJc w:val="left"/>
+      <w:pPr>
+        <w:tabs>
+          <w:tab w:val="num" w:pos="4320"/>
+        </w:tabs>
+        <w:ind w:left="4320" w:hanging="360"/>
+      </w:pPr>
+    </w:lvl>
+    <w:lvl w:ilvl="6" w:tentative="1">
+      <w:start w:val="1"/>
+      <w:numFmt w:val="decimal"/>
+      <w:lvlText w:val="%7."/>
+      <w:lvlJc w:val="left"/>
+      <w:pPr>
+        <w:tabs>
+          <w:tab w:val="num" w:pos="5040"/>
+        </w:tabs>
+        <w:ind w:left="5040" w:hanging="360"/>
+      </w:pPr>
+    </w:lvl>
+    <w:lvl w:ilvl="7" w:tentative="1">
+      <w:start w:val="1"/>
+      <w:numFmt w:val="decimal"/>
+      <w:lvlText w:val="%8."/>
+      <w:lvlJc w:val="left"/>
+      <w:pPr>
+        <w:tabs>
+          <w:tab w:val="num" w:pos="5760"/>
+        </w:tabs>
+        <w:ind w:left="5760" w:hanging="360"/>
+      </w:pPr>
+    </w:lvl>
+    <w:lvl w:ilvl="8" w:tentative="1">
+      <w:start w:val="1"/>
+      <w:numFmt w:val="decimal"/>
+      <w:lvlText w:val="%9."/>
+      <w:lvlJc w:val="left"/>
+      <w:pPr>
+        <w:tabs>
+          <w:tab w:val="num" w:pos="6480"/>
+        </w:tabs>
+        <w:ind w:left="6480" w:hanging="360"/>
+      </w:pPr>
+    </w:lvl>
+  </w:abstractNum>
+  <w:abstractNum w:abstractNumId="8" w15:restartNumberingAfterBreak="0">
+    <w:nsid w:val="67EA4B7C"/>
+    <w:multiLevelType w:val="multilevel"/>
+    <w:tmpl w:val="51D4AF56"/>
+    <w:lvl w:ilvl="0">
+      <w:start w:val="1"/>
+      <w:numFmt w:val="decimal"/>
+      <w:lvlText w:val="%1."/>
+      <w:lvlJc w:val="left"/>
+      <w:pPr>
+        <w:tabs>
+          <w:tab w:val="num" w:pos="720"/>
+        </w:tabs>
+        <w:ind w:left="720" w:hanging="360"/>
+      </w:pPr>
+    </w:lvl>
+    <w:lvl w:ilvl="1" w:tentative="1">
+      <w:start w:val="1"/>
+      <w:numFmt w:val="decimal"/>
+      <w:lvlText w:val="%2."/>
+      <w:lvlJc w:val="left"/>
+      <w:pPr>
+        <w:tabs>
+          <w:tab w:val="num" w:pos="1440"/>
+        </w:tabs>
+        <w:ind w:left="1440" w:hanging="360"/>
+      </w:pPr>
+    </w:lvl>
+    <w:lvl w:ilvl="2" w:tentative="1">
+      <w:start w:val="1"/>
+      <w:numFmt w:val="decimal"/>
+      <w:lvlText w:val="%3."/>
+      <w:lvlJc w:val="left"/>
+      <w:pPr>
+        <w:tabs>
+          <w:tab w:val="num" w:pos="2160"/>
+        </w:tabs>
+        <w:ind w:left="2160" w:hanging="360"/>
+      </w:pPr>
+    </w:lvl>
+    <w:lvl w:ilvl="3" w:tentative="1">
+      <w:start w:val="1"/>
+      <w:numFmt w:val="decimal"/>
+      <w:lvlText w:val="%4."/>
+      <w:lvlJc w:val="left"/>
+      <w:pPr>
+        <w:tabs>
+          <w:tab w:val="num" w:pos="2880"/>
+        </w:tabs>
+        <w:ind w:left="2880" w:hanging="360"/>
+      </w:pPr>
+    </w:lvl>
+    <w:lvl w:ilvl="4" w:tentative="1">
+      <w:start w:val="1"/>
+      <w:numFmt w:val="decimal"/>
+      <w:lvlText w:val="%5."/>
+      <w:lvlJc w:val="left"/>
+      <w:pPr>
+        <w:tabs>
+          <w:tab w:val="num" w:pos="3600"/>
+        </w:tabs>
+        <w:ind w:left="3600" w:hanging="360"/>
+      </w:pPr>
+    </w:lvl>
+    <w:lvl w:ilvl="5" w:tentative="1">
+      <w:start w:val="1"/>
+      <w:numFmt w:val="decimal"/>
+      <w:lvlText w:val="%6."/>
+      <w:lvlJc w:val="left"/>
+      <w:pPr>
+        <w:tabs>
+          <w:tab w:val="num" w:pos="4320"/>
+        </w:tabs>
+        <w:ind w:left="4320" w:hanging="360"/>
+      </w:pPr>
+    </w:lvl>
+    <w:lvl w:ilvl="6" w:tentative="1">
+      <w:start w:val="1"/>
+      <w:numFmt w:val="decimal"/>
+      <w:lvlText w:val="%7."/>
+      <w:lvlJc w:val="left"/>
+      <w:pPr>
+        <w:tabs>
+          <w:tab w:val="num" w:pos="5040"/>
+        </w:tabs>
+        <w:ind w:left="5040" w:hanging="360"/>
+      </w:pPr>
+    </w:lvl>
+    <w:lvl w:ilvl="7" w:tentative="1">
+      <w:start w:val="1"/>
+      <w:numFmt w:val="decimal"/>
+      <w:lvlText w:val="%8."/>
+      <w:lvlJc w:val="left"/>
+      <w:pPr>
+        <w:tabs>
+          <w:tab w:val="num" w:pos="5760"/>
+        </w:tabs>
+        <w:ind w:left="5760" w:hanging="360"/>
+      </w:pPr>
+    </w:lvl>
+    <w:lvl w:ilvl="8" w:tentative="1">
+      <w:start w:val="1"/>
+      <w:numFmt w:val="decimal"/>
+      <w:lvlText w:val="%9."/>
+      <w:lvlJc w:val="left"/>
+      <w:pPr>
+        <w:tabs>
+          <w:tab w:val="num" w:pos="6480"/>
+        </w:tabs>
+        <w:ind w:left="6480" w:hanging="360"/>
+      </w:pPr>
+    </w:lvl>
+  </w:abstractNum>
+  <w:abstractNum w:abstractNumId="9" w15:restartNumberingAfterBreak="0">
+    <w:nsid w:val="7F4D0787"/>
+    <w:multiLevelType w:val="multilevel"/>
+    <w:tmpl w:val="D21E686C"/>
+    <w:lvl w:ilvl="0">
+      <w:start w:val="1"/>
+      <w:numFmt w:val="bullet"/>
+      <w:lvlText w:val=""/>
+      <w:lvlJc w:val="left"/>
+      <w:pPr>
+        <w:tabs>
+          <w:tab w:val="num" w:pos="720"/>
+        </w:tabs>
+        <w:ind w:left="720" w:hanging="360"/>
+      </w:pPr>
+      <w:rPr>
+        <w:rFonts w:ascii="Symbol" w:hAnsi="Symbol" w:hint="default"/>
+        <w:sz w:val="20"/>
+      </w:rPr>
+    </w:lvl>
+    <w:lvl w:ilvl="1" w:tentative="1">
+      <w:start w:val="1"/>
+      <w:numFmt w:val="bullet"/>
+      <w:lvlText w:val="o"/>
+      <w:lvlJc w:val="left"/>
+      <w:pPr>
+        <w:tabs>
+          <w:tab w:val="num" w:pos="1440"/>
+        </w:tabs>
+        <w:ind w:left="1440" w:hanging="360"/>
+      </w:pPr>
+      <w:rPr>
+        <w:rFonts w:ascii="Courier New" w:hAnsi="Courier New" w:hint="default"/>
+        <w:sz w:val="20"/>
+      </w:rPr>
+    </w:lvl>
+    <w:lvl w:ilvl="2" w:tentative="1">
+      <w:start w:val="1"/>
+      <w:numFmt w:val="bullet"/>
+      <w:lvlText w:val=""/>
+      <w:lvlJc w:val="left"/>
+      <w:pPr>
+        <w:tabs>
+          <w:tab w:val="num" w:pos="2160"/>
+        </w:tabs>
+        <w:ind w:left="2160" w:hanging="360"/>
+      </w:pPr>
+      <w:rPr>
+        <w:rFonts w:ascii="Wingdings" w:hAnsi="Wingdings" w:hint="default"/>
+        <w:sz w:val="20"/>
+      </w:rPr>
+    </w:lvl>
+    <w:lvl w:ilvl="3" w:tentative="1">
+      <w:start w:val="1"/>
+      <w:numFmt w:val="bullet"/>
+      <w:lvlText w:val=""/>
+      <w:lvlJc w:val="left"/>
+      <w:pPr>
+        <w:tabs>
+          <w:tab w:val="num" w:pos="2880"/>
+        </w:tabs>
+        <w:ind w:left="2880" w:hanging="360"/>
+      </w:pPr>
+      <w:rPr>
+        <w:rFonts w:ascii="Wingdings" w:hAnsi="Wingdings" w:hint="default"/>
+        <w:sz w:val="20"/>
+      </w:rPr>
+    </w:lvl>
+    <w:lvl w:ilvl="4" w:tentative="1">
+      <w:start w:val="1"/>
+      <w:numFmt w:val="bullet"/>
+      <w:lvlText w:val=""/>
+      <w:lvlJc w:val="left"/>
+      <w:pPr>
+        <w:tabs>
+          <w:tab w:val="num" w:pos="3600"/>
+        </w:tabs>
+        <w:ind w:left="3600" w:hanging="360"/>
+      </w:pPr>
+      <w:rPr>
+        <w:rFonts w:ascii="Wingdings" w:hAnsi="Wingdings" w:hint="default"/>
+        <w:sz w:val="20"/>
+      </w:rPr>
+    </w:lvl>
+    <w:lvl w:ilvl="5" w:tentative="1">
+      <w:start w:val="1"/>
+      <w:numFmt w:val="bullet"/>
+      <w:lvlText w:val=""/>
+      <w:lvlJc w:val="left"/>
+      <w:pPr>
+        <w:tabs>
+          <w:tab w:val="num" w:pos="4320"/>
+        </w:tabs>
+        <w:ind w:left="4320" w:hanging="360"/>
+      </w:pPr>
+      <w:rPr>
+        <w:rFonts w:ascii="Wingdings" w:hAnsi="Wingdings" w:hint="default"/>
+        <w:sz w:val="20"/>
+      </w:rPr>
+    </w:lvl>
+    <w:lvl w:ilvl="6" w:tentative="1">
+      <w:start w:val="1"/>
+      <w:numFmt w:val="bullet"/>
+      <w:lvlText w:val=""/>
+      <w:lvlJc w:val="left"/>
+      <w:pPr>
+        <w:tabs>
+          <w:tab w:val="num" w:pos="5040"/>
+        </w:tabs>
+        <w:ind w:left="5040" w:hanging="360"/>
+      </w:pPr>
+      <w:rPr>
+        <w:rFonts w:ascii="Wingdings" w:hAnsi="Wingdings" w:hint="default"/>
+        <w:sz w:val="20"/>
+      </w:rPr>
+    </w:lvl>
+    <w:lvl w:ilvl="7" w:tentative="1">
+      <w:start w:val="1"/>
+      <w:numFmt w:val="bullet"/>
+      <w:lvlText w:val=""/>
+      <w:lvlJc w:val="left"/>
+      <w:pPr>
+        <w:tabs>
+          <w:tab w:val="num" w:pos="5760"/>
+        </w:tabs>
+        <w:ind w:left="5760" w:hanging="360"/>
+      </w:pPr>
+      <w:rPr>
+        <w:rFonts w:ascii="Wingdings" w:hAnsi="Wingdings" w:hint="default"/>
+        <w:sz w:val="20"/>
+      </w:rPr>
+    </w:lvl>
+    <w:lvl w:ilvl="8" w:tentative="1">
+      <w:start w:val="1"/>
+      <w:numFmt w:val="bullet"/>
+      <w:lvlText w:val=""/>
+      <w:lvlJc w:val="left"/>
+      <w:pPr>
+        <w:tabs>
+          <w:tab w:val="num" w:pos="6480"/>
+        </w:tabs>
+        <w:ind w:left="6480" w:hanging="360"/>
+      </w:pPr>
+      <w:rPr>
+        <w:rFonts w:ascii="Wingdings" w:hAnsi="Wingdings" w:hint="default"/>
+        <w:sz w:val="20"/>
+      </w:rPr>
+    </w:lvl>
+  </w:abstractNum>
   <w:num w:numId="1">
     <w:abstractNumId w:val="0"/>
   </w:num>
   <w:num w:numId="2">
+    <w:abstractNumId w:val="5"/>
+  </w:num>
+  <w:num w:numId="3">
+    <w:abstractNumId w:val="4"/>
+  </w:num>
+  <w:num w:numId="4">
+    <w:abstractNumId w:val="3"/>
+  </w:num>
+  <w:num w:numId="5">
+    <w:abstractNumId w:val="2"/>
+  </w:num>
+  <w:num w:numId="6">
+    <w:abstractNumId w:val="6"/>
+  </w:num>
+  <w:num w:numId="7">
     <w:abstractNumId w:val="1"/>
+  </w:num>
+  <w:num w:numId="8">
+    <w:abstractNumId w:val="9"/>
+  </w:num>
+  <w:num w:numId="9">
+    <w:abstractNumId w:val="7"/>
+  </w:num>
+  <w:num w:numId="10">
+    <w:abstractNumId w:val="8"/>
   </w:num>
 </w:numbering>
 </file>
@@ -2987,6 +11066,52 @@
       <w:lang w:eastAsia="ru-RU"/>
     </w:rPr>
   </w:style>
+  <w:style w:type="paragraph" w:styleId="3">
+    <w:name w:val="heading 3"/>
+    <w:basedOn w:val="a"/>
+    <w:next w:val="a"/>
+    <w:link w:val="30"/>
+    <w:uiPriority w:val="9"/>
+    <w:semiHidden/>
+    <w:unhideWhenUsed/>
+    <w:qFormat/>
+    <w:rsid w:val="00F25CB9"/>
+    <w:pPr>
+      <w:keepNext/>
+      <w:keepLines/>
+      <w:spacing w:before="40" w:after="0"/>
+      <w:outlineLvl w:val="2"/>
+    </w:pPr>
+    <w:rPr>
+      <w:rFonts w:asciiTheme="majorHAnsi" w:eastAsiaTheme="majorEastAsia" w:hAnsiTheme="majorHAnsi" w:cstheme="majorBidi"/>
+      <w:color w:val="1F3763" w:themeColor="accent1" w:themeShade="7F"/>
+      <w:sz w:val="24"/>
+      <w:szCs w:val="24"/>
+    </w:rPr>
+  </w:style>
+  <w:style w:type="paragraph" w:styleId="4">
+    <w:name w:val="heading 4"/>
+    <w:basedOn w:val="a"/>
+    <w:next w:val="a"/>
+    <w:link w:val="40"/>
+    <w:uiPriority w:val="9"/>
+    <w:semiHidden/>
+    <w:unhideWhenUsed/>
+    <w:qFormat/>
+    <w:rsid w:val="00F25CB9"/>
+    <w:pPr>
+      <w:keepNext/>
+      <w:keepLines/>
+      <w:spacing w:before="40" w:after="0"/>
+      <w:outlineLvl w:val="3"/>
+    </w:pPr>
+    <w:rPr>
+      <w:rFonts w:asciiTheme="majorHAnsi" w:eastAsiaTheme="majorEastAsia" w:hAnsiTheme="majorHAnsi" w:cstheme="majorBidi"/>
+      <w:i/>
+      <w:iCs/>
+      <w:color w:val="2F5496" w:themeColor="accent1" w:themeShade="BF"/>
+    </w:rPr>
+  </w:style>
   <w:style w:type="character" w:default="1" w:styleId="a0">
     <w:name w:val="Default Paragraph Font"/>
     <w:uiPriority w:val="1"/>
@@ -3154,7 +11279,65 @@
     <w:basedOn w:val="a0"/>
     <w:rsid w:val="00F57D15"/>
   </w:style>
+  <w:style w:type="paragraph" w:styleId="21">
+    <w:name w:val="toc 2"/>
+    <w:basedOn w:val="a"/>
+    <w:next w:val="a"/>
+    <w:autoRedefine/>
+    <w:uiPriority w:val="39"/>
+    <w:unhideWhenUsed/>
+    <w:rsid w:val="00F25CB9"/>
+    <w:pPr>
+      <w:spacing w:after="100"/>
+      <w:ind w:left="220"/>
+    </w:pPr>
+  </w:style>
+  <w:style w:type="paragraph" w:styleId="31">
+    <w:name w:val="toc 3"/>
+    <w:basedOn w:val="a"/>
+    <w:next w:val="a"/>
+    <w:autoRedefine/>
+    <w:uiPriority w:val="39"/>
+    <w:unhideWhenUsed/>
+    <w:rsid w:val="00F25CB9"/>
+    <w:pPr>
+      <w:spacing w:after="100"/>
+      <w:ind w:left="440"/>
+    </w:pPr>
+  </w:style>
+  <w:style w:type="character" w:customStyle="1" w:styleId="30">
+    <w:name w:val="Заголовок 3 Знак"/>
+    <w:basedOn w:val="a0"/>
+    <w:link w:val="3"/>
+    <w:uiPriority w:val="9"/>
+    <w:semiHidden/>
+    <w:rsid w:val="00F25CB9"/>
+    <w:rPr>
+      <w:rFonts w:asciiTheme="majorHAnsi" w:eastAsiaTheme="majorEastAsia" w:hAnsiTheme="majorHAnsi" w:cstheme="majorBidi"/>
+      <w:color w:val="1F3763" w:themeColor="accent1" w:themeShade="7F"/>
+      <w:sz w:val="24"/>
+      <w:szCs w:val="24"/>
+    </w:rPr>
+  </w:style>
+  <w:style w:type="character" w:customStyle="1" w:styleId="40">
+    <w:name w:val="Заголовок 4 Знак"/>
+    <w:basedOn w:val="a0"/>
+    <w:link w:val="4"/>
+    <w:uiPriority w:val="9"/>
+    <w:semiHidden/>
+    <w:rsid w:val="00F25CB9"/>
+    <w:rPr>
+      <w:rFonts w:asciiTheme="majorHAnsi" w:eastAsiaTheme="majorEastAsia" w:hAnsiTheme="majorHAnsi" w:cstheme="majorBidi"/>
+      <w:i/>
+      <w:iCs/>
+      <w:color w:val="2F5496" w:themeColor="accent1" w:themeShade="BF"/>
+    </w:rPr>
+  </w:style>
 </w:styles>
+</file>
+
+<file path=word/activeX/activeX1.xml><?xml version="1.0" encoding="utf-8"?>
+<ax:ocx xmlns:ax="http://schemas.microsoft.com/office/2006/activeX" xmlns:r="http://schemas.openxmlformats.org/officeDocument/2006/relationships" ax:classid="{5512D124-5CC6-11CF-8D67-00AA00BDCE1D}" ax:persistence="persistStream" r:id="rId1"/>
 </file>
 
 <file path=word/theme/theme1.xml><?xml version="1.0" encoding="utf-8"?>
